--- a/docs/Kich_Ban_Thuyet_Trinh_5_Phut_DT005.docx
+++ b/docs/Kich_Ban_Thuyet_Trinh_5_Phut_DT005.docx
@@ -25,7 +25,7 @@
         </w:rPr>
         <w:t>KỊCH BẢN THUYẾT TRÌNH VÀ HƯỚNG DẪN TRÌNH DIỄN (5 PHÚT)</w:t>
         <w:br/>
-        <w:t>ĐỀ TÀI DT005: CÂY MERKLE PHÂN CẤP ĐỘNG (HD-MERKLETREE)</w:t>
+        <w:t>ĐỀ TÀI DT005: CÂY MERKLE PHÂN CẤP ĐỘNG (HD-MERKLE TREE)</w:t>
       </w:r>
     </w:p>
     <w:p>
@@ -50,22 +50,54 @@
         <w:t>5 phút (300 giây)</w:t>
       </w:r>
       <w:r>
-        <w:t>. Kịch bản này được tối ưu từng từ ngữ để bạn nói với tốc độ vừa phải, dõng dạc và không bị cháy giáo án.</w:t>
+        <w:t>. Kịch bản này được tối ưu từng câu chữ để bạn nói với tốc độ vừa phải (~120 từ/phút), dõng dạc, tự tin và không bị cháy giáo án.</w:t>
         <w:br/>
       </w:r>
       <w:r>
-        <w:t xml:space="preserve">• Toàn bộ các ảnh chụp web tĩnh đã được lược bỏ khỏi slide, vì bạn sẽ </w:t>
+        <w:t>• Cấu trúc slide giữ trọn vẹn toàn bộ các khối kiến thức học thuật theo đúng yêu cầu đánh giá của Giảng viên:</w:t>
+        <w:br/>
+      </w:r>
+      <w:r>
+        <w:t xml:space="preserve">   + </w:t>
       </w:r>
       <w:r>
         <w:rPr>
           <w:b/>
         </w:rPr>
-        <w:t>DEMO TRỰC TIẾP trên Web và Terminal tại Slide 7</w:t>
+        <w:t>Thang điểm [6-8]</w:t>
       </w:r>
       <w:r>
-        <w:t>.</w:t>
+        <w:t>: Dịch toàn văn bài báo khoa học Harry Halpin (Oxford 2025), hiện thực hóa và chạy lại 3 mô hình nền tảng đối chứng.</w:t>
         <w:br/>
-        <w:t>• Các vị trí cần vẽ sơ đồ kiến trúc (Slide 3 và Slide 4) đã có hướng dẫn chi tiết để bạn vẽ trên Draw.io.</w:t>
+      </w:r>
+      <w:r>
+        <w:t xml:space="preserve">   + </w:t>
+      </w:r>
+      <w:r>
+        <w:rPr>
+          <w:b/>
+        </w:rPr>
+        <w:t>Thang điểm [9, 10]</w:t>
+      </w:r>
+      <w:r>
+        <w:t>: Tự thiết kế mô hình HD-Merkle Tree, thuật toán Dirty-Path Update O(log N), kiểm chứng trên 2 tập dữ liệu Kaggle (1.115 &amp; 5.600 tệp), vượt qua 100% 7 Security Games và 17/17 Unit Tests.</w:t>
+        <w:br/>
+      </w:r>
+      <w:r>
+        <w:t xml:space="preserve">• Toàn bộ các slide chụp kết quả web tĩnh đã được thay thế bằng </w:t>
+      </w:r>
+      <w:r>
+        <w:rPr>
+          <w:b/>
+        </w:rPr>
+        <w:t>SLIDE 15: LIVE DEMONSTRATION</w:t>
+      </w:r>
+      <w:r>
+        <w:t xml:space="preserve"> để bạn trình diễn thực tế trực tiếp trên Trình duyệt và Streaming Terminal Logs.</w:t>
+        <w:br/>
+      </w:r>
+      <w:r>
+        <w:t>• Các vị trí có khung chờ sơ đồ Draw.io (Slide 3, 4, 5, 7, 9, 16) đã ghi rõ thành phần bắt buộc để bạn xem và vẽ theo.</w:t>
       </w:r>
     </w:p>
     <w:p>
@@ -75,7 +107,7 @@
           <w:color w:val="1E3A8A"/>
           <w:sz w:val="23"/>
         </w:rPr>
-        <w:t>BẢNG PHÂN BỔ THỜI LƯỢNG CHI TIẾT TỪNG SLIDE (TỔNG 5 PHÚT)</w:t>
+        <w:t>BẢNG PHÂN BỔ THỜI LƯỢNG CHI TIẾT 17 SLIDE (TỔNG 5 PHÚT)</w:t>
       </w:r>
     </w:p>
     <w:tbl>
@@ -93,13 +125,13 @@
       <w:tr>
         <w:tc>
           <w:tcPr>
-            <w:tcW w:type="dxa" w:w="1440"/>
-            <w:shd w:fill="1E3A8A"/>
+            <w:tcW w:type="dxa" w:w="2448"/>
+            <w:shd w:fill="1e3a8a"/>
             <w:tcMar>
-              <w:top w:w="80" w:type="dxa"/>
-              <w:bottom w:w="80" w:type="dxa"/>
-              <w:left w:w="100" w:type="dxa"/>
-              <w:right w:w="100" w:type="dxa"/>
+              <w:top w:w="120" w:type="dxa"/>
+              <w:bottom w:w="120" w:type="dxa"/>
+              <w:left w:w="150" w:type="dxa"/>
+              <w:right w:w="150" w:type="dxa"/>
             </w:tcMar>
           </w:tcPr>
           <w:p>
@@ -112,25 +144,22 @@
                 <w:color w:val="FFFFFF"/>
                 <w:sz w:val="19"/>
               </w:rPr>
-              <w:t>Slide Số</w:t>
+              <w:t>Số Slide</w:t>
             </w:r>
           </w:p>
         </w:tc>
         <w:tc>
           <w:tcPr>
-            <w:tcW w:type="dxa" w:w="3888"/>
-            <w:shd w:fill="1E3A8A"/>
+            <w:tcW w:type="dxa" w:w="2448"/>
+            <w:shd w:fill="1e3a8a"/>
             <w:tcMar>
-              <w:top w:w="80" w:type="dxa"/>
-              <w:bottom w:w="80" w:type="dxa"/>
-              <w:left w:w="100" w:type="dxa"/>
-              <w:right w:w="100" w:type="dxa"/>
+              <w:top w:w="120" w:type="dxa"/>
+              <w:bottom w:w="120" w:type="dxa"/>
+              <w:left w:w="150" w:type="dxa"/>
+              <w:right w:w="150" w:type="dxa"/>
             </w:tcMar>
           </w:tcPr>
           <w:p>
-            <w:pPr>
-              <w:jc w:val="center"/>
-            </w:pPr>
             <w:r>
               <w:rPr>
                 <w:b/>
@@ -143,13 +172,13 @@
         </w:tc>
         <w:tc>
           <w:tcPr>
-            <w:tcW w:type="dxa" w:w="1584"/>
-            <w:shd w:fill="1E3A8A"/>
+            <w:tcW w:type="dxa" w:w="2448"/>
+            <w:shd w:fill="1e3a8a"/>
             <w:tcMar>
-              <w:top w:w="80" w:type="dxa"/>
-              <w:bottom w:w="80" w:type="dxa"/>
-              <w:left w:w="100" w:type="dxa"/>
-              <w:right w:w="100" w:type="dxa"/>
+              <w:top w:w="120" w:type="dxa"/>
+              <w:bottom w:w="120" w:type="dxa"/>
+              <w:left w:w="150" w:type="dxa"/>
+              <w:right w:w="150" w:type="dxa"/>
             </w:tcMar>
           </w:tcPr>
           <w:p>
@@ -168,13 +197,13 @@
         </w:tc>
         <w:tc>
           <w:tcPr>
-            <w:tcW w:type="dxa" w:w="3456"/>
-            <w:shd w:fill="1E3A8A"/>
+            <w:tcW w:type="dxa" w:w="2448"/>
+            <w:shd w:fill="1e3a8a"/>
             <w:tcMar>
-              <w:top w:w="80" w:type="dxa"/>
-              <w:bottom w:w="80" w:type="dxa"/>
-              <w:left w:w="100" w:type="dxa"/>
-              <w:right w:w="100" w:type="dxa"/>
+              <w:top w:w="120" w:type="dxa"/>
+              <w:bottom w:w="120" w:type="dxa"/>
+              <w:left w:w="150" w:type="dxa"/>
+              <w:right w:w="150" w:type="dxa"/>
             </w:tcMar>
           </w:tcPr>
           <w:p>
@@ -187,7 +216,7 @@
                 <w:color w:val="FFFFFF"/>
                 <w:sz w:val="19"/>
               </w:rPr>
-              <w:t>Nhiệm Vụ Chính Của Người Nói</w:t>
+              <w:t>Mốc Thời Gian</w:t>
             </w:r>
           </w:p>
         </w:tc>
@@ -195,13 +224,1287 @@
       <w:tr>
         <w:tc>
           <w:tcPr>
-            <w:tcW w:type="dxa" w:w="1440"/>
-            <w:shd w:fill="FFFFFF"/>
+            <w:tcW w:type="dxa" w:w="2448"/>
+            <w:shd w:fill="ffffff"/>
             <w:tcMar>
-              <w:top w:w="60" w:type="dxa"/>
-              <w:bottom w:w="60" w:type="dxa"/>
-              <w:left w:w="90" w:type="dxa"/>
-              <w:right w:w="90" w:type="dxa"/>
+              <w:top w:w="80" w:type="dxa"/>
+              <w:bottom w:w="80" w:type="dxa"/>
+              <w:left w:w="120" w:type="dxa"/>
+              <w:right w:w="120" w:type="dxa"/>
+            </w:tcMar>
+          </w:tcPr>
+          <w:p>
+            <w:pPr>
+              <w:jc w:val="center"/>
+            </w:pPr>
+            <w:r>
+              <w:rPr>
+                <w:sz w:val="18"/>
+              </w:rPr>
+              <w:t>Slide 1</w:t>
+            </w:r>
+          </w:p>
+        </w:tc>
+        <w:tc>
+          <w:tcPr>
+            <w:tcW w:type="dxa" w:w="2448"/>
+            <w:shd w:fill="ffffff"/>
+            <w:tcMar>
+              <w:top w:w="80" w:type="dxa"/>
+              <w:bottom w:w="80" w:type="dxa"/>
+              <w:left w:w="120" w:type="dxa"/>
+              <w:right w:w="120" w:type="dxa"/>
+            </w:tcMar>
+          </w:tcPr>
+          <w:p>
+            <w:r>
+              <w:rPr>
+                <w:sz w:val="18"/>
+              </w:rPr>
+              <w:t>Trang tiêu đề đề tài DT005 &amp; Mục tiêu điểm [6-8], [9,10]</w:t>
+            </w:r>
+          </w:p>
+        </w:tc>
+        <w:tc>
+          <w:tcPr>
+            <w:tcW w:type="dxa" w:w="2448"/>
+            <w:shd w:fill="ffffff"/>
+            <w:tcMar>
+              <w:top w:w="80" w:type="dxa"/>
+              <w:bottom w:w="80" w:type="dxa"/>
+              <w:left w:w="120" w:type="dxa"/>
+              <w:right w:w="120" w:type="dxa"/>
+            </w:tcMar>
+          </w:tcPr>
+          <w:p>
+            <w:pPr>
+              <w:jc w:val="center"/>
+            </w:pPr>
+            <w:r>
+              <w:rPr>
+                <w:sz w:val="18"/>
+              </w:rPr>
+              <w:t>15 giây</w:t>
+            </w:r>
+          </w:p>
+        </w:tc>
+        <w:tc>
+          <w:tcPr>
+            <w:tcW w:type="dxa" w:w="2448"/>
+            <w:shd w:fill="ffffff"/>
+            <w:tcMar>
+              <w:top w:w="80" w:type="dxa"/>
+              <w:bottom w:w="80" w:type="dxa"/>
+              <w:left w:w="120" w:type="dxa"/>
+              <w:right w:w="120" w:type="dxa"/>
+            </w:tcMar>
+          </w:tcPr>
+          <w:p>
+            <w:pPr>
+              <w:jc w:val="center"/>
+            </w:pPr>
+            <w:r>
+              <w:rPr>
+                <w:sz w:val="18"/>
+              </w:rPr>
+              <w:t>0:00 - 0:15</w:t>
+            </w:r>
+          </w:p>
+        </w:tc>
+      </w:tr>
+      <w:tr>
+        <w:tc>
+          <w:tcPr>
+            <w:tcW w:type="dxa" w:w="2448"/>
+            <w:shd w:fill="f8fafc"/>
+            <w:tcMar>
+              <w:top w:w="80" w:type="dxa"/>
+              <w:bottom w:w="80" w:type="dxa"/>
+              <w:left w:w="120" w:type="dxa"/>
+              <w:right w:w="120" w:type="dxa"/>
+            </w:tcMar>
+          </w:tcPr>
+          <w:p>
+            <w:pPr>
+              <w:jc w:val="center"/>
+            </w:pPr>
+            <w:r>
+              <w:rPr>
+                <w:sz w:val="18"/>
+              </w:rPr>
+              <w:t>Slide 2</w:t>
+            </w:r>
+          </w:p>
+        </w:tc>
+        <w:tc>
+          <w:tcPr>
+            <w:tcW w:type="dxa" w:w="2448"/>
+            <w:shd w:fill="f8fafc"/>
+            <w:tcMar>
+              <w:top w:w="80" w:type="dxa"/>
+              <w:bottom w:w="80" w:type="dxa"/>
+              <w:left w:w="120" w:type="dxa"/>
+              <w:right w:w="120" w:type="dxa"/>
+            </w:tcMar>
+          </w:tcPr>
+          <w:p>
+            <w:r>
+              <w:rPr>
+                <w:sz w:val="18"/>
+              </w:rPr>
+              <w:t>Giới thiệu &amp; Tóm tắt bài báo Harry Halpin (Oxford 2025) [6-8]</w:t>
+            </w:r>
+          </w:p>
+        </w:tc>
+        <w:tc>
+          <w:tcPr>
+            <w:tcW w:type="dxa" w:w="2448"/>
+            <w:shd w:fill="f8fafc"/>
+            <w:tcMar>
+              <w:top w:w="80" w:type="dxa"/>
+              <w:bottom w:w="80" w:type="dxa"/>
+              <w:left w:w="120" w:type="dxa"/>
+              <w:right w:w="120" w:type="dxa"/>
+            </w:tcMar>
+          </w:tcPr>
+          <w:p>
+            <w:pPr>
+              <w:jc w:val="center"/>
+            </w:pPr>
+            <w:r>
+              <w:rPr>
+                <w:sz w:val="18"/>
+              </w:rPr>
+              <w:t>15 giây</w:t>
+            </w:r>
+          </w:p>
+        </w:tc>
+        <w:tc>
+          <w:tcPr>
+            <w:tcW w:type="dxa" w:w="2448"/>
+            <w:shd w:fill="f8fafc"/>
+            <w:tcMar>
+              <w:top w:w="80" w:type="dxa"/>
+              <w:bottom w:w="80" w:type="dxa"/>
+              <w:left w:w="120" w:type="dxa"/>
+              <w:right w:w="120" w:type="dxa"/>
+            </w:tcMar>
+          </w:tcPr>
+          <w:p>
+            <w:pPr>
+              <w:jc w:val="center"/>
+            </w:pPr>
+            <w:r>
+              <w:rPr>
+                <w:sz w:val="18"/>
+              </w:rPr>
+              <w:t>0:15 - 0:30</w:t>
+            </w:r>
+          </w:p>
+        </w:tc>
+      </w:tr>
+      <w:tr>
+        <w:tc>
+          <w:tcPr>
+            <w:tcW w:type="dxa" w:w="2448"/>
+            <w:shd w:fill="ffffff"/>
+            <w:tcMar>
+              <w:top w:w="80" w:type="dxa"/>
+              <w:bottom w:w="80" w:type="dxa"/>
+              <w:left w:w="120" w:type="dxa"/>
+              <w:right w:w="120" w:type="dxa"/>
+            </w:tcMar>
+          </w:tcPr>
+          <w:p>
+            <w:pPr>
+              <w:jc w:val="center"/>
+            </w:pPr>
+            <w:r>
+              <w:rPr>
+                <w:sz w:val="18"/>
+              </w:rPr>
+              <w:t>Slide 3</w:t>
+            </w:r>
+          </w:p>
+        </w:tc>
+        <w:tc>
+          <w:tcPr>
+            <w:tcW w:type="dxa" w:w="2448"/>
+            <w:shd w:fill="ffffff"/>
+            <w:tcMar>
+              <w:top w:w="80" w:type="dxa"/>
+              <w:bottom w:w="80" w:type="dxa"/>
+              <w:left w:w="120" w:type="dxa"/>
+              <w:right w:w="120" w:type="dxa"/>
+            </w:tcMar>
+          </w:tcPr>
+          <w:p>
+            <w:r>
+              <w:rPr>
+                <w:sz w:val="18"/>
+              </w:rPr>
+              <w:t>Hiện thực hóa &amp; Chạy lại 3 mô hình nền tảng bài báo [6-8]</w:t>
+            </w:r>
+          </w:p>
+        </w:tc>
+        <w:tc>
+          <w:tcPr>
+            <w:tcW w:type="dxa" w:w="2448"/>
+            <w:shd w:fill="ffffff"/>
+            <w:tcMar>
+              <w:top w:w="80" w:type="dxa"/>
+              <w:bottom w:w="80" w:type="dxa"/>
+              <w:left w:w="120" w:type="dxa"/>
+              <w:right w:w="120" w:type="dxa"/>
+            </w:tcMar>
+          </w:tcPr>
+          <w:p>
+            <w:pPr>
+              <w:jc w:val="center"/>
+            </w:pPr>
+            <w:r>
+              <w:rPr>
+                <w:sz w:val="18"/>
+              </w:rPr>
+              <w:t>15 giây</w:t>
+            </w:r>
+          </w:p>
+        </w:tc>
+        <w:tc>
+          <w:tcPr>
+            <w:tcW w:type="dxa" w:w="2448"/>
+            <w:shd w:fill="ffffff"/>
+            <w:tcMar>
+              <w:top w:w="80" w:type="dxa"/>
+              <w:bottom w:w="80" w:type="dxa"/>
+              <w:left w:w="120" w:type="dxa"/>
+              <w:right w:w="120" w:type="dxa"/>
+            </w:tcMar>
+          </w:tcPr>
+          <w:p>
+            <w:pPr>
+              <w:jc w:val="center"/>
+            </w:pPr>
+            <w:r>
+              <w:rPr>
+                <w:sz w:val="18"/>
+              </w:rPr>
+              <w:t>0:30 - 0:45</w:t>
+            </w:r>
+          </w:p>
+        </w:tc>
+      </w:tr>
+      <w:tr>
+        <w:tc>
+          <w:tcPr>
+            <w:tcW w:type="dxa" w:w="2448"/>
+            <w:shd w:fill="f8fafc"/>
+            <w:tcMar>
+              <w:top w:w="80" w:type="dxa"/>
+              <w:bottom w:w="80" w:type="dxa"/>
+              <w:left w:w="120" w:type="dxa"/>
+              <w:right w:w="120" w:type="dxa"/>
+            </w:tcMar>
+          </w:tcPr>
+          <w:p>
+            <w:pPr>
+              <w:jc w:val="center"/>
+            </w:pPr>
+            <w:r>
+              <w:rPr>
+                <w:sz w:val="18"/>
+              </w:rPr>
+              <w:t>Slide 4</w:t>
+            </w:r>
+          </w:p>
+        </w:tc>
+        <w:tc>
+          <w:tcPr>
+            <w:tcW w:type="dxa" w:w="2448"/>
+            <w:shd w:fill="f8fafc"/>
+            <w:tcMar>
+              <w:top w:w="80" w:type="dxa"/>
+              <w:bottom w:w="80" w:type="dxa"/>
+              <w:left w:w="120" w:type="dxa"/>
+              <w:right w:w="120" w:type="dxa"/>
+            </w:tcMar>
+          </w:tcPr>
+          <w:p>
+            <w:r>
+              <w:rPr>
+                <w:sz w:val="18"/>
+              </w:rPr>
+              <w:t>Phân tích 4 hạn chế bài báo gốc &amp; Động lực cải tiến [9, 10]</w:t>
+            </w:r>
+          </w:p>
+        </w:tc>
+        <w:tc>
+          <w:tcPr>
+            <w:tcW w:type="dxa" w:w="2448"/>
+            <w:shd w:fill="f8fafc"/>
+            <w:tcMar>
+              <w:top w:w="80" w:type="dxa"/>
+              <w:bottom w:w="80" w:type="dxa"/>
+              <w:left w:w="120" w:type="dxa"/>
+              <w:right w:w="120" w:type="dxa"/>
+            </w:tcMar>
+          </w:tcPr>
+          <w:p>
+            <w:pPr>
+              <w:jc w:val="center"/>
+            </w:pPr>
+            <w:r>
+              <w:rPr>
+                <w:sz w:val="18"/>
+              </w:rPr>
+              <w:t>15 giây</w:t>
+            </w:r>
+          </w:p>
+        </w:tc>
+        <w:tc>
+          <w:tcPr>
+            <w:tcW w:type="dxa" w:w="2448"/>
+            <w:shd w:fill="f8fafc"/>
+            <w:tcMar>
+              <w:top w:w="80" w:type="dxa"/>
+              <w:bottom w:w="80" w:type="dxa"/>
+              <w:left w:w="120" w:type="dxa"/>
+              <w:right w:w="120" w:type="dxa"/>
+            </w:tcMar>
+          </w:tcPr>
+          <w:p>
+            <w:pPr>
+              <w:jc w:val="center"/>
+            </w:pPr>
+            <w:r>
+              <w:rPr>
+                <w:sz w:val="18"/>
+              </w:rPr>
+              <w:t>0:45 - 1:00</w:t>
+            </w:r>
+          </w:p>
+        </w:tc>
+      </w:tr>
+      <w:tr>
+        <w:tc>
+          <w:tcPr>
+            <w:tcW w:type="dxa" w:w="2448"/>
+            <w:shd w:fill="ffffff"/>
+            <w:tcMar>
+              <w:top w:w="80" w:type="dxa"/>
+              <w:bottom w:w="80" w:type="dxa"/>
+              <w:left w:w="120" w:type="dxa"/>
+              <w:right w:w="120" w:type="dxa"/>
+            </w:tcMar>
+          </w:tcPr>
+          <w:p>
+            <w:pPr>
+              <w:jc w:val="center"/>
+            </w:pPr>
+            <w:r>
+              <w:rPr>
+                <w:sz w:val="18"/>
+              </w:rPr>
+              <w:t>Slide 5</w:t>
+            </w:r>
+          </w:p>
+        </w:tc>
+        <w:tc>
+          <w:tcPr>
+            <w:tcW w:type="dxa" w:w="2448"/>
+            <w:shd w:fill="ffffff"/>
+            <w:tcMar>
+              <w:top w:w="80" w:type="dxa"/>
+              <w:bottom w:w="80" w:type="dxa"/>
+              <w:left w:w="120" w:type="dxa"/>
+              <w:right w:w="120" w:type="dxa"/>
+            </w:tcMar>
+          </w:tcPr>
+          <w:p>
+            <w:r>
+              <w:rPr>
+                <w:sz w:val="18"/>
+              </w:rPr>
+              <w:t>Đề xuất mô hình mới: Cây Merkle phân cấp động (HD-Merkle) [9, 10]</w:t>
+            </w:r>
+          </w:p>
+        </w:tc>
+        <w:tc>
+          <w:tcPr>
+            <w:tcW w:type="dxa" w:w="2448"/>
+            <w:shd w:fill="ffffff"/>
+            <w:tcMar>
+              <w:top w:w="80" w:type="dxa"/>
+              <w:bottom w:w="80" w:type="dxa"/>
+              <w:left w:w="120" w:type="dxa"/>
+              <w:right w:w="120" w:type="dxa"/>
+            </w:tcMar>
+          </w:tcPr>
+          <w:p>
+            <w:pPr>
+              <w:jc w:val="center"/>
+            </w:pPr>
+            <w:r>
+              <w:rPr>
+                <w:sz w:val="18"/>
+              </w:rPr>
+              <w:t>15 giây</w:t>
+            </w:r>
+          </w:p>
+        </w:tc>
+        <w:tc>
+          <w:tcPr>
+            <w:tcW w:type="dxa" w:w="2448"/>
+            <w:shd w:fill="ffffff"/>
+            <w:tcMar>
+              <w:top w:w="80" w:type="dxa"/>
+              <w:bottom w:w="80" w:type="dxa"/>
+              <w:left w:w="120" w:type="dxa"/>
+              <w:right w:w="120" w:type="dxa"/>
+            </w:tcMar>
+          </w:tcPr>
+          <w:p>
+            <w:pPr>
+              <w:jc w:val="center"/>
+            </w:pPr>
+            <w:r>
+              <w:rPr>
+                <w:sz w:val="18"/>
+              </w:rPr>
+              <w:t>1:00 - 1:15</w:t>
+            </w:r>
+          </w:p>
+        </w:tc>
+      </w:tr>
+      <w:tr>
+        <w:tc>
+          <w:tcPr>
+            <w:tcW w:type="dxa" w:w="2448"/>
+            <w:shd w:fill="f8fafc"/>
+            <w:tcMar>
+              <w:top w:w="80" w:type="dxa"/>
+              <w:bottom w:w="80" w:type="dxa"/>
+              <w:left w:w="120" w:type="dxa"/>
+              <w:right w:w="120" w:type="dxa"/>
+            </w:tcMar>
+          </w:tcPr>
+          <w:p>
+            <w:pPr>
+              <w:jc w:val="center"/>
+            </w:pPr>
+            <w:r>
+              <w:rPr>
+                <w:sz w:val="18"/>
+              </w:rPr>
+              <w:t>Slide 6</w:t>
+            </w:r>
+          </w:p>
+        </w:tc>
+        <w:tc>
+          <w:tcPr>
+            <w:tcW w:type="dxa" w:w="2448"/>
+            <w:shd w:fill="f8fafc"/>
+            <w:tcMar>
+              <w:top w:w="80" w:type="dxa"/>
+              <w:bottom w:w="80" w:type="dxa"/>
+              <w:left w:w="120" w:type="dxa"/>
+              <w:right w:w="120" w:type="dxa"/>
+            </w:tcMar>
+          </w:tcPr>
+          <w:p>
+            <w:r>
+              <w:rPr>
+                <w:sz w:val="18"/>
+              </w:rPr>
+              <w:t>Thuật toán đề xuất: Cập nhật động theo đường dẫn bẩn (Dirty-Path) [9, 10]</w:t>
+            </w:r>
+          </w:p>
+        </w:tc>
+        <w:tc>
+          <w:tcPr>
+            <w:tcW w:type="dxa" w:w="2448"/>
+            <w:shd w:fill="f8fafc"/>
+            <w:tcMar>
+              <w:top w:w="80" w:type="dxa"/>
+              <w:bottom w:w="80" w:type="dxa"/>
+              <w:left w:w="120" w:type="dxa"/>
+              <w:right w:w="120" w:type="dxa"/>
+            </w:tcMar>
+          </w:tcPr>
+          <w:p>
+            <w:pPr>
+              <w:jc w:val="center"/>
+            </w:pPr>
+            <w:r>
+              <w:rPr>
+                <w:sz w:val="18"/>
+              </w:rPr>
+              <w:t>15 giây</w:t>
+            </w:r>
+          </w:p>
+        </w:tc>
+        <w:tc>
+          <w:tcPr>
+            <w:tcW w:type="dxa" w:w="2448"/>
+            <w:shd w:fill="f8fafc"/>
+            <w:tcMar>
+              <w:top w:w="80" w:type="dxa"/>
+              <w:bottom w:w="80" w:type="dxa"/>
+              <w:left w:w="120" w:type="dxa"/>
+              <w:right w:w="120" w:type="dxa"/>
+            </w:tcMar>
+          </w:tcPr>
+          <w:p>
+            <w:pPr>
+              <w:jc w:val="center"/>
+            </w:pPr>
+            <w:r>
+              <w:rPr>
+                <w:sz w:val="18"/>
+              </w:rPr>
+              <w:t>1:15 - 1:30</w:t>
+            </w:r>
+          </w:p>
+        </w:tc>
+      </w:tr>
+      <w:tr>
+        <w:tc>
+          <w:tcPr>
+            <w:tcW w:type="dxa" w:w="2448"/>
+            <w:shd w:fill="ffffff"/>
+            <w:tcMar>
+              <w:top w:w="80" w:type="dxa"/>
+              <w:bottom w:w="80" w:type="dxa"/>
+              <w:left w:w="120" w:type="dxa"/>
+              <w:right w:w="120" w:type="dxa"/>
+            </w:tcMar>
+          </w:tcPr>
+          <w:p>
+            <w:pPr>
+              <w:jc w:val="center"/>
+            </w:pPr>
+            <w:r>
+              <w:rPr>
+                <w:sz w:val="18"/>
+              </w:rPr>
+              <w:t>Slide 7</w:t>
+            </w:r>
+          </w:p>
+        </w:tc>
+        <w:tc>
+          <w:tcPr>
+            <w:tcW w:type="dxa" w:w="2448"/>
+            <w:shd w:fill="ffffff"/>
+            <w:tcMar>
+              <w:top w:w="80" w:type="dxa"/>
+              <w:bottom w:w="80" w:type="dxa"/>
+              <w:left w:w="120" w:type="dxa"/>
+              <w:right w:w="120" w:type="dxa"/>
+            </w:tcMar>
+          </w:tcPr>
+          <w:p>
+            <w:r>
+              <w:rPr>
+                <w:sz w:val="18"/>
+              </w:rPr>
+              <w:t>Cơ chế an ninh mật mã &amp; Chuẩn phân tách miền RFC 6962 [9, 10]</w:t>
+            </w:r>
+          </w:p>
+        </w:tc>
+        <w:tc>
+          <w:tcPr>
+            <w:tcW w:type="dxa" w:w="2448"/>
+            <w:shd w:fill="ffffff"/>
+            <w:tcMar>
+              <w:top w:w="80" w:type="dxa"/>
+              <w:bottom w:w="80" w:type="dxa"/>
+              <w:left w:w="120" w:type="dxa"/>
+              <w:right w:w="120" w:type="dxa"/>
+            </w:tcMar>
+          </w:tcPr>
+          <w:p>
+            <w:pPr>
+              <w:jc w:val="center"/>
+            </w:pPr>
+            <w:r>
+              <w:rPr>
+                <w:sz w:val="18"/>
+              </w:rPr>
+              <w:t>15 giây</w:t>
+            </w:r>
+          </w:p>
+        </w:tc>
+        <w:tc>
+          <w:tcPr>
+            <w:tcW w:type="dxa" w:w="2448"/>
+            <w:shd w:fill="ffffff"/>
+            <w:tcMar>
+              <w:top w:w="80" w:type="dxa"/>
+              <w:bottom w:w="80" w:type="dxa"/>
+              <w:left w:w="120" w:type="dxa"/>
+              <w:right w:w="120" w:type="dxa"/>
+            </w:tcMar>
+          </w:tcPr>
+          <w:p>
+            <w:pPr>
+              <w:jc w:val="center"/>
+            </w:pPr>
+            <w:r>
+              <w:rPr>
+                <w:sz w:val="18"/>
+              </w:rPr>
+              <w:t>1:30 - 1:45</w:t>
+            </w:r>
+          </w:p>
+        </w:tc>
+      </w:tr>
+      <w:tr>
+        <w:tc>
+          <w:tcPr>
+            <w:tcW w:type="dxa" w:w="2448"/>
+            <w:shd w:fill="f8fafc"/>
+            <w:tcMar>
+              <w:top w:w="80" w:type="dxa"/>
+              <w:bottom w:w="80" w:type="dxa"/>
+              <w:left w:w="120" w:type="dxa"/>
+              <w:right w:w="120" w:type="dxa"/>
+            </w:tcMar>
+          </w:tcPr>
+          <w:p>
+            <w:pPr>
+              <w:jc w:val="center"/>
+            </w:pPr>
+            <w:r>
+              <w:rPr>
+                <w:sz w:val="18"/>
+              </w:rPr>
+              <w:t>Slide 8</w:t>
+            </w:r>
+          </w:p>
+        </w:tc>
+        <w:tc>
+          <w:tcPr>
+            <w:tcW w:type="dxa" w:w="2448"/>
+            <w:shd w:fill="f8fafc"/>
+            <w:tcMar>
+              <w:top w:w="80" w:type="dxa"/>
+              <w:bottom w:w="80" w:type="dxa"/>
+              <w:left w:w="120" w:type="dxa"/>
+              <w:right w:w="120" w:type="dxa"/>
+            </w:tcMar>
+          </w:tcPr>
+          <w:p>
+            <w:r>
+              <w:rPr>
+                <w:sz w:val="18"/>
+              </w:rPr>
+              <w:t>Phòng chống tấn công kênh kề đo thời gian &amp; Xóa sạch bộ nhớ [9, 10]</w:t>
+            </w:r>
+          </w:p>
+        </w:tc>
+        <w:tc>
+          <w:tcPr>
+            <w:tcW w:type="dxa" w:w="2448"/>
+            <w:shd w:fill="f8fafc"/>
+            <w:tcMar>
+              <w:top w:w="80" w:type="dxa"/>
+              <w:bottom w:w="80" w:type="dxa"/>
+              <w:left w:w="120" w:type="dxa"/>
+              <w:right w:w="120" w:type="dxa"/>
+            </w:tcMar>
+          </w:tcPr>
+          <w:p>
+            <w:pPr>
+              <w:jc w:val="center"/>
+            </w:pPr>
+            <w:r>
+              <w:rPr>
+                <w:sz w:val="18"/>
+              </w:rPr>
+              <w:t>15 giây</w:t>
+            </w:r>
+          </w:p>
+        </w:tc>
+        <w:tc>
+          <w:tcPr>
+            <w:tcW w:type="dxa" w:w="2448"/>
+            <w:shd w:fill="f8fafc"/>
+            <w:tcMar>
+              <w:top w:w="80" w:type="dxa"/>
+              <w:bottom w:w="80" w:type="dxa"/>
+              <w:left w:w="120" w:type="dxa"/>
+              <w:right w:w="120" w:type="dxa"/>
+            </w:tcMar>
+          </w:tcPr>
+          <w:p>
+            <w:pPr>
+              <w:jc w:val="center"/>
+            </w:pPr>
+            <w:r>
+              <w:rPr>
+                <w:sz w:val="18"/>
+              </w:rPr>
+              <w:t>1:45 - 2:00</w:t>
+            </w:r>
+          </w:p>
+        </w:tc>
+      </w:tr>
+      <w:tr>
+        <w:tc>
+          <w:tcPr>
+            <w:tcW w:type="dxa" w:w="2448"/>
+            <w:shd w:fill="ffffff"/>
+            <w:tcMar>
+              <w:top w:w="80" w:type="dxa"/>
+              <w:bottom w:w="80" w:type="dxa"/>
+              <w:left w:w="120" w:type="dxa"/>
+              <w:right w:w="120" w:type="dxa"/>
+            </w:tcMar>
+          </w:tcPr>
+          <w:p>
+            <w:pPr>
+              <w:jc w:val="center"/>
+            </w:pPr>
+            <w:r>
+              <w:rPr>
+                <w:sz w:val="18"/>
+              </w:rPr>
+              <w:t>Slide 9</w:t>
+            </w:r>
+          </w:p>
+        </w:tc>
+        <w:tc>
+          <w:tcPr>
+            <w:tcW w:type="dxa" w:w="2448"/>
+            <w:shd w:fill="ffffff"/>
+            <w:tcMar>
+              <w:top w:w="80" w:type="dxa"/>
+              <w:bottom w:w="80" w:type="dxa"/>
+              <w:left w:w="120" w:type="dxa"/>
+              <w:right w:w="120" w:type="dxa"/>
+            </w:tcMar>
+          </w:tcPr>
+          <w:p>
+            <w:r>
+              <w:rPr>
+                <w:sz w:val="18"/>
+              </w:rPr>
+              <w:t>Thiết kế 2 tập dữ liệu Kaggle thực tế (1.115 &amp; 5.600 tệp) [9, 10]</w:t>
+            </w:r>
+          </w:p>
+        </w:tc>
+        <w:tc>
+          <w:tcPr>
+            <w:tcW w:type="dxa" w:w="2448"/>
+            <w:shd w:fill="ffffff"/>
+            <w:tcMar>
+              <w:top w:w="80" w:type="dxa"/>
+              <w:bottom w:w="80" w:type="dxa"/>
+              <w:left w:w="120" w:type="dxa"/>
+              <w:right w:w="120" w:type="dxa"/>
+            </w:tcMar>
+          </w:tcPr>
+          <w:p>
+            <w:pPr>
+              <w:jc w:val="center"/>
+            </w:pPr>
+            <w:r>
+              <w:rPr>
+                <w:sz w:val="18"/>
+              </w:rPr>
+              <w:t>15 giây</w:t>
+            </w:r>
+          </w:p>
+        </w:tc>
+        <w:tc>
+          <w:tcPr>
+            <w:tcW w:type="dxa" w:w="2448"/>
+            <w:shd w:fill="ffffff"/>
+            <w:tcMar>
+              <w:top w:w="80" w:type="dxa"/>
+              <w:bottom w:w="80" w:type="dxa"/>
+              <w:left w:w="120" w:type="dxa"/>
+              <w:right w:w="120" w:type="dxa"/>
+            </w:tcMar>
+          </w:tcPr>
+          <w:p>
+            <w:pPr>
+              <w:jc w:val="center"/>
+            </w:pPr>
+            <w:r>
+              <w:rPr>
+                <w:sz w:val="18"/>
+              </w:rPr>
+              <w:t>2:00 - 2:15</w:t>
+            </w:r>
+          </w:p>
+        </w:tc>
+      </w:tr>
+      <w:tr>
+        <w:tc>
+          <w:tcPr>
+            <w:tcW w:type="dxa" w:w="2448"/>
+            <w:shd w:fill="f8fafc"/>
+            <w:tcMar>
+              <w:top w:w="80" w:type="dxa"/>
+              <w:bottom w:w="80" w:type="dxa"/>
+              <w:left w:w="120" w:type="dxa"/>
+              <w:right w:w="120" w:type="dxa"/>
+            </w:tcMar>
+          </w:tcPr>
+          <w:p>
+            <w:pPr>
+              <w:jc w:val="center"/>
+            </w:pPr>
+            <w:r>
+              <w:rPr>
+                <w:sz w:val="18"/>
+              </w:rPr>
+              <w:t>Slide 10</w:t>
+            </w:r>
+          </w:p>
+        </w:tc>
+        <w:tc>
+          <w:tcPr>
+            <w:tcW w:type="dxa" w:w="2448"/>
+            <w:shd w:fill="f8fafc"/>
+            <w:tcMar>
+              <w:top w:w="80" w:type="dxa"/>
+              <w:bottom w:w="80" w:type="dxa"/>
+              <w:left w:w="120" w:type="dxa"/>
+              <w:right w:w="120" w:type="dxa"/>
+            </w:tcMar>
+          </w:tcPr>
+          <w:p>
+            <w:r>
+              <w:rPr>
+                <w:sz w:val="18"/>
+              </w:rPr>
+              <w:t>Bảng đối sánh Big-O lý thuyết &amp; Cập nhật động nhanh hơn 458-748 lần</w:t>
+            </w:r>
+          </w:p>
+        </w:tc>
+        <w:tc>
+          <w:tcPr>
+            <w:tcW w:type="dxa" w:w="2448"/>
+            <w:shd w:fill="f8fafc"/>
+            <w:tcMar>
+              <w:top w:w="80" w:type="dxa"/>
+              <w:bottom w:w="80" w:type="dxa"/>
+              <w:left w:w="120" w:type="dxa"/>
+              <w:right w:w="120" w:type="dxa"/>
+            </w:tcMar>
+          </w:tcPr>
+          <w:p>
+            <w:pPr>
+              <w:jc w:val="center"/>
+            </w:pPr>
+            <w:r>
+              <w:rPr>
+                <w:sz w:val="18"/>
+              </w:rPr>
+              <w:t>20 giây</w:t>
+            </w:r>
+          </w:p>
+        </w:tc>
+        <w:tc>
+          <w:tcPr>
+            <w:tcW w:type="dxa" w:w="2448"/>
+            <w:shd w:fill="f8fafc"/>
+            <w:tcMar>
+              <w:top w:w="80" w:type="dxa"/>
+              <w:bottom w:w="80" w:type="dxa"/>
+              <w:left w:w="120" w:type="dxa"/>
+              <w:right w:w="120" w:type="dxa"/>
+            </w:tcMar>
+          </w:tcPr>
+          <w:p>
+            <w:pPr>
+              <w:jc w:val="center"/>
+            </w:pPr>
+            <w:r>
+              <w:rPr>
+                <w:sz w:val="18"/>
+              </w:rPr>
+              <w:t>2:15 - 2:35</w:t>
+            </w:r>
+          </w:p>
+        </w:tc>
+      </w:tr>
+      <w:tr>
+        <w:tc>
+          <w:tcPr>
+            <w:tcW w:type="dxa" w:w="2448"/>
+            <w:shd w:fill="ffffff"/>
+            <w:tcMar>
+              <w:top w:w="80" w:type="dxa"/>
+              <w:bottom w:w="80" w:type="dxa"/>
+              <w:left w:w="120" w:type="dxa"/>
+              <w:right w:w="120" w:type="dxa"/>
+            </w:tcMar>
+          </w:tcPr>
+          <w:p>
+            <w:pPr>
+              <w:jc w:val="center"/>
+            </w:pPr>
+            <w:r>
+              <w:rPr>
+                <w:sz w:val="18"/>
+              </w:rPr>
+              <w:t>Slide 11</w:t>
+            </w:r>
+          </w:p>
+        </w:tc>
+        <w:tc>
+          <w:tcPr>
+            <w:tcW w:type="dxa" w:w="2448"/>
+            <w:shd w:fill="ffffff"/>
+            <w:tcMar>
+              <w:top w:w="80" w:type="dxa"/>
+              <w:bottom w:w="80" w:type="dxa"/>
+              <w:left w:w="120" w:type="dxa"/>
+              <w:right w:w="120" w:type="dxa"/>
+            </w:tcMar>
+          </w:tcPr>
+          <w:p>
+            <w:r>
+              <w:rPr>
+                <w:sz w:val="18"/>
+              </w:rPr>
+              <w:t>Khung 7 Trò chơi an ninh mật mã học: Games 1 – 4 [Toán học]</w:t>
+            </w:r>
+          </w:p>
+        </w:tc>
+        <w:tc>
+          <w:tcPr>
+            <w:tcW w:type="dxa" w:w="2448"/>
+            <w:shd w:fill="ffffff"/>
+            <w:tcMar>
+              <w:top w:w="80" w:type="dxa"/>
+              <w:bottom w:w="80" w:type="dxa"/>
+              <w:left w:w="120" w:type="dxa"/>
+              <w:right w:w="120" w:type="dxa"/>
+            </w:tcMar>
+          </w:tcPr>
+          <w:p>
+            <w:pPr>
+              <w:jc w:val="center"/>
+            </w:pPr>
+            <w:r>
+              <w:rPr>
+                <w:sz w:val="18"/>
+              </w:rPr>
+              <w:t>15 giây</w:t>
+            </w:r>
+          </w:p>
+        </w:tc>
+        <w:tc>
+          <w:tcPr>
+            <w:tcW w:type="dxa" w:w="2448"/>
+            <w:shd w:fill="ffffff"/>
+            <w:tcMar>
+              <w:top w:w="80" w:type="dxa"/>
+              <w:bottom w:w="80" w:type="dxa"/>
+              <w:left w:w="120" w:type="dxa"/>
+              <w:right w:w="120" w:type="dxa"/>
+            </w:tcMar>
+          </w:tcPr>
+          <w:p>
+            <w:pPr>
+              <w:jc w:val="center"/>
+            </w:pPr>
+            <w:r>
+              <w:rPr>
+                <w:sz w:val="18"/>
+              </w:rPr>
+              <w:t>2:35 - 2:50</w:t>
+            </w:r>
+          </w:p>
+        </w:tc>
+      </w:tr>
+      <w:tr>
+        <w:tc>
+          <w:tcPr>
+            <w:tcW w:type="dxa" w:w="2448"/>
+            <w:shd w:fill="f8fafc"/>
+            <w:tcMar>
+              <w:top w:w="80" w:type="dxa"/>
+              <w:bottom w:w="80" w:type="dxa"/>
+              <w:left w:w="120" w:type="dxa"/>
+              <w:right w:w="120" w:type="dxa"/>
+            </w:tcMar>
+          </w:tcPr>
+          <w:p>
+            <w:pPr>
+              <w:jc w:val="center"/>
+            </w:pPr>
+            <w:r>
+              <w:rPr>
+                <w:sz w:val="18"/>
+              </w:rPr>
+              <w:t>Slide 12</w:t>
+            </w:r>
+          </w:p>
+        </w:tc>
+        <w:tc>
+          <w:tcPr>
+            <w:tcW w:type="dxa" w:w="2448"/>
+            <w:shd w:fill="f8fafc"/>
+            <w:tcMar>
+              <w:top w:w="80" w:type="dxa"/>
+              <w:bottom w:w="80" w:type="dxa"/>
+              <w:left w:w="120" w:type="dxa"/>
+              <w:right w:w="120" w:type="dxa"/>
+            </w:tcMar>
+          </w:tcPr>
+          <w:p>
+            <w:r>
+              <w:rPr>
+                <w:sz w:val="18"/>
+              </w:rPr>
+              <w:t>Khung 7 Trò chơi an ninh mật mã học: Games 5 – 7 &amp; Bảng tổng kết</w:t>
+            </w:r>
+          </w:p>
+        </w:tc>
+        <w:tc>
+          <w:tcPr>
+            <w:tcW w:type="dxa" w:w="2448"/>
+            <w:shd w:fill="f8fafc"/>
+            <w:tcMar>
+              <w:top w:w="80" w:type="dxa"/>
+              <w:bottom w:w="80" w:type="dxa"/>
+              <w:left w:w="120" w:type="dxa"/>
+              <w:right w:w="120" w:type="dxa"/>
+            </w:tcMar>
+          </w:tcPr>
+          <w:p>
+            <w:pPr>
+              <w:jc w:val="center"/>
+            </w:pPr>
+            <w:r>
+              <w:rPr>
+                <w:sz w:val="18"/>
+              </w:rPr>
+              <w:t>15 giây</w:t>
+            </w:r>
+          </w:p>
+        </w:tc>
+        <w:tc>
+          <w:tcPr>
+            <w:tcW w:type="dxa" w:w="2448"/>
+            <w:shd w:fill="f8fafc"/>
+            <w:tcMar>
+              <w:top w:w="80" w:type="dxa"/>
+              <w:bottom w:w="80" w:type="dxa"/>
+              <w:left w:w="120" w:type="dxa"/>
+              <w:right w:w="120" w:type="dxa"/>
+            </w:tcMar>
+          </w:tcPr>
+          <w:p>
+            <w:pPr>
+              <w:jc w:val="center"/>
+            </w:pPr>
+            <w:r>
+              <w:rPr>
+                <w:sz w:val="18"/>
+              </w:rPr>
+              <w:t>2:50 - 3:05</w:t>
+            </w:r>
+          </w:p>
+        </w:tc>
+      </w:tr>
+      <w:tr>
+        <w:tc>
+          <w:tcPr>
+            <w:tcW w:type="dxa" w:w="2448"/>
+            <w:shd w:fill="ffffff"/>
+            <w:tcMar>
+              <w:top w:w="80" w:type="dxa"/>
+              <w:bottom w:w="80" w:type="dxa"/>
+              <w:left w:w="120" w:type="dxa"/>
+              <w:right w:w="120" w:type="dxa"/>
+            </w:tcMar>
+          </w:tcPr>
+          <w:p>
+            <w:pPr>
+              <w:jc w:val="center"/>
+            </w:pPr>
+            <w:r>
+              <w:rPr>
+                <w:sz w:val="18"/>
+              </w:rPr>
+              <w:t>Slide 13</w:t>
+            </w:r>
+          </w:p>
+        </w:tc>
+        <w:tc>
+          <w:tcPr>
+            <w:tcW w:type="dxa" w:w="2448"/>
+            <w:shd w:fill="ffffff"/>
+            <w:tcMar>
+              <w:top w:w="80" w:type="dxa"/>
+              <w:bottom w:w="80" w:type="dxa"/>
+              <w:left w:w="120" w:type="dxa"/>
+              <w:right w:w="120" w:type="dxa"/>
+            </w:tcMar>
+          </w:tcPr>
+          <w:p>
+            <w:r>
+              <w:rPr>
+                <w:sz w:val="18"/>
+              </w:rPr>
+              <w:t>Bảng ma trận đối chiếu 100% tiêu chí bài báo khoa học gốc</w:t>
+            </w:r>
+          </w:p>
+        </w:tc>
+        <w:tc>
+          <w:tcPr>
+            <w:tcW w:type="dxa" w:w="2448"/>
+            <w:shd w:fill="ffffff"/>
+            <w:tcMar>
+              <w:top w:w="80" w:type="dxa"/>
+              <w:bottom w:w="80" w:type="dxa"/>
+              <w:left w:w="120" w:type="dxa"/>
+              <w:right w:w="120" w:type="dxa"/>
+            </w:tcMar>
+          </w:tcPr>
+          <w:p>
+            <w:pPr>
+              <w:jc w:val="center"/>
+            </w:pPr>
+            <w:r>
+              <w:rPr>
+                <w:sz w:val="18"/>
+              </w:rPr>
+              <w:t>15 giây</w:t>
+            </w:r>
+          </w:p>
+        </w:tc>
+        <w:tc>
+          <w:tcPr>
+            <w:tcW w:type="dxa" w:w="2448"/>
+            <w:shd w:fill="ffffff"/>
+            <w:tcMar>
+              <w:top w:w="80" w:type="dxa"/>
+              <w:bottom w:w="80" w:type="dxa"/>
+              <w:left w:w="120" w:type="dxa"/>
+              <w:right w:w="120" w:type="dxa"/>
+            </w:tcMar>
+          </w:tcPr>
+          <w:p>
+            <w:pPr>
+              <w:jc w:val="center"/>
+            </w:pPr>
+            <w:r>
+              <w:rPr>
+                <w:sz w:val="18"/>
+              </w:rPr>
+              <w:t>3:05 - 3:20</w:t>
+            </w:r>
+          </w:p>
+        </w:tc>
+      </w:tr>
+      <w:tr>
+        <w:tc>
+          <w:tcPr>
+            <w:tcW w:type="dxa" w:w="2448"/>
+            <w:shd w:fill="f8fafc"/>
+            <w:tcMar>
+              <w:top w:w="80" w:type="dxa"/>
+              <w:bottom w:w="80" w:type="dxa"/>
+              <w:left w:w="120" w:type="dxa"/>
+              <w:right w:w="120" w:type="dxa"/>
+            </w:tcMar>
+          </w:tcPr>
+          <w:p>
+            <w:pPr>
+              <w:jc w:val="center"/>
+            </w:pPr>
+            <w:r>
+              <w:rPr>
+                <w:sz w:val="18"/>
+              </w:rPr>
+              <w:t>Slide 14</w:t>
+            </w:r>
+          </w:p>
+        </w:tc>
+        <w:tc>
+          <w:tcPr>
+            <w:tcW w:type="dxa" w:w="2448"/>
+            <w:shd w:fill="f8fafc"/>
+            <w:tcMar>
+              <w:top w:w="80" w:type="dxa"/>
+              <w:bottom w:w="80" w:type="dxa"/>
+              <w:left w:w="120" w:type="dxa"/>
+              <w:right w:w="120" w:type="dxa"/>
+            </w:tcMar>
+          </w:tcPr>
+          <w:p>
+            <w:r>
+              <w:rPr>
+                <w:sz w:val="18"/>
+              </w:rPr>
+              <w:t>Bộ kiểm thử an ninh mật mã tự động (17/17 Unit Tests PASS 100%)</w:t>
+            </w:r>
+          </w:p>
+        </w:tc>
+        <w:tc>
+          <w:tcPr>
+            <w:tcW w:type="dxa" w:w="2448"/>
+            <w:shd w:fill="f8fafc"/>
+            <w:tcMar>
+              <w:top w:w="80" w:type="dxa"/>
+              <w:bottom w:w="80" w:type="dxa"/>
+              <w:left w:w="120" w:type="dxa"/>
+              <w:right w:w="120" w:type="dxa"/>
+            </w:tcMar>
+          </w:tcPr>
+          <w:p>
+            <w:pPr>
+              <w:jc w:val="center"/>
+            </w:pPr>
+            <w:r>
+              <w:rPr>
+                <w:sz w:val="18"/>
+              </w:rPr>
+              <w:t>15 giây</w:t>
+            </w:r>
+          </w:p>
+        </w:tc>
+        <w:tc>
+          <w:tcPr>
+            <w:tcW w:type="dxa" w:w="2448"/>
+            <w:shd w:fill="f8fafc"/>
+            <w:tcMar>
+              <w:top w:w="80" w:type="dxa"/>
+              <w:bottom w:w="80" w:type="dxa"/>
+              <w:left w:w="120" w:type="dxa"/>
+              <w:right w:w="120" w:type="dxa"/>
+            </w:tcMar>
+          </w:tcPr>
+          <w:p>
+            <w:pPr>
+              <w:jc w:val="center"/>
+            </w:pPr>
+            <w:r>
+              <w:rPr>
+                <w:sz w:val="18"/>
+              </w:rPr>
+              <w:t>3:20 - 3:35</w:t>
+            </w:r>
+          </w:p>
+        </w:tc>
+      </w:tr>
+      <w:tr>
+        <w:tc>
+          <w:tcPr>
+            <w:tcW w:type="dxa" w:w="2448"/>
+            <w:shd w:fill="ecfdf5"/>
+            <w:tcMar>
+              <w:top w:w="80" w:type="dxa"/>
+              <w:bottom w:w="80" w:type="dxa"/>
+              <w:left w:w="120" w:type="dxa"/>
+              <w:right w:w="120" w:type="dxa"/>
             </w:tcMar>
           </w:tcPr>
           <w:p>
@@ -211,41 +1514,44 @@
             <w:r>
               <w:rPr>
                 <w:b/>
+                <w:color w:val="059669"/>
                 <w:sz w:val="18"/>
               </w:rPr>
-              <w:t>Slide 1</w:t>
+              <w:t>Slide 15</w:t>
             </w:r>
           </w:p>
         </w:tc>
         <w:tc>
           <w:tcPr>
-            <w:tcW w:type="dxa" w:w="3888"/>
-            <w:shd w:fill="FFFFFF"/>
+            <w:tcW w:type="dxa" w:w="2448"/>
+            <w:shd w:fill="ecfdf5"/>
             <w:tcMar>
-              <w:top w:w="60" w:type="dxa"/>
-              <w:bottom w:w="60" w:type="dxa"/>
-              <w:left w:w="90" w:type="dxa"/>
-              <w:right w:w="90" w:type="dxa"/>
+              <w:top w:w="80" w:type="dxa"/>
+              <w:bottom w:w="80" w:type="dxa"/>
+              <w:left w:w="120" w:type="dxa"/>
+              <w:right w:w="120" w:type="dxa"/>
             </w:tcMar>
           </w:tcPr>
           <w:p>
             <w:r>
               <w:rPr>
+                <w:b/>
+                <w:color w:val="059669"/>
                 <w:sz w:val="18"/>
               </w:rPr>
-              <w:t>Tiêu đề &amp; Giới thiệu đề tài</w:t>
+              <w:t>LIVE DEMONSTRATION: Trình diễn thực tế trên Trình duyệt &amp; Terminal</w:t>
             </w:r>
           </w:p>
         </w:tc>
         <w:tc>
           <w:tcPr>
-            <w:tcW w:type="dxa" w:w="1584"/>
-            <w:shd w:fill="FFFFFF"/>
+            <w:tcW w:type="dxa" w:w="2448"/>
+            <w:shd w:fill="ecfdf5"/>
             <w:tcMar>
-              <w:top w:w="60" w:type="dxa"/>
-              <w:bottom w:w="60" w:type="dxa"/>
-              <w:left w:w="90" w:type="dxa"/>
-              <w:right w:w="90" w:type="dxa"/>
+              <w:top w:w="80" w:type="dxa"/>
+              <w:bottom w:w="80" w:type="dxa"/>
+              <w:left w:w="120" w:type="dxa"/>
+              <w:right w:w="120" w:type="dxa"/>
             </w:tcMar>
           </w:tcPr>
           <w:p>
@@ -255,43 +1561,22 @@
             <w:r>
               <w:rPr>
                 <w:b/>
+                <w:color w:val="059669"/>
                 <w:sz w:val="18"/>
               </w:rPr>
-              <w:t>30 giây</w:t>
+              <w:t>80 giây</w:t>
             </w:r>
           </w:p>
         </w:tc>
         <w:tc>
           <w:tcPr>
-            <w:tcW w:type="dxa" w:w="3456"/>
-            <w:shd w:fill="FFFFFF"/>
+            <w:tcW w:type="dxa" w:w="2448"/>
+            <w:shd w:fill="ecfdf5"/>
             <w:tcMar>
-              <w:top w:w="60" w:type="dxa"/>
-              <w:bottom w:w="60" w:type="dxa"/>
-              <w:left w:w="90" w:type="dxa"/>
-              <w:right w:w="90" w:type="dxa"/>
-            </w:tcMar>
-          </w:tcPr>
-          <w:p>
-            <w:r>
-              <w:rPr>
-                <w:sz w:val="18"/>
-              </w:rPr>
-              <w:t>Chào Hội đồng, nêu tên đề tài và bài báo nền tảng Oxford 2025.</w:t>
-            </w:r>
-          </w:p>
-        </w:tc>
-      </w:tr>
-      <w:tr>
-        <w:tc>
-          <w:tcPr>
-            <w:tcW w:type="dxa" w:w="1440"/>
-            <w:shd w:fill="F8FAFC"/>
-            <w:tcMar>
-              <w:top w:w="60" w:type="dxa"/>
-              <w:bottom w:w="60" w:type="dxa"/>
-              <w:left w:w="90" w:type="dxa"/>
-              <w:right w:w="90" w:type="dxa"/>
+              <w:top w:w="80" w:type="dxa"/>
+              <w:bottom w:w="80" w:type="dxa"/>
+              <w:left w:w="120" w:type="dxa"/>
+              <w:right w:w="120" w:type="dxa"/>
             </w:tcMar>
           </w:tcPr>
           <w:p>
@@ -301,41 +1586,24 @@
             <w:r>
               <w:rPr>
                 <w:b/>
+                <w:color w:val="059669"/>
                 <w:sz w:val="18"/>
               </w:rPr>
-              <w:t>Slide 2</w:t>
+              <w:t>3:35 - 4:55</w:t>
             </w:r>
           </w:p>
         </w:tc>
+      </w:tr>
+      <w:tr>
         <w:tc>
           <w:tcPr>
-            <w:tcW w:type="dxa" w:w="3888"/>
-            <w:shd w:fill="F8FAFC"/>
+            <w:tcW w:type="dxa" w:w="2448"/>
+            <w:shd w:fill="f8fafc"/>
             <w:tcMar>
-              <w:top w:w="60" w:type="dxa"/>
-              <w:bottom w:w="60" w:type="dxa"/>
-              <w:left w:w="90" w:type="dxa"/>
-              <w:right w:w="90" w:type="dxa"/>
-            </w:tcMar>
-          </w:tcPr>
-          <w:p>
-            <w:r>
-              <w:rPr>
-                <w:sz w:val="18"/>
-              </w:rPr>
-              <w:t>Hạn chế mô hình cũ &amp; 2 Dataset Kaggle</w:t>
-            </w:r>
-          </w:p>
-        </w:tc>
-        <w:tc>
-          <w:tcPr>
-            <w:tcW w:type="dxa" w:w="1584"/>
-            <w:shd w:fill="F8FAFC"/>
-            <w:tcMar>
-              <w:top w:w="60" w:type="dxa"/>
-              <w:bottom w:w="60" w:type="dxa"/>
-              <w:left w:w="90" w:type="dxa"/>
-              <w:right w:w="90" w:type="dxa"/>
+              <w:top w:w="80" w:type="dxa"/>
+              <w:bottom w:w="80" w:type="dxa"/>
+              <w:left w:w="120" w:type="dxa"/>
+              <w:right w:w="120" w:type="dxa"/>
             </w:tcMar>
           </w:tcPr>
           <w:p>
@@ -344,22 +1612,21 @@
             </w:pPr>
             <w:r>
               <w:rPr>
-                <w:b/>
                 <w:sz w:val="18"/>
               </w:rPr>
-              <w:t>40 giây</w:t>
+              <w:t>Slide 16</w:t>
             </w:r>
           </w:p>
         </w:tc>
         <w:tc>
           <w:tcPr>
-            <w:tcW w:type="dxa" w:w="3456"/>
-            <w:shd w:fill="F8FAFC"/>
+            <w:tcW w:type="dxa" w:w="2448"/>
+            <w:shd w:fill="f8fafc"/>
             <w:tcMar>
-              <w:top w:w="60" w:type="dxa"/>
-              <w:bottom w:w="60" w:type="dxa"/>
-              <w:left w:w="90" w:type="dxa"/>
-              <w:right w:w="90" w:type="dxa"/>
+              <w:top w:w="80" w:type="dxa"/>
+              <w:bottom w:w="80" w:type="dxa"/>
+              <w:left w:w="120" w:type="dxa"/>
+              <w:right w:w="120" w:type="dxa"/>
             </w:tcMar>
           </w:tcPr>
           <w:p>
@@ -367,21 +1634,19 @@
               <w:rPr>
                 <w:sz w:val="18"/>
               </w:rPr>
-              <w:t>Chỉ ra 3 lỗi của mô hình cũ, giới thiệu bộ 1,115 tệp và 5,600 tệp.</w:t>
+              <w:t>Tổng kết đóng góp khoa học &amp; Khẳng định kết quả vượt trội [9, 10]</w:t>
             </w:r>
           </w:p>
         </w:tc>
-      </w:tr>
-      <w:tr>
         <w:tc>
           <w:tcPr>
-            <w:tcW w:type="dxa" w:w="1440"/>
-            <w:shd w:fill="FFFFFF"/>
+            <w:tcW w:type="dxa" w:w="2448"/>
+            <w:shd w:fill="f8fafc"/>
             <w:tcMar>
-              <w:top w:w="60" w:type="dxa"/>
-              <w:bottom w:w="60" w:type="dxa"/>
-              <w:left w:w="90" w:type="dxa"/>
-              <w:right w:w="90" w:type="dxa"/>
+              <w:top w:w="80" w:type="dxa"/>
+              <w:bottom w:w="80" w:type="dxa"/>
+              <w:left w:w="120" w:type="dxa"/>
+              <w:right w:w="120" w:type="dxa"/>
             </w:tcMar>
           </w:tcPr>
           <w:p>
@@ -390,42 +1655,21 @@
             </w:pPr>
             <w:r>
               <w:rPr>
-                <w:b/>
                 <w:sz w:val="18"/>
               </w:rPr>
-              <w:t>Slide 3</w:t>
+              <w:t>15 giây</w:t>
             </w:r>
           </w:p>
         </w:tc>
         <w:tc>
           <w:tcPr>
-            <w:tcW w:type="dxa" w:w="3888"/>
-            <w:shd w:fill="FFFFFF"/>
+            <w:tcW w:type="dxa" w:w="2448"/>
+            <w:shd w:fill="f8fafc"/>
             <w:tcMar>
-              <w:top w:w="60" w:type="dxa"/>
-              <w:bottom w:w="60" w:type="dxa"/>
-              <w:left w:w="90" w:type="dxa"/>
-              <w:right w:w="90" w:type="dxa"/>
-            </w:tcMar>
-          </w:tcPr>
-          <w:p>
-            <w:r>
-              <w:rPr>
-                <w:sz w:val="18"/>
-              </w:rPr>
-              <w:t>Kiến trúc HD-Merkle &amp; Tiền tố RFC 6962</w:t>
-            </w:r>
-          </w:p>
-        </w:tc>
-        <w:tc>
-          <w:tcPr>
-            <w:tcW w:type="dxa" w:w="1584"/>
-            <w:shd w:fill="FFFFFF"/>
-            <w:tcMar>
-              <w:top w:w="60" w:type="dxa"/>
-              <w:bottom w:w="60" w:type="dxa"/>
-              <w:left w:w="90" w:type="dxa"/>
-              <w:right w:w="90" w:type="dxa"/>
+              <w:top w:w="80" w:type="dxa"/>
+              <w:bottom w:w="80" w:type="dxa"/>
+              <w:left w:w="120" w:type="dxa"/>
+              <w:right w:w="120" w:type="dxa"/>
             </w:tcMar>
           </w:tcPr>
           <w:p>
@@ -434,30 +1678,9 @@
             </w:pPr>
             <w:r>
               <w:rPr>
-                <w:b/>
                 <w:sz w:val="18"/>
               </w:rPr>
-              <w:t>50 giây</w:t>
-            </w:r>
-          </w:p>
-        </w:tc>
-        <w:tc>
-          <w:tcPr>
-            <w:tcW w:type="dxa" w:w="3456"/>
-            <w:shd w:fill="FFFFFF"/>
-            <w:tcMar>
-              <w:top w:w="60" w:type="dxa"/>
-              <w:bottom w:w="60" w:type="dxa"/>
-              <w:left w:w="90" w:type="dxa"/>
-              <w:right w:w="90" w:type="dxa"/>
-            </w:tcMar>
-          </w:tcPr>
-          <w:p>
-            <w:r>
-              <w:rPr>
-                <w:sz w:val="18"/>
-              </w:rPr>
-              <w:t>Giải thích sơ đồ cây 3 tầng và công thức tiền tố 0x00 != 0x01.</w:t>
+              <w:t>4:55 - 5:10</w:t>
             </w:r>
           </w:p>
         </w:tc>
@@ -465,13 +1688,13 @@
       <w:tr>
         <w:tc>
           <w:tcPr>
-            <w:tcW w:type="dxa" w:w="1440"/>
-            <w:shd w:fill="F8FAFC"/>
+            <w:tcW w:type="dxa" w:w="2448"/>
+            <w:shd w:fill="ffffff"/>
             <w:tcMar>
-              <w:top w:w="60" w:type="dxa"/>
-              <w:bottom w:w="60" w:type="dxa"/>
-              <w:left w:w="90" w:type="dxa"/>
-              <w:right w:w="90" w:type="dxa"/>
+              <w:top w:w="80" w:type="dxa"/>
+              <w:bottom w:w="80" w:type="dxa"/>
+              <w:left w:w="120" w:type="dxa"/>
+              <w:right w:w="120" w:type="dxa"/>
             </w:tcMar>
           </w:tcPr>
           <w:p>
@@ -480,22 +1703,21 @@
             </w:pPr>
             <w:r>
               <w:rPr>
-                <w:b/>
                 <w:sz w:val="18"/>
               </w:rPr>
-              <w:t>Slide 4</w:t>
+              <w:t>Slide 17</w:t>
             </w:r>
           </w:p>
         </w:tc>
         <w:tc>
           <w:tcPr>
-            <w:tcW w:type="dxa" w:w="3888"/>
-            <w:shd w:fill="F8FAFC"/>
+            <w:tcW w:type="dxa" w:w="2448"/>
+            <w:shd w:fill="ffffff"/>
             <w:tcMar>
-              <w:top w:w="60" w:type="dxa"/>
-              <w:bottom w:w="60" w:type="dxa"/>
-              <w:left w:w="90" w:type="dxa"/>
-              <w:right w:w="90" w:type="dxa"/>
+              <w:top w:w="80" w:type="dxa"/>
+              <w:bottom w:w="80" w:type="dxa"/>
+              <w:left w:w="120" w:type="dxa"/>
+              <w:right w:w="120" w:type="dxa"/>
             </w:tcMar>
           </w:tcPr>
           <w:p>
@@ -503,19 +1725,19 @@
               <w:rPr>
                 <w:sz w:val="18"/>
               </w:rPr>
-              <w:t>Bảng Big-O lý thuyết &amp; Cơ chế Dirty Path</w:t>
+              <w:t>Lời cảm ơn Quý Thầy Cô &amp; Phiên hỏi đáp học thuật (Q&amp;A)</w:t>
             </w:r>
           </w:p>
         </w:tc>
         <w:tc>
           <w:tcPr>
-            <w:tcW w:type="dxa" w:w="1584"/>
-            <w:shd w:fill="F8FAFC"/>
+            <w:tcW w:type="dxa" w:w="2448"/>
+            <w:shd w:fill="ffffff"/>
             <w:tcMar>
-              <w:top w:w="60" w:type="dxa"/>
-              <w:bottom w:w="60" w:type="dxa"/>
-              <w:left w:w="90" w:type="dxa"/>
-              <w:right w:w="90" w:type="dxa"/>
+              <w:top w:w="80" w:type="dxa"/>
+              <w:bottom w:w="80" w:type="dxa"/>
+              <w:left w:w="120" w:type="dxa"/>
+              <w:right w:w="120" w:type="dxa"/>
             </w:tcMar>
           </w:tcPr>
           <w:p>
@@ -524,44 +1746,21 @@
             </w:pPr>
             <w:r>
               <w:rPr>
-                <w:b/>
                 <w:sz w:val="18"/>
               </w:rPr>
-              <w:t>50 giây</w:t>
+              <w:t>10 giây</w:t>
             </w:r>
           </w:p>
         </w:tc>
         <w:tc>
           <w:tcPr>
-            <w:tcW w:type="dxa" w:w="3456"/>
-            <w:shd w:fill="F8FAFC"/>
+            <w:tcW w:type="dxa" w:w="2448"/>
+            <w:shd w:fill="ffffff"/>
             <w:tcMar>
-              <w:top w:w="60" w:type="dxa"/>
-              <w:bottom w:w="60" w:type="dxa"/>
-              <w:left w:w="90" w:type="dxa"/>
-              <w:right w:w="90" w:type="dxa"/>
-            </w:tcMar>
-          </w:tcPr>
-          <w:p>
-            <w:r>
-              <w:rPr>
-                <w:sz w:val="18"/>
-              </w:rPr>
-              <w:t>Trình bày bảng so sánh Big-O và cơ chế Dirty Path O(log N).</w:t>
-            </w:r>
-          </w:p>
-        </w:tc>
-      </w:tr>
-      <w:tr>
-        <w:tc>
-          <w:tcPr>
-            <w:tcW w:type="dxa" w:w="1440"/>
-            <w:shd w:fill="FFFFFF"/>
-            <w:tcMar>
-              <w:top w:w="60" w:type="dxa"/>
-              <w:bottom w:w="60" w:type="dxa"/>
-              <w:left w:w="90" w:type="dxa"/>
-              <w:right w:w="90" w:type="dxa"/>
+              <w:top w:w="80" w:type="dxa"/>
+              <w:bottom w:w="80" w:type="dxa"/>
+              <w:left w:w="120" w:type="dxa"/>
+              <w:right w:w="120" w:type="dxa"/>
             </w:tcMar>
           </w:tcPr>
           <w:p>
@@ -570,359 +1769,22 @@
             </w:pPr>
             <w:r>
               <w:rPr>
-                <w:b/>
                 <w:sz w:val="18"/>
               </w:rPr>
-              <w:t>Slide 5</w:t>
-            </w:r>
-          </w:p>
-        </w:tc>
-        <w:tc>
-          <w:tcPr>
-            <w:tcW w:type="dxa" w:w="3888"/>
-            <w:shd w:fill="FFFFFF"/>
-            <w:tcMar>
-              <w:top w:w="60" w:type="dxa"/>
-              <w:bottom w:w="60" w:type="dxa"/>
-              <w:left w:w="90" w:type="dxa"/>
-              <w:right w:w="90" w:type="dxa"/>
-            </w:tcMar>
-          </w:tcPr>
-          <w:p>
-            <w:r>
-              <w:rPr>
-                <w:sz w:val="18"/>
-              </w:rPr>
-              <w:t>7 Mô hình toán học Halpin (Mô hình 1 - 4)</w:t>
-            </w:r>
-          </w:p>
-        </w:tc>
-        <w:tc>
-          <w:tcPr>
-            <w:tcW w:type="dxa" w:w="1584"/>
-            <w:shd w:fill="FFFFFF"/>
-            <w:tcMar>
-              <w:top w:w="60" w:type="dxa"/>
-              <w:bottom w:w="60" w:type="dxa"/>
-              <w:left w:w="90" w:type="dxa"/>
-              <w:right w:w="90" w:type="dxa"/>
-            </w:tcMar>
-          </w:tcPr>
-          <w:p>
-            <w:pPr>
-              <w:jc w:val="center"/>
-            </w:pPr>
-            <w:r>
-              <w:rPr>
-                <w:b/>
-                <w:sz w:val="18"/>
-              </w:rPr>
-              <w:t>45 giây</w:t>
-            </w:r>
-          </w:p>
-        </w:tc>
-        <w:tc>
-          <w:tcPr>
-            <w:tcW w:type="dxa" w:w="3456"/>
-            <w:shd w:fill="FFFFFF"/>
-            <w:tcMar>
-              <w:top w:w="60" w:type="dxa"/>
-              <w:bottom w:w="60" w:type="dxa"/>
-              <w:left w:w="90" w:type="dxa"/>
-              <w:right w:w="90" w:type="dxa"/>
-            </w:tcMar>
-          </w:tcPr>
-          <w:p>
-            <w:r>
-              <w:rPr>
-                <w:sz w:val="18"/>
-              </w:rPr>
-              <w:t>Trình bày PPT Adversary, Dolev-Yao, RFC 6962, Consistency.</w:t>
-            </w:r>
-          </w:p>
-        </w:tc>
-      </w:tr>
-      <w:tr>
-        <w:tc>
-          <w:tcPr>
-            <w:tcW w:type="dxa" w:w="1440"/>
-            <w:shd w:fill="F8FAFC"/>
-            <w:tcMar>
-              <w:top w:w="60" w:type="dxa"/>
-              <w:bottom w:w="60" w:type="dxa"/>
-              <w:left w:w="90" w:type="dxa"/>
-              <w:right w:w="90" w:type="dxa"/>
-            </w:tcMar>
-          </w:tcPr>
-          <w:p>
-            <w:pPr>
-              <w:jc w:val="center"/>
-            </w:pPr>
-            <w:r>
-              <w:rPr>
-                <w:b/>
-                <w:sz w:val="18"/>
-              </w:rPr>
-              <w:t>Slide 6</w:t>
-            </w:r>
-          </w:p>
-        </w:tc>
-        <w:tc>
-          <w:tcPr>
-            <w:tcW w:type="dxa" w:w="3888"/>
-            <w:shd w:fill="F8FAFC"/>
-            <w:tcMar>
-              <w:top w:w="60" w:type="dxa"/>
-              <w:bottom w:w="60" w:type="dxa"/>
-              <w:left w:w="90" w:type="dxa"/>
-              <w:right w:w="90" w:type="dxa"/>
-            </w:tcMar>
-          </w:tcPr>
-          <w:p>
-            <w:r>
-              <w:rPr>
-                <w:sz w:val="18"/>
-              </w:rPr>
-              <w:t>7 Mô hình toán học Halpin (Mô hình 5 - 7)</w:t>
-            </w:r>
-          </w:p>
-        </w:tc>
-        <w:tc>
-          <w:tcPr>
-            <w:tcW w:type="dxa" w:w="1584"/>
-            <w:shd w:fill="F8FAFC"/>
-            <w:tcMar>
-              <w:top w:w="60" w:type="dxa"/>
-              <w:bottom w:w="60" w:type="dxa"/>
-              <w:left w:w="90" w:type="dxa"/>
-              <w:right w:w="90" w:type="dxa"/>
-            </w:tcMar>
-          </w:tcPr>
-          <w:p>
-            <w:pPr>
-              <w:jc w:val="center"/>
-            </w:pPr>
-            <w:r>
-              <w:rPr>
-                <w:b/>
-                <w:sz w:val="18"/>
-              </w:rPr>
-              <w:t>45 giây</w:t>
-            </w:r>
-          </w:p>
-        </w:tc>
-        <w:tc>
-          <w:tcPr>
-            <w:tcW w:type="dxa" w:w="3456"/>
-            <w:shd w:fill="F8FAFC"/>
-            <w:tcMar>
-              <w:top w:w="60" w:type="dxa"/>
-              <w:bottom w:w="60" w:type="dxa"/>
-              <w:left w:w="90" w:type="dxa"/>
-              <w:right w:w="90" w:type="dxa"/>
-            </w:tcMar>
-          </w:tcPr>
-          <w:p>
-            <w:r>
-              <w:rPr>
-                <w:sz w:val="18"/>
-              </w:rPr>
-              <w:t>Trình bày Random Oracle/SAC, Biba, Metadata Privacy &amp; Constant-time.</w:t>
-            </w:r>
-          </w:p>
-        </w:tc>
-      </w:tr>
-      <w:tr>
-        <w:tc>
-          <w:tcPr>
-            <w:tcW w:type="dxa" w:w="1440"/>
-            <w:shd w:fill="ECFDF5"/>
-            <w:tcMar>
-              <w:top w:w="60" w:type="dxa"/>
-              <w:bottom w:w="60" w:type="dxa"/>
-              <w:left w:w="90" w:type="dxa"/>
-              <w:right w:w="90" w:type="dxa"/>
-            </w:tcMar>
-          </w:tcPr>
-          <w:p>
-            <w:pPr>
-              <w:jc w:val="center"/>
-            </w:pPr>
-            <w:r>
-              <w:rPr>
-                <w:b/>
-                <w:sz w:val="18"/>
-              </w:rPr>
-              <w:t>Slide 7</w:t>
-            </w:r>
-          </w:p>
-        </w:tc>
-        <w:tc>
-          <w:tcPr>
-            <w:tcW w:type="dxa" w:w="3888"/>
-            <w:shd w:fill="ECFDF5"/>
-            <w:tcMar>
-              <w:top w:w="60" w:type="dxa"/>
-              <w:bottom w:w="60" w:type="dxa"/>
-              <w:left w:w="90" w:type="dxa"/>
-              <w:right w:w="90" w:type="dxa"/>
-            </w:tcMar>
-          </w:tcPr>
-          <w:p>
-            <w:r>
-              <w:rPr>
-                <w:b/>
-                <w:color w:val="059669"/>
-                <w:sz w:val="18"/>
-              </w:rPr>
-              <w:t>LIVE DEMONSTRATION (Web &amp; Terminal)</w:t>
-            </w:r>
-          </w:p>
-        </w:tc>
-        <w:tc>
-          <w:tcPr>
-            <w:tcW w:type="dxa" w:w="1584"/>
-            <w:shd w:fill="ECFDF5"/>
-            <w:tcMar>
-              <w:top w:w="60" w:type="dxa"/>
-              <w:bottom w:w="60" w:type="dxa"/>
-              <w:left w:w="90" w:type="dxa"/>
-              <w:right w:w="90" w:type="dxa"/>
-            </w:tcMar>
-          </w:tcPr>
-          <w:p>
-            <w:pPr>
-              <w:jc w:val="center"/>
-            </w:pPr>
-            <w:r>
-              <w:rPr>
-                <w:b/>
-                <w:sz w:val="18"/>
-              </w:rPr>
-              <w:t>60 giây</w:t>
-            </w:r>
-          </w:p>
-        </w:tc>
-        <w:tc>
-          <w:tcPr>
-            <w:tcW w:type="dxa" w:w="3456"/>
-            <w:shd w:fill="ECFDF5"/>
-            <w:tcMar>
-              <w:top w:w="60" w:type="dxa"/>
-              <w:bottom w:w="60" w:type="dxa"/>
-              <w:left w:w="90" w:type="dxa"/>
-              <w:right w:w="90" w:type="dxa"/>
-            </w:tcMar>
-          </w:tcPr>
-          <w:p>
-            <w:r>
-              <w:rPr>
-                <w:sz w:val="18"/>
-              </w:rPr>
-              <w:t>Thao tác trực tiếp 4 bước trên Web &amp; Terminal streaming log.</w:t>
-            </w:r>
-          </w:p>
-        </w:tc>
-      </w:tr>
-      <w:tr>
-        <w:tc>
-          <w:tcPr>
-            <w:tcW w:type="dxa" w:w="1440"/>
-            <w:shd w:fill="F8FAFC"/>
-            <w:tcMar>
-              <w:top w:w="60" w:type="dxa"/>
-              <w:bottom w:w="60" w:type="dxa"/>
-              <w:left w:w="90" w:type="dxa"/>
-              <w:right w:w="90" w:type="dxa"/>
-            </w:tcMar>
-          </w:tcPr>
-          <w:p>
-            <w:pPr>
-              <w:jc w:val="center"/>
-            </w:pPr>
-            <w:r>
-              <w:rPr>
-                <w:b/>
-                <w:sz w:val="18"/>
-              </w:rPr>
-              <w:t>Slide 8</w:t>
-            </w:r>
-          </w:p>
-        </w:tc>
-        <w:tc>
-          <w:tcPr>
-            <w:tcW w:type="dxa" w:w="3888"/>
-            <w:shd w:fill="F8FAFC"/>
-            <w:tcMar>
-              <w:top w:w="60" w:type="dxa"/>
-              <w:bottom w:w="60" w:type="dxa"/>
-              <w:left w:w="90" w:type="dxa"/>
-              <w:right w:w="90" w:type="dxa"/>
-            </w:tcMar>
-          </w:tcPr>
-          <w:p>
-            <w:r>
-              <w:rPr>
-                <w:sz w:val="18"/>
-              </w:rPr>
-              <w:t>Kết luận, Đóng góp &amp; Lời cảm ơn</w:t>
-            </w:r>
-          </w:p>
-        </w:tc>
-        <w:tc>
-          <w:tcPr>
-            <w:tcW w:type="dxa" w:w="1584"/>
-            <w:shd w:fill="F8FAFC"/>
-            <w:tcMar>
-              <w:top w:w="60" w:type="dxa"/>
-              <w:bottom w:w="60" w:type="dxa"/>
-              <w:left w:w="90" w:type="dxa"/>
-              <w:right w:w="90" w:type="dxa"/>
-            </w:tcMar>
-          </w:tcPr>
-          <w:p>
-            <w:pPr>
-              <w:jc w:val="center"/>
-            </w:pPr>
-            <w:r>
-              <w:rPr>
-                <w:b/>
-                <w:sz w:val="18"/>
-              </w:rPr>
-              <w:t>20 giây</w:t>
-            </w:r>
-          </w:p>
-        </w:tc>
-        <w:tc>
-          <w:tcPr>
-            <w:tcW w:type="dxa" w:w="3456"/>
-            <w:shd w:fill="F8FAFC"/>
-            <w:tcMar>
-              <w:top w:w="60" w:type="dxa"/>
-              <w:bottom w:w="60" w:type="dxa"/>
-              <w:left w:w="90" w:type="dxa"/>
-              <w:right w:w="90" w:type="dxa"/>
-            </w:tcMar>
-          </w:tcPr>
-          <w:p>
-            <w:r>
-              <w:rPr>
-                <w:sz w:val="18"/>
-              </w:rPr>
-              <w:t>Tóm tắt đóng góp, lời cảm ơn Hội đồng.</w:t>
+              <w:t>5:10 - 5:20</w:t>
             </w:r>
           </w:p>
         </w:tc>
       </w:tr>
     </w:tbl>
     <w:p>
-      <w:pPr>
-        <w:spacing w:after="320"/>
-      </w:pPr>
+      <w:r>
+        <w:br w:type="page"/>
+      </w:r>
     </w:p>
     <w:p>
       <w:pPr>
-        <w:spacing w:before="280" w:after="80"/>
+        <w:spacing w:before="280" w:after="40"/>
       </w:pPr>
       <w:r>
         <w:rPr>
@@ -930,213 +1792,83 @@
           <w:color w:val="1E3A8A"/>
           <w:sz w:val="26"/>
         </w:rPr>
-        <w:t>SLIDE 1: TIÊU ĐỀ &amp; GIỚI THIỆU ĐỀ TÀI</w:t>
+        <w:t>SLIDE 1: TRANG TIÊU ĐỀ ĐỀ TÀI DT005</w:t>
       </w:r>
     </w:p>
-    <w:tbl>
-      <w:tblPr>
-        <w:tblW w:type="auto" w:w="0"/>
-        <w:jc w:val="center"/>
-        <w:tblLook w:firstColumn="1" w:firstRow="1" w:lastColumn="0" w:lastRow="0" w:noHBand="0" w:noVBand="1" w:val="04A0"/>
-      </w:tblPr>
-      <w:tblGrid>
-        <w:gridCol w:w="2592"/>
-        <w:gridCol w:w="7776"/>
-      </w:tblGrid>
-      <w:tr>
-        <w:tc>
-          <w:tcPr>
-            <w:tcW w:type="dxa" w:w="2592"/>
-            <w:shd w:fill="1E3A8A"/>
-            <w:tcMar>
-              <w:top w:w="60" w:type="dxa"/>
-              <w:bottom w:w="60" w:type="dxa"/>
-              <w:left w:w="80" w:type="dxa"/>
-              <w:right w:w="80" w:type="dxa"/>
-            </w:tcMar>
-          </w:tcPr>
-          <w:p>
-            <w:r>
-              <w:rPr>
-                <w:b/>
-                <w:color w:val="FFFFFF"/>
-                <w:sz w:val="19"/>
-              </w:rPr>
-              <w:t>Thời lượng mục tiêu</w:t>
-            </w:r>
-          </w:p>
-        </w:tc>
-        <w:tc>
-          <w:tcPr>
-            <w:tcW w:type="dxa" w:w="7776"/>
-            <w:shd w:fill="EFF6FF"/>
-            <w:tcMar>
-              <w:top w:w="60" w:type="dxa"/>
-              <w:bottom w:w="60" w:type="dxa"/>
-              <w:left w:w="100" w:type="dxa"/>
-              <w:right w:w="100" w:type="dxa"/>
-            </w:tcMar>
-          </w:tcPr>
-          <w:p>
-            <w:r>
-              <w:rPr>
-                <w:b/>
-                <w:color w:val="2563EB"/>
-                <w:sz w:val="19"/>
-              </w:rPr>
-              <w:t>30 giây (0:00 - 0:30)</w:t>
-            </w:r>
-          </w:p>
-        </w:tc>
-      </w:tr>
-      <w:tr>
-        <w:tc>
-          <w:tcPr>
-            <w:tcW w:type="dxa" w:w="2592"/>
-            <w:shd w:fill="1E3A8A"/>
-            <w:tcMar>
-              <w:top w:w="60" w:type="dxa"/>
-              <w:bottom w:w="60" w:type="dxa"/>
-              <w:left w:w="80" w:type="dxa"/>
-              <w:right w:w="80" w:type="dxa"/>
-            </w:tcMar>
-          </w:tcPr>
-          <w:p>
-            <w:r>
-              <w:rPr>
-                <w:b/>
-                <w:color w:val="FFFFFF"/>
-                <w:sz w:val="19"/>
-              </w:rPr>
-              <w:t>Mục tiêu truyền tải</w:t>
-            </w:r>
-          </w:p>
-        </w:tc>
-        <w:tc>
-          <w:tcPr>
-            <w:tcW w:type="dxa" w:w="7776"/>
-            <w:shd w:fill="FFFFFF"/>
-            <w:tcMar>
-              <w:top w:w="60" w:type="dxa"/>
-              <w:bottom w:w="60" w:type="dxa"/>
-              <w:left w:w="100" w:type="dxa"/>
-              <w:right w:w="100" w:type="dxa"/>
-            </w:tcMar>
-          </w:tcPr>
-          <w:p>
-            <w:r>
-              <w:rPr>
-                <w:color w:val="0F172A"/>
-                <w:sz w:val="19"/>
-              </w:rPr>
-              <w:t>Tạo ấn tượng trang trọng, giới thiệu bản thân, tên đề tài và nguồn gốc lý thuyết vững chắc từ bài báo khoa học quốc tế Oxford 2025.</w:t>
-            </w:r>
-          </w:p>
-        </w:tc>
-      </w:tr>
-      <w:tr>
-        <w:tc>
-          <w:tcPr>
-            <w:tcW w:type="dxa" w:w="2592"/>
-            <w:shd w:fill="1E3A8A"/>
-            <w:tcMar>
-              <w:top w:w="60" w:type="dxa"/>
-              <w:bottom w:w="60" w:type="dxa"/>
-              <w:left w:w="80" w:type="dxa"/>
-              <w:right w:w="80" w:type="dxa"/>
-            </w:tcMar>
-          </w:tcPr>
-          <w:p>
-            <w:r>
-              <w:rPr>
-                <w:b/>
-                <w:color w:val="FFFFFF"/>
-                <w:sz w:val="19"/>
-              </w:rPr>
-              <w:t>Gợi ý vẽ sơ đồ Draw.io</w:t>
-            </w:r>
-          </w:p>
-        </w:tc>
-        <w:tc>
-          <w:tcPr>
-            <w:tcW w:type="dxa" w:w="7776"/>
-            <w:shd w:fill="FEF3C7"/>
-            <w:tcMar>
-              <w:top w:w="60" w:type="dxa"/>
-              <w:bottom w:w="60" w:type="dxa"/>
-              <w:left w:w="100" w:type="dxa"/>
-              <w:right w:w="100" w:type="dxa"/>
-            </w:tcMar>
-          </w:tcPr>
-          <w:p>
-            <w:r>
-              <w:rPr>
-                <w:b/>
-                <w:color w:val="B45309"/>
-                <w:sz w:val="19"/>
-              </w:rPr>
-              <w:t>Không có sơ đồ cần vẽ. Slide đã thiết kế sẵn thẻ đề tài và các khối mục tiêu chuẩn mực.</w:t>
-            </w:r>
-          </w:p>
-        </w:tc>
-      </w:tr>
-      <w:tr>
-        <w:tc>
-          <w:tcPr>
-            <w:tcW w:type="dxa" w:w="2592"/>
-            <w:shd w:fill="1E3A8A"/>
-            <w:tcMar>
-              <w:top w:w="60" w:type="dxa"/>
-              <w:bottom w:w="60" w:type="dxa"/>
-              <w:left w:w="80" w:type="dxa"/>
-              <w:right w:w="80" w:type="dxa"/>
-            </w:tcMar>
-          </w:tcPr>
-          <w:p>
-            <w:r>
-              <w:rPr>
-                <w:b/>
-                <w:color w:val="FFFFFF"/>
-                <w:sz w:val="19"/>
-              </w:rPr>
-              <w:t>Lời thoại đọc miệng (Verbatim Script)</w:t>
-            </w:r>
-          </w:p>
-        </w:tc>
-        <w:tc>
-          <w:tcPr>
-            <w:tcW w:type="dxa" w:w="7776"/>
-            <w:shd w:fill="F8FAFC"/>
-            <w:tcMar>
-              <w:top w:w="60" w:type="dxa"/>
-              <w:bottom w:w="60" w:type="dxa"/>
-              <w:left w:w="100" w:type="dxa"/>
-              <w:right w:w="100" w:type="dxa"/>
-            </w:tcMar>
-          </w:tcPr>
-          <w:p>
-            <w:r>
-              <w:rPr>
-                <w:color w:val="0F172A"/>
-                <w:sz w:val="19"/>
-              </w:rPr>
-              <w:t>"Kính thưa Quý Thầy Cô trong Hội đồng và các bạn! Em xin phép được đại diện nhóm trình bày báo cáo giữa kỳ đề tài DT005 với nội dung: 'Nghiên cứu và phát triển hệ thống kiểm tra toàn vẹn tệp mật mã dựa trên Cây Merkle phân cấp động - HD-MerkleTree'.</w:t>
-              <w:br/>
-              <w:br/>
-              <w:t>Đề tài của chúng em được phát triển bám sát toàn văn bài báo khoa học quốc tế của Tiến sĩ Harry Halpin mang tựa đề 'The Adversary: The Philosophy of Cryptography', xuất bản trên Oxford Journal of Cybersecurity năm 2025. Mục tiêu cốt lõi của đề tài là giải quyết bài toán giám sát toàn vẹn dữ liệu quy mô lớn trong môi trường phân tán, đạt điểm tối đa thông qua việc vừa hiện thực hóa đầy đủ 7 mô hình toán học hình thức, vừa tự thiết kế một cấu trúc cây Merkle mới cho tốc độ cập nhật vượt trội và đã được kiểm chứng bằng 17 bài Unit Test tự động."</w:t>
-            </w:r>
-          </w:p>
-        </w:tc>
-      </w:tr>
-    </w:tbl>
+    <w:p>
+      <w:pPr>
+        <w:spacing w:after="120"/>
+      </w:pPr>
+      <w:r>
+        <w:rPr>
+          <w:b/>
+          <w:color w:val="2563EB"/>
+          <w:sz w:val="19"/>
+        </w:rPr>
+        <w:t>Phân loại: Trang bìa   |   Thời lượng: 15 giây</w:t>
+      </w:r>
+    </w:p>
+    <w:p>
+      <w:pPr>
+        <w:spacing w:after="40"/>
+      </w:pPr>
+      <w:r>
+        <w:rPr>
+          <w:b/>
+          <w:color w:val="059669"/>
+          <w:sz w:val="20"/>
+        </w:rPr>
+        <w:t>▶ LỜI THOẠI ĐỌC MIỆNG (NÓI CHÍNH XÁC THEO ĐOẠN NÀY):</w:t>
+      </w:r>
+    </w:p>
+    <w:p>
+      <w:pPr>
+        <w:spacing w:after="160"/>
+        <w:ind w:left="288" w:right="288"/>
+      </w:pPr>
+      <w:r>
+        <w:rPr>
+          <w:i/>
+          <w:color w:val="0F172A"/>
+          <w:sz w:val="21"/>
+        </w:rPr>
+        <w:t>“Kính thưa Thầy và Hội đồng đánh giá, em tên là Võ Anh Kiệt. Hôm nay em xin báo cáo đồ án giữa kỳ đề tài DT005: Hệ thống kiểm tra toàn vẹn tệp bằng SHA-256, HMAC và Cây Merkle phân cấp HD-Merkle Tree. Đồ án bám sát 2 mục tiêu đánh giá: Dịch toàn văn bài báo khoa học Harry Halpin Oxford 2025 và chạy lại 3 mô hình nền tảng đạt thang điểm 6-8; đồng thời tự thiết kế mô hình mới, thuật toán mới đạt kết quả thực nghiệm vượt trội đáp ứng thang điểm 9-10.”</w:t>
+      </w:r>
+    </w:p>
+    <w:p>
+      <w:pPr>
+        <w:spacing w:after="120"/>
+        <w:ind w:left="288"/>
+      </w:pPr>
+      <w:r>
+        <w:rPr>
+          <w:b/>
+          <w:color w:val="B45309"/>
+          <w:sz w:val="19"/>
+        </w:rPr>
+        <w:t xml:space="preserve">• Ghi chú trọng tâm: </w:t>
+      </w:r>
+      <w:r>
+        <w:rPr>
+          <w:sz w:val="19"/>
+        </w:rPr>
+        <w:t>Nói rõ họ tên, MSSV, tên đề tài và 2 thang điểm đánh giá để gây ấn tượng ngay từ đầu.</w:t>
+      </w:r>
+    </w:p>
     <w:p>
       <w:pPr>
         <w:spacing w:after="200"/>
       </w:pPr>
+      <w:r>
+        <w:rPr>
+          <w:color w:val="E2E8F0"/>
+        </w:rPr>
+        <w:t>──────────────────────────────────────────────────────────────────────</w:t>
+      </w:r>
     </w:p>
     <w:p>
       <w:pPr>
-        <w:spacing w:before="280" w:after="80"/>
+        <w:spacing w:before="280" w:after="40"/>
       </w:pPr>
       <w:r>
         <w:rPr>
@@ -1144,213 +1876,83 @@
           <w:color w:val="1E3A8A"/>
           <w:sz w:val="26"/>
         </w:rPr>
-        <w:t>SLIDE 2: HẠN CHẾ CÁC MÔ HÌNH CŨ &amp; KHẢO SÁT 2 TẬP DỮ LIỆU KAGGLE</w:t>
+        <w:t>SLIDE 2: GIỚI THIỆU &amp; TÓM TẮT BÀI BÁO HARRY HALPIN (OXFORD 2025)</w:t>
       </w:r>
     </w:p>
-    <w:tbl>
-      <w:tblPr>
-        <w:tblW w:type="auto" w:w="0"/>
-        <w:jc w:val="center"/>
-        <w:tblLook w:firstColumn="1" w:firstRow="1" w:lastColumn="0" w:lastRow="0" w:noHBand="0" w:noVBand="1" w:val="04A0"/>
-      </w:tblPr>
-      <w:tblGrid>
-        <w:gridCol w:w="2592"/>
-        <w:gridCol w:w="7776"/>
-      </w:tblGrid>
-      <w:tr>
-        <w:tc>
-          <w:tcPr>
-            <w:tcW w:type="dxa" w:w="2592"/>
-            <w:shd w:fill="1E3A8A"/>
-            <w:tcMar>
-              <w:top w:w="60" w:type="dxa"/>
-              <w:bottom w:w="60" w:type="dxa"/>
-              <w:left w:w="80" w:type="dxa"/>
-              <w:right w:w="80" w:type="dxa"/>
-            </w:tcMar>
-          </w:tcPr>
-          <w:p>
-            <w:r>
-              <w:rPr>
-                <w:b/>
-                <w:color w:val="FFFFFF"/>
-                <w:sz w:val="19"/>
-              </w:rPr>
-              <w:t>Thời lượng mục tiêu</w:t>
-            </w:r>
-          </w:p>
-        </w:tc>
-        <w:tc>
-          <w:tcPr>
-            <w:tcW w:type="dxa" w:w="7776"/>
-            <w:shd w:fill="EFF6FF"/>
-            <w:tcMar>
-              <w:top w:w="60" w:type="dxa"/>
-              <w:bottom w:w="60" w:type="dxa"/>
-              <w:left w:w="100" w:type="dxa"/>
-              <w:right w:w="100" w:type="dxa"/>
-            </w:tcMar>
-          </w:tcPr>
-          <w:p>
-            <w:r>
-              <w:rPr>
-                <w:b/>
-                <w:color w:val="2563EB"/>
-                <w:sz w:val="19"/>
-              </w:rPr>
-              <w:t>40 giây (0:30 - 1:10)</w:t>
-            </w:r>
-          </w:p>
-        </w:tc>
-      </w:tr>
-      <w:tr>
-        <w:tc>
-          <w:tcPr>
-            <w:tcW w:type="dxa" w:w="2592"/>
-            <w:shd w:fill="1E3A8A"/>
-            <w:tcMar>
-              <w:top w:w="60" w:type="dxa"/>
-              <w:bottom w:w="60" w:type="dxa"/>
-              <w:left w:w="80" w:type="dxa"/>
-              <w:right w:w="80" w:type="dxa"/>
-            </w:tcMar>
-          </w:tcPr>
-          <w:p>
-            <w:r>
-              <w:rPr>
-                <w:b/>
-                <w:color w:val="FFFFFF"/>
-                <w:sz w:val="19"/>
-              </w:rPr>
-              <w:t>Mục tiêu truyền tải</w:t>
-            </w:r>
-          </w:p>
-        </w:tc>
-        <w:tc>
-          <w:tcPr>
-            <w:tcW w:type="dxa" w:w="7776"/>
-            <w:shd w:fill="FFFFFF"/>
-            <w:tcMar>
-              <w:top w:w="60" w:type="dxa"/>
-              <w:bottom w:w="60" w:type="dxa"/>
-              <w:left w:w="100" w:type="dxa"/>
-              <w:right w:w="100" w:type="dxa"/>
-            </w:tcMar>
-          </w:tcPr>
-          <w:p>
-            <w:r>
-              <w:rPr>
-                <w:color w:val="0F172A"/>
-                <w:sz w:val="19"/>
-              </w:rPr>
-              <w:t>Chỉ ra 3 nhược điểm lớn của các giải pháp truyền thống và chứng minh tính thực tế qua việc khảo sát 2 bộ dữ liệu Kaggle thật.</w:t>
-            </w:r>
-          </w:p>
-        </w:tc>
-      </w:tr>
-      <w:tr>
-        <w:tc>
-          <w:tcPr>
-            <w:tcW w:type="dxa" w:w="2592"/>
-            <w:shd w:fill="1E3A8A"/>
-            <w:tcMar>
-              <w:top w:w="60" w:type="dxa"/>
-              <w:bottom w:w="60" w:type="dxa"/>
-              <w:left w:w="80" w:type="dxa"/>
-              <w:right w:w="80" w:type="dxa"/>
-            </w:tcMar>
-          </w:tcPr>
-          <w:p>
-            <w:r>
-              <w:rPr>
-                <w:b/>
-                <w:color w:val="FFFFFF"/>
-                <w:sz w:val="19"/>
-              </w:rPr>
-              <w:t>Gợi ý vẽ sơ đồ Draw.io</w:t>
-            </w:r>
-          </w:p>
-        </w:tc>
-        <w:tc>
-          <w:tcPr>
-            <w:tcW w:type="dxa" w:w="7776"/>
-            <w:shd w:fill="FEF3C7"/>
-            <w:tcMar>
-              <w:top w:w="60" w:type="dxa"/>
-              <w:bottom w:w="60" w:type="dxa"/>
-              <w:left w:w="100" w:type="dxa"/>
-              <w:right w:w="100" w:type="dxa"/>
-            </w:tcMar>
-          </w:tcPr>
-          <w:p>
-            <w:r>
-              <w:rPr>
-                <w:b/>
-                <w:color w:val="B45309"/>
-                <w:sz w:val="19"/>
-              </w:rPr>
-              <w:t>Không có sơ đồ cần vẽ. Slide chia làm 2 cột rõ ràng: Cột trái là 3 hạn chế mô hình cũ, Cột phải là số liệu 2 dataset Kaggle.</w:t>
-            </w:r>
-          </w:p>
-        </w:tc>
-      </w:tr>
-      <w:tr>
-        <w:tc>
-          <w:tcPr>
-            <w:tcW w:type="dxa" w:w="2592"/>
-            <w:shd w:fill="1E3A8A"/>
-            <w:tcMar>
-              <w:top w:w="60" w:type="dxa"/>
-              <w:bottom w:w="60" w:type="dxa"/>
-              <w:left w:w="80" w:type="dxa"/>
-              <w:right w:w="80" w:type="dxa"/>
-            </w:tcMar>
-          </w:tcPr>
-          <w:p>
-            <w:r>
-              <w:rPr>
-                <w:b/>
-                <w:color w:val="FFFFFF"/>
-                <w:sz w:val="19"/>
-              </w:rPr>
-              <w:t>Lời thoại đọc miệng (Verbatim Script)</w:t>
-            </w:r>
-          </w:p>
-        </w:tc>
-        <w:tc>
-          <w:tcPr>
-            <w:tcW w:type="dxa" w:w="7776"/>
-            <w:shd w:fill="F8FAFC"/>
-            <w:tcMar>
-              <w:top w:w="60" w:type="dxa"/>
-              <w:bottom w:w="60" w:type="dxa"/>
-              <w:left w:w="100" w:type="dxa"/>
-              <w:right w:w="100" w:type="dxa"/>
-            </w:tcMar>
-          </w:tcPr>
-          <w:p>
-            <w:r>
-              <w:rPr>
-                <w:color w:val="0F172A"/>
-                <w:sz w:val="19"/>
-              </w:rPr>
-              <w:t>"Thưa Thầy Cô, khi giám sát tính toàn vẹn của một cây thư mục, các phương pháp truyền thống đều bộc lộ những điểm yếu chí mạng: Thứ nhất, Danh sách băm phẳng Flat SHA-256 có chi phí cập nhật là O(N), mỗi lần sửa 1 tệp đều phải đọc lại toàn bộ đĩa và làm lộ 100% đường dẫn tệp trên mạng. Thứ hai, HMAC-SHA256 phụ thuộc hoàn toàn vào khóa đối xứng bí mật K, gây nguy cơ rò rỉ khóa khi phân phối. Thứ ba, Standard Merkle Tree sử dụng mảng phẳng 1 chiều, khi sửa tệp phải dựng lại toàn bộ cây và dễ dính lỗ hổng giả mạo Second-Preimage.</w:t>
-              <w:br/>
-              <w:br/>
-              <w:t>Để chứng minh các hạn chế này một cách khách quan, chúng em đã khảo sát và thử nghiệm trên 2 tập dữ liệu Kaggle thực tế: Tập thứ nhất gồm 1,115 tệp tin với 7 định dạng phổ biến như hợp đồng PDF, tài liệu Word, CSV và mã nguồn. Đặc biệt, tập thứ hai là một bộ dữ liệu lớn với 5,600 tệp tin, dung lượng hơn 175 MB chia làm 6 danh mục chuyên biệt để kiểm thử khả năng chịu tải cao của hệ thống."</w:t>
-            </w:r>
-          </w:p>
-        </w:tc>
-      </w:tr>
-    </w:tbl>
+    <w:p>
+      <w:pPr>
+        <w:spacing w:after="120"/>
+      </w:pPr>
+      <w:r>
+        <w:rPr>
+          <w:b/>
+          <w:color w:val="2563EB"/>
+          <w:sz w:val="19"/>
+        </w:rPr>
+        <w:t>Phân loại: Thang điểm [6-8]   |   Thời lượng: 15 giây</w:t>
+      </w:r>
+    </w:p>
+    <w:p>
+      <w:pPr>
+        <w:spacing w:after="40"/>
+      </w:pPr>
+      <w:r>
+        <w:rPr>
+          <w:b/>
+          <w:color w:val="059669"/>
+          <w:sz w:val="20"/>
+        </w:rPr>
+        <w:t>▶ LỜI THOẠI ĐỌC MIỆNG (NÓI CHÍNH XÁC THEO ĐOẠN NÀY):</w:t>
+      </w:r>
+    </w:p>
+    <w:p>
+      <w:pPr>
+        <w:spacing w:after="160"/>
+        <w:ind w:left="288" w:right="288"/>
+      </w:pPr>
+      <w:r>
+        <w:rPr>
+          <w:i/>
+          <w:color w:val="0F172A"/>
+          <w:sz w:val="21"/>
+        </w:rPr>
+        <w:t>“Đầu tiên, em đã dịch thuật học thuật toàn văn bài báo 'The Adversary: The Philosophy of Cryptography' của tác giả Harry Halpin, xuất bản trên Oxford Journal of Cybersecurity năm 2025. Bài báo đặt ra luận điểm cốt lõi: Mật mã học không phải bài toán tĩnh, mà là cuộc đối đầu có chủ đích giữa Kẻ phòng thủ và 4 mô hình Kẻ thù hình thức: Kẻ nghe lén thụ động, Kẻ tấn công đường truyền Dolev-Yao, Kẻ thù tính toán PPT và Kẻ thù khai thác kênh kề siêu dữ liệu.”</w:t>
+      </w:r>
+    </w:p>
+    <w:p>
+      <w:pPr>
+        <w:spacing w:after="120"/>
+        <w:ind w:left="288"/>
+      </w:pPr>
+      <w:r>
+        <w:rPr>
+          <w:b/>
+          <w:color w:val="B45309"/>
+          <w:sz w:val="19"/>
+        </w:rPr>
+        <w:t xml:space="preserve">• Ghi chú trọng tâm: </w:t>
+      </w:r>
+      <w:r>
+        <w:rPr>
+          <w:sz w:val="19"/>
+        </w:rPr>
+        <w:t>Nhấn mạnh đây là bài báo mới xuất bản năm 2025 trên tạp chí Q1 uy tín của Đại học Oxford.</w:t>
+      </w:r>
+    </w:p>
     <w:p>
       <w:pPr>
         <w:spacing w:after="200"/>
       </w:pPr>
+      <w:r>
+        <w:rPr>
+          <w:color w:val="E2E8F0"/>
+        </w:rPr>
+        <w:t>──────────────────────────────────────────────────────────────────────</w:t>
+      </w:r>
     </w:p>
     <w:p>
       <w:pPr>
-        <w:spacing w:before="280" w:after="80"/>
+        <w:spacing w:before="280" w:after="40"/>
       </w:pPr>
       <w:r>
         <w:rPr>
@@ -1358,229 +1960,103 @@
           <w:color w:val="1E3A8A"/>
           <w:sz w:val="26"/>
         </w:rPr>
-        <w:t>SLIDE 3: KIẾN TRÚC MÔ HÌNH ĐỀ XUẤT HD-MERKLETREE &amp; RFC 6962</w:t>
+        <w:t>SLIDE 3: HIỆN THỰC HÓA &amp; CHẠY LẠI KẾT QUẢ 3 MÔ HÌNH NỀN TẢNG</w:t>
       </w:r>
     </w:p>
-    <w:tbl>
-      <w:tblPr>
-        <w:tblW w:type="auto" w:w="0"/>
-        <w:jc w:val="center"/>
-        <w:tblLook w:firstColumn="1" w:firstRow="1" w:lastColumn="0" w:lastRow="0" w:noHBand="0" w:noVBand="1" w:val="04A0"/>
-      </w:tblPr>
-      <w:tblGrid>
-        <w:gridCol w:w="2592"/>
-        <w:gridCol w:w="7776"/>
-      </w:tblGrid>
-      <w:tr>
-        <w:tc>
-          <w:tcPr>
-            <w:tcW w:type="dxa" w:w="2592"/>
-            <w:shd w:fill="1E3A8A"/>
-            <w:tcMar>
-              <w:top w:w="60" w:type="dxa"/>
-              <w:bottom w:w="60" w:type="dxa"/>
-              <w:left w:w="80" w:type="dxa"/>
-              <w:right w:w="80" w:type="dxa"/>
-            </w:tcMar>
-          </w:tcPr>
-          <w:p>
-            <w:r>
-              <w:rPr>
-                <w:b/>
-                <w:color w:val="FFFFFF"/>
-                <w:sz w:val="19"/>
-              </w:rPr>
-              <w:t>Thời lượng mục tiêu</w:t>
-            </w:r>
-          </w:p>
-        </w:tc>
-        <w:tc>
-          <w:tcPr>
-            <w:tcW w:type="dxa" w:w="7776"/>
-            <w:shd w:fill="EFF6FF"/>
-            <w:tcMar>
-              <w:top w:w="60" w:type="dxa"/>
-              <w:bottom w:w="60" w:type="dxa"/>
-              <w:left w:w="100" w:type="dxa"/>
-              <w:right w:w="100" w:type="dxa"/>
-            </w:tcMar>
-          </w:tcPr>
-          <w:p>
-            <w:r>
-              <w:rPr>
-                <w:b/>
-                <w:color w:val="2563EB"/>
-                <w:sz w:val="19"/>
-              </w:rPr>
-              <w:t>50 giây (1:10 - 2:00)</w:t>
-            </w:r>
-          </w:p>
-        </w:tc>
-      </w:tr>
-      <w:tr>
-        <w:tc>
-          <w:tcPr>
-            <w:tcW w:type="dxa" w:w="2592"/>
-            <w:shd w:fill="1E3A8A"/>
-            <w:tcMar>
-              <w:top w:w="60" w:type="dxa"/>
-              <w:bottom w:w="60" w:type="dxa"/>
-              <w:left w:w="80" w:type="dxa"/>
-              <w:right w:w="80" w:type="dxa"/>
-            </w:tcMar>
-          </w:tcPr>
-          <w:p>
-            <w:r>
-              <w:rPr>
-                <w:b/>
-                <w:color w:val="FFFFFF"/>
-                <w:sz w:val="19"/>
-              </w:rPr>
-              <w:t>Mục tiêu truyền tải</w:t>
-            </w:r>
-          </w:p>
-        </w:tc>
-        <w:tc>
-          <w:tcPr>
-            <w:tcW w:type="dxa" w:w="7776"/>
-            <w:shd w:fill="FFFFFF"/>
-            <w:tcMar>
-              <w:top w:w="60" w:type="dxa"/>
-              <w:bottom w:w="60" w:type="dxa"/>
-              <w:left w:w="100" w:type="dxa"/>
-              <w:right w:w="100" w:type="dxa"/>
-            </w:tcMar>
-          </w:tcPr>
-          <w:p>
-            <w:r>
-              <w:rPr>
-                <w:color w:val="0F172A"/>
-                <w:sz w:val="19"/>
-              </w:rPr>
-              <w:t>Trình bày kiến trúc cây phân cấp động, làm rõ công thức tiền tố RFC 6962 để bảo vệ hệ thống trước tấn công Second-Preimage.</w:t>
-            </w:r>
-          </w:p>
-        </w:tc>
-      </w:tr>
-      <w:tr>
-        <w:tc>
-          <w:tcPr>
-            <w:tcW w:type="dxa" w:w="2592"/>
-            <w:shd w:fill="1E3A8A"/>
-            <w:tcMar>
-              <w:top w:w="60" w:type="dxa"/>
-              <w:bottom w:w="60" w:type="dxa"/>
-              <w:left w:w="80" w:type="dxa"/>
-              <w:right w:w="80" w:type="dxa"/>
-            </w:tcMar>
-          </w:tcPr>
-          <w:p>
-            <w:r>
-              <w:rPr>
-                <w:b/>
-                <w:color w:val="FFFFFF"/>
-                <w:sz w:val="19"/>
-              </w:rPr>
-              <w:t>Gợi ý vẽ sơ đồ Draw.io</w:t>
-            </w:r>
-          </w:p>
-        </w:tc>
-        <w:tc>
-          <w:tcPr>
-            <w:tcW w:type="dxa" w:w="7776"/>
-            <w:shd w:fill="FEF3C7"/>
-            <w:tcMar>
-              <w:top w:w="60" w:type="dxa"/>
-              <w:bottom w:w="60" w:type="dxa"/>
-              <w:left w:w="100" w:type="dxa"/>
-              <w:right w:w="100" w:type="dxa"/>
-            </w:tcMar>
-          </w:tcPr>
-          <w:p>
-            <w:r>
-              <w:rPr>
-                <w:b/>
-                <w:color w:val="B45309"/>
-                <w:sz w:val="19"/>
-              </w:rPr>
-              <w:t>TẠI CỘT BÊN TRÁI SLIDE 3 CÓ KHUNG CHỜ ĐỂ BẠN VẼ TRÊN DRAW.IO:</w:t>
-              <w:br/>
-              <w:t>1. Vẽ hình cây 3 tầng từ trên xuống: Đỉnh là 'Root Hash' (32 Bytes, màu xanh Navy).</w:t>
-              <w:br/>
-              <w:t>2. Tầng giữa là các 'Directory Nodes' tương ứng với các thư mục thực tế trên ổ cứng (màu xanh dương).</w:t>
-              <w:br/>
-              <w:t>3. Tầng đáy là các 'File Leaves' băm dữ liệu từng file (màu xanh lá).</w:t>
-              <w:br/>
-              <w:t>4. Thêm chú thích tiền tố rõ ràng: Tại mỗi nút Lá ghi '0x00 || path || data', tại mỗi nút Nhánh ghi '0x01 || left || right'.</w:t>
-              <w:br/>
-              <w:t>5. Vẽ mũi tên nét đứt đỏ biểu thị Audit Path / Compact Proof dẫn từ một nút lá lên đến Root Hash.</w:t>
-            </w:r>
-          </w:p>
-        </w:tc>
-      </w:tr>
-      <w:tr>
-        <w:tc>
-          <w:tcPr>
-            <w:tcW w:type="dxa" w:w="2592"/>
-            <w:shd w:fill="1E3A8A"/>
-            <w:tcMar>
-              <w:top w:w="60" w:type="dxa"/>
-              <w:bottom w:w="60" w:type="dxa"/>
-              <w:left w:w="80" w:type="dxa"/>
-              <w:right w:w="80" w:type="dxa"/>
-            </w:tcMar>
-          </w:tcPr>
-          <w:p>
-            <w:r>
-              <w:rPr>
-                <w:b/>
-                <w:color w:val="FFFFFF"/>
-                <w:sz w:val="19"/>
-              </w:rPr>
-              <w:t>Lời thoại đọc miệng (Verbatim Script)</w:t>
-            </w:r>
-          </w:p>
-        </w:tc>
-        <w:tc>
-          <w:tcPr>
-            <w:tcW w:type="dxa" w:w="7776"/>
-            <w:shd w:fill="F8FAFC"/>
-            <w:tcMar>
-              <w:top w:w="60" w:type="dxa"/>
-              <w:bottom w:w="60" w:type="dxa"/>
-              <w:left w:w="100" w:type="dxa"/>
-              <w:right w:w="100" w:type="dxa"/>
-            </w:tcMar>
-          </w:tcPr>
-          <w:p>
-            <w:r>
-              <w:rPr>
-                <w:color w:val="0F172A"/>
-                <w:sz w:val="19"/>
-              </w:rPr>
-              <w:t>"Để khắc phục các nhược điểm trên, nhóm chúng em đề xuất mô hình HD-MerkleTree với 3 cải tiến kỹ thuật đột phá, như sơ đồ trên slide:</w:t>
-              <w:br/>
-              <w:br/>
-              <w:t>Thứ nhất, chúng em áp dụng chuẩn phân tách miền tiền tố RFC 6962: Nút lá được băm với tiền tố 0x00, trong khi nút nhánh được băm với tiền tố 0x01. Do 0x00 luôn khác 0x01, không gian băm của lá và nhánh hoàn toàn độc lập, giúp triệt tiêu 100% nguy cơ tấn công Second-Preimage cấu trúc.</w:t>
-              <w:br/>
-              <w:br/>
-              <w:t>Thứ hai, cấu trúc cây phản ánh đúng cây thư mục vật lý lồng nhau thay vì băm phẳng 1 chiều, kết hợp bộ xử lý đa luồng CPU giúp băm song song 5,600 tệp tin trong chớp mắt.</w:t>
-              <w:br/>
-              <w:br/>
-              <w:t>Thứ ba, hệ thống cung cấp cơ chế Compact Proof thu gọn chỉ khoảng 1.4 KB, và tính năng Batch Multi-Proof cho phép gộp các nút tổ tiên chung, giúp tiết kiệm tới hơn 86% băng thông mạng khi xác thực cùng lúc một nhóm nhiều tệp tin."</w:t>
-            </w:r>
-          </w:p>
-        </w:tc>
-      </w:tr>
-    </w:tbl>
+    <w:p>
+      <w:pPr>
+        <w:spacing w:after="120"/>
+      </w:pPr>
+      <w:r>
+        <w:rPr>
+          <w:b/>
+          <w:color w:val="2563EB"/>
+          <w:sz w:val="19"/>
+        </w:rPr>
+        <w:t>Phân loại: Thang điểm [6-8]   |   Thời lượng: 15 giây</w:t>
+      </w:r>
+    </w:p>
+    <w:p>
+      <w:pPr>
+        <w:spacing w:after="40"/>
+      </w:pPr>
+      <w:r>
+        <w:rPr>
+          <w:b/>
+          <w:color w:val="059669"/>
+          <w:sz w:val="20"/>
+        </w:rPr>
+        <w:t>▶ LỜI THOẠI ĐỌC MIỆNG (NÓI CHÍNH XÁC THEO ĐOẠN NÀY):</w:t>
+      </w:r>
+    </w:p>
+    <w:p>
+      <w:pPr>
+        <w:spacing w:after="160"/>
+        <w:ind w:left="288" w:right="288"/>
+      </w:pPr>
+      <w:r>
+        <w:rPr>
+          <w:i/>
+          <w:color w:val="0F172A"/>
+          <w:sz w:val="21"/>
+        </w:rPr>
+        <w:t>“Để giải quyết khoảng trống thực nghiệm của bài báo gốc, em đã hiện thực hóa và chạy lại 3 mô hình nền tảng: Thứ nhất là Danh sách băm phẳng SHA-256; Thứ hai là Danh sách băm có khóa HMAC; và Thứ ba là Cây Merkle chuẩn của Ralph Merkle 1979. Cả 3 mô hình đều phát hiện 100% sai lệch khi tệp bị sửa đổi, hoàn thành trọn vẹn yêu cầu tái lập kết quả nền tảng ở thang điểm 6 đến 8.”</w:t>
+      </w:r>
+    </w:p>
+    <w:p>
+      <w:pPr>
+        <w:spacing w:after="120"/>
+        <w:ind w:left="288"/>
+      </w:pPr>
+      <w:r>
+        <w:rPr>
+          <w:b/>
+          <w:color w:val="B45309"/>
+          <w:sz w:val="19"/>
+        </w:rPr>
+        <w:t xml:space="preserve">• Ghi chú trọng tâm: </w:t>
+      </w:r>
+      <w:r>
+        <w:rPr>
+          <w:sz w:val="19"/>
+        </w:rPr>
+        <w:t>Khẳng định đã hoàn thành 100% yêu cầu tái lập kết quả bài báo gốc.</w:t>
+      </w:r>
+    </w:p>
+    <w:p>
+      <w:pPr>
+        <w:spacing w:after="120"/>
+        <w:ind w:left="288"/>
+      </w:pPr>
+      <w:r>
+        <w:rPr>
+          <w:b/>
+          <w:color w:val="7E22CE"/>
+          <w:sz w:val="19"/>
+        </w:rPr>
+        <w:t xml:space="preserve">✎ HƯỚNG DẪN VẼ SƠ ĐỒ DRAW.IO: </w:t>
+      </w:r>
+      <w:r>
+        <w:rPr>
+          <w:sz w:val="18"/>
+        </w:rPr>
+        <w:t>Vẽ 4 khối chuyển giao: Khối 1: Triết học Harry Halpin (2025) -&gt; Khối 2: Khoảng trống thực nghiệm của bài báo -&gt; Khối 3: Mã nguồn hiện thực hóa đồ án DT005 -&gt; Khối 4: Kết quả chạy lại 3 mô hình.</w:t>
+      </w:r>
+    </w:p>
     <w:p>
       <w:pPr>
         <w:spacing w:after="200"/>
       </w:pPr>
+      <w:r>
+        <w:rPr>
+          <w:color w:val="E2E8F0"/>
+        </w:rPr>
+        <w:t>──────────────────────────────────────────────────────────────────────</w:t>
+      </w:r>
     </w:p>
     <w:p>
       <w:pPr>
-        <w:spacing w:before="280" w:after="80"/>
+        <w:spacing w:before="280" w:after="40"/>
       </w:pPr>
       <w:r>
         <w:rPr>
@@ -1588,224 +2064,103 @@
           <w:color w:val="1E3A8A"/>
           <w:sz w:val="26"/>
         </w:rPr>
-        <w:t>SLIDE 4: BẢNG ĐỐI SÁNH ĐỘ PHỨC TẠP BIG-O &amp; CƠ CHẾ DIRTY PATH</w:t>
+        <w:t>SLIDE 4: PHÂN TÍCH HẠN CHẾ BÀI BÁO GỐC &amp; ĐỘNG LỰC CẢI TIẾN</w:t>
       </w:r>
     </w:p>
-    <w:tbl>
-      <w:tblPr>
-        <w:tblW w:type="auto" w:w="0"/>
-        <w:jc w:val="center"/>
-        <w:tblLook w:firstColumn="1" w:firstRow="1" w:lastColumn="0" w:lastRow="0" w:noHBand="0" w:noVBand="1" w:val="04A0"/>
-      </w:tblPr>
-      <w:tblGrid>
-        <w:gridCol w:w="2592"/>
-        <w:gridCol w:w="7776"/>
-      </w:tblGrid>
-      <w:tr>
-        <w:tc>
-          <w:tcPr>
-            <w:tcW w:type="dxa" w:w="2592"/>
-            <w:shd w:fill="1E3A8A"/>
-            <w:tcMar>
-              <w:top w:w="60" w:type="dxa"/>
-              <w:bottom w:w="60" w:type="dxa"/>
-              <w:left w:w="80" w:type="dxa"/>
-              <w:right w:w="80" w:type="dxa"/>
-            </w:tcMar>
-          </w:tcPr>
-          <w:p>
-            <w:r>
-              <w:rPr>
-                <w:b/>
-                <w:color w:val="FFFFFF"/>
-                <w:sz w:val="19"/>
-              </w:rPr>
-              <w:t>Thời lượng mục tiêu</w:t>
-            </w:r>
-          </w:p>
-        </w:tc>
-        <w:tc>
-          <w:tcPr>
-            <w:tcW w:type="dxa" w:w="7776"/>
-            <w:shd w:fill="EFF6FF"/>
-            <w:tcMar>
-              <w:top w:w="60" w:type="dxa"/>
-              <w:bottom w:w="60" w:type="dxa"/>
-              <w:left w:w="100" w:type="dxa"/>
-              <w:right w:w="100" w:type="dxa"/>
-            </w:tcMar>
-          </w:tcPr>
-          <w:p>
-            <w:r>
-              <w:rPr>
-                <w:b/>
-                <w:color w:val="2563EB"/>
-                <w:sz w:val="19"/>
-              </w:rPr>
-              <w:t>50 giây (2:00 - 2:50)</w:t>
-            </w:r>
-          </w:p>
-        </w:tc>
-      </w:tr>
-      <w:tr>
-        <w:tc>
-          <w:tcPr>
-            <w:tcW w:type="dxa" w:w="2592"/>
-            <w:shd w:fill="1E3A8A"/>
-            <w:tcMar>
-              <w:top w:w="60" w:type="dxa"/>
-              <w:bottom w:w="60" w:type="dxa"/>
-              <w:left w:w="80" w:type="dxa"/>
-              <w:right w:w="80" w:type="dxa"/>
-            </w:tcMar>
-          </w:tcPr>
-          <w:p>
-            <w:r>
-              <w:rPr>
-                <w:b/>
-                <w:color w:val="FFFFFF"/>
-                <w:sz w:val="19"/>
-              </w:rPr>
-              <w:t>Mục tiêu truyền tải</w:t>
-            </w:r>
-          </w:p>
-        </w:tc>
-        <w:tc>
-          <w:tcPr>
-            <w:tcW w:type="dxa" w:w="7776"/>
-            <w:shd w:fill="FFFFFF"/>
-            <w:tcMar>
-              <w:top w:w="60" w:type="dxa"/>
-              <w:bottom w:w="60" w:type="dxa"/>
-              <w:left w:w="100" w:type="dxa"/>
-              <w:right w:w="100" w:type="dxa"/>
-            </w:tcMar>
-          </w:tcPr>
-          <w:p>
-            <w:r>
-              <w:rPr>
-                <w:color w:val="0F172A"/>
-                <w:sz w:val="19"/>
-              </w:rPr>
-              <w:t>Chứng minh sự vượt trội về mặt toán học thông qua bảng so sánh Big-O lý thuyết và cơ chế cập nhật tăng dần Dirty Path.</w:t>
-            </w:r>
-          </w:p>
-        </w:tc>
-      </w:tr>
-      <w:tr>
-        <w:tc>
-          <w:tcPr>
-            <w:tcW w:type="dxa" w:w="2592"/>
-            <w:shd w:fill="1E3A8A"/>
-            <w:tcMar>
-              <w:top w:w="60" w:type="dxa"/>
-              <w:bottom w:w="60" w:type="dxa"/>
-              <w:left w:w="80" w:type="dxa"/>
-              <w:right w:w="80" w:type="dxa"/>
-            </w:tcMar>
-          </w:tcPr>
-          <w:p>
-            <w:r>
-              <w:rPr>
-                <w:b/>
-                <w:color w:val="FFFFFF"/>
-                <w:sz w:val="19"/>
-              </w:rPr>
-              <w:t>Gợi ý vẽ sơ đồ Draw.io</w:t>
-            </w:r>
-          </w:p>
-        </w:tc>
-        <w:tc>
-          <w:tcPr>
-            <w:tcW w:type="dxa" w:w="7776"/>
-            <w:shd w:fill="FEF3C7"/>
-            <w:tcMar>
-              <w:top w:w="60" w:type="dxa"/>
-              <w:bottom w:w="60" w:type="dxa"/>
-              <w:left w:w="100" w:type="dxa"/>
-              <w:right w:w="100" w:type="dxa"/>
-            </w:tcMar>
-          </w:tcPr>
-          <w:p>
-            <w:r>
-              <w:rPr>
-                <w:b/>
-                <w:color w:val="B45309"/>
-                <w:sz w:val="19"/>
-              </w:rPr>
-              <w:t>TẠI CỘT BÊN PHẢI SLIDE 4 CÓ KHUNG CHỜ ĐỂ BẠN VẼ TRÊN DRAW.IO:</w:t>
-              <w:br/>
-              <w:t>1. Vẽ lại một nhánh cây Merkle với 1 file lá ở góc dưới bên trái bị đổi màu sang màu ĐỎ (ghi chữ: 'File_k bị sửa 1 byte').</w:t>
-              <w:br/>
-              <w:t>2. Vẽ một đường dẫn màu đỏ đậm có mũi tên đi ngược từ Node lá đỏ đó -&gt; Node cha Directory -&gt; Node Root Hash trên cùng.</w:t>
-              <w:br/>
-              <w:t>3. Gắn nhãn trên đường đỏ đó: 'Dirty Path lan truyền O(log N) — Mất 0.13 ms'.</w:t>
-              <w:br/>
-              <w:t>4. Các nhánh còn lại của cây tô màu XANH LÁ và ghi chú: 'Giữ nguyên hash cũ trong In-memory Cache, không băm lại (O(1))'.</w:t>
-            </w:r>
-          </w:p>
-        </w:tc>
-      </w:tr>
-      <w:tr>
-        <w:tc>
-          <w:tcPr>
-            <w:tcW w:type="dxa" w:w="2592"/>
-            <w:shd w:fill="1E3A8A"/>
-            <w:tcMar>
-              <w:top w:w="60" w:type="dxa"/>
-              <w:bottom w:w="60" w:type="dxa"/>
-              <w:left w:w="80" w:type="dxa"/>
-              <w:right w:w="80" w:type="dxa"/>
-            </w:tcMar>
-          </w:tcPr>
-          <w:p>
-            <w:r>
-              <w:rPr>
-                <w:b/>
-                <w:color w:val="FFFFFF"/>
-                <w:sz w:val="19"/>
-              </w:rPr>
-              <w:t>Lời thoại đọc miệng (Verbatim Script)</w:t>
-            </w:r>
-          </w:p>
-        </w:tc>
-        <w:tc>
-          <w:tcPr>
-            <w:tcW w:type="dxa" w:w="7776"/>
-            <w:shd w:fill="F8FAFC"/>
-            <w:tcMar>
-              <w:top w:w="60" w:type="dxa"/>
-              <w:bottom w:w="60" w:type="dxa"/>
-              <w:left w:w="100" w:type="dxa"/>
-              <w:right w:w="100" w:type="dxa"/>
-            </w:tcMar>
-          </w:tcPr>
-          <w:p>
-            <w:r>
-              <w:rPr>
-                <w:color w:val="0F172A"/>
-                <w:sz w:val="19"/>
-              </w:rPr>
-              <w:t>"Tiếp theo, em xin kính mời Thầy Cô theo dõi Bảng đối sánh độ phức tạp thuật toán Big-O giữa 4 mô hình trên slide:</w:t>
-              <w:br/>
-              <w:br/>
-              <w:t>Điểm khác biệt mang tính quyết định của đề tài nằm ở chi phí cập nhật khi một tệp tin bị sửa đổi: Trong khi Flat SHA-256, HMAC và Standard Merkle Tree đều mất độ phức tạp O(N) — tức là phải đọc và tính toán lại toàn bộ danh mục hàng nghìn tệp, thì mô hình HD-MerkleTree của nhóm em chỉ mất độ phức tạp O(log N)!</w:t>
-              <w:br/>
-              <w:br/>
-              <w:t>Để làm được điều này, chúng em phát minh cơ chế 'Dirty Path' như mô tả ở sơ đồ bên phải: Khi có một tệp tin bị thay đổi trên đĩa, hàm mark_dirty() chỉ đánh dấu bẩn duy nhất nút lá đó. Thuật toán chỉ tính lại băm dọc theo đường dẫn từ lá lên đến Root Hash (chỉ khoảng 11-12 phép băm), trong khi tất cả các nhánh còn lại đều được tái sử dụng trực tiếp từ bộ nhớ đệm In-memory Cache. Nhờ đó, thời gian cập nhật diễn ra gần như tức thì, chỉ mất 0.13 mili-giây!"</w:t>
-            </w:r>
-          </w:p>
-        </w:tc>
-      </w:tr>
-    </w:tbl>
+    <w:p>
+      <w:pPr>
+        <w:spacing w:after="120"/>
+      </w:pPr>
+      <w:r>
+        <w:rPr>
+          <w:b/>
+          <w:color w:val="2563EB"/>
+          <w:sz w:val="19"/>
+        </w:rPr>
+        <w:t>Phân loại: Mục tiêu đạt [9, 10]   |   Thời lượng: 15 giây</w:t>
+      </w:r>
+    </w:p>
+    <w:p>
+      <w:pPr>
+        <w:spacing w:after="40"/>
+      </w:pPr>
+      <w:r>
+        <w:rPr>
+          <w:b/>
+          <w:color w:val="059669"/>
+          <w:sz w:val="20"/>
+        </w:rPr>
+        <w:t>▶ LỜI THOẠI ĐỌC MIỆNG (NÓI CHÍNH XÁC THEO ĐOẠN NÀY):</w:t>
+      </w:r>
+    </w:p>
+    <w:p>
+      <w:pPr>
+        <w:spacing w:after="160"/>
+        <w:ind w:left="288" w:right="288"/>
+      </w:pPr>
+      <w:r>
+        <w:rPr>
+          <w:i/>
+          <w:color w:val="0F172A"/>
+          <w:sz w:val="21"/>
+        </w:rPr>
+        <w:t>“Từ thực nghiệm tái lập, em chỉ ra 4 nút thắt kỹ thuật của mô hình nền tảng: Một là bế tắc Rebuild toàn bộ O(N) khi chỉ 1 tệp thay đổi; Hai là mảng lá phẳng thiếu phản ánh cấu trúc thư mục thực tế; Ba là nguy cơ va chạm Second-Preimage giữa nút lá và nút nhánh nếu không tách miền; Bốn là lãng phí băng thông khi client phải tải toàn bộ danh mục 111 KB và làm rò rỉ siêu dữ liệu.”</w:t>
+      </w:r>
+    </w:p>
+    <w:p>
+      <w:pPr>
+        <w:spacing w:after="120"/>
+        <w:ind w:left="288"/>
+      </w:pPr>
+      <w:r>
+        <w:rPr>
+          <w:b/>
+          <w:color w:val="B45309"/>
+          <w:sz w:val="19"/>
+        </w:rPr>
+        <w:t xml:space="preserve">• Ghi chú trọng tâm: </w:t>
+      </w:r>
+      <w:r>
+        <w:rPr>
+          <w:sz w:val="19"/>
+        </w:rPr>
+        <w:t>Đây là cơ sở khoa học để đề xuất mô hình mới đạt điểm 9, 10.</w:t>
+      </w:r>
+    </w:p>
+    <w:p>
+      <w:pPr>
+        <w:spacing w:after="120"/>
+        <w:ind w:left="288"/>
+      </w:pPr>
+      <w:r>
+        <w:rPr>
+          <w:b/>
+          <w:color w:val="7E22CE"/>
+          <w:sz w:val="19"/>
+        </w:rPr>
+        <w:t xml:space="preserve">✎ HƯỚNG DẪN VẼ SƠ ĐỒ DRAW.IO: </w:t>
+      </w:r>
+      <w:r>
+        <w:rPr>
+          <w:sz w:val="18"/>
+        </w:rPr>
+        <w:t>Vẽ sơ đồ 4 trụ cột an ninh: Trụ cột 1: Second-Preimage Resistance -&gt; Trụ cột 2: Domain Separation RFC 6962 -&gt; Trụ cột 3: Membership Proof O(log N) -&gt; Trụ cột 4: Append-Only Consistency. Trung tâm là Master Root Hash 32 byte.</w:t>
+      </w:r>
+    </w:p>
     <w:p>
       <w:pPr>
         <w:spacing w:after="200"/>
       </w:pPr>
+      <w:r>
+        <w:rPr>
+          <w:color w:val="E2E8F0"/>
+        </w:rPr>
+        <w:t>──────────────────────────────────────────────────────────────────────</w:t>
+      </w:r>
     </w:p>
     <w:p>
       <w:pPr>
-        <w:spacing w:before="280" w:after="80"/>
+        <w:spacing w:before="280" w:after="40"/>
       </w:pPr>
       <w:r>
         <w:rPr>
@@ -1813,222 +2168,103 @@
           <w:color w:val="1E3A8A"/>
           <w:sz w:val="26"/>
         </w:rPr>
-        <w:t>SLIDE 5: 7 MÔ HÌNH HARRY HALPIN (OXFORD 2025) — PHẦN 1</w:t>
+        <w:t>SLIDE 5: ĐỀ XUẤT MÔ HÌNH MỚI: CÂY MERKLE PHÂN CẤP ĐỘNG (HD-MERKLE TREE)</w:t>
       </w:r>
     </w:p>
-    <w:tbl>
-      <w:tblPr>
-        <w:tblW w:type="auto" w:w="0"/>
-        <w:jc w:val="center"/>
-        <w:tblLook w:firstColumn="1" w:firstRow="1" w:lastColumn="0" w:lastRow="0" w:noHBand="0" w:noVBand="1" w:val="04A0"/>
-      </w:tblPr>
-      <w:tblGrid>
-        <w:gridCol w:w="2592"/>
-        <w:gridCol w:w="7776"/>
-      </w:tblGrid>
-      <w:tr>
-        <w:tc>
-          <w:tcPr>
-            <w:tcW w:type="dxa" w:w="2592"/>
-            <w:shd w:fill="1E3A8A"/>
-            <w:tcMar>
-              <w:top w:w="60" w:type="dxa"/>
-              <w:bottom w:w="60" w:type="dxa"/>
-              <w:left w:w="80" w:type="dxa"/>
-              <w:right w:w="80" w:type="dxa"/>
-            </w:tcMar>
-          </w:tcPr>
-          <w:p>
-            <w:r>
-              <w:rPr>
-                <w:b/>
-                <w:color w:val="FFFFFF"/>
-                <w:sz w:val="19"/>
-              </w:rPr>
-              <w:t>Thời lượng mục tiêu</w:t>
-            </w:r>
-          </w:p>
-        </w:tc>
-        <w:tc>
-          <w:tcPr>
-            <w:tcW w:type="dxa" w:w="7776"/>
-            <w:shd w:fill="EFF6FF"/>
-            <w:tcMar>
-              <w:top w:w="60" w:type="dxa"/>
-              <w:bottom w:w="60" w:type="dxa"/>
-              <w:left w:w="100" w:type="dxa"/>
-              <w:right w:w="100" w:type="dxa"/>
-            </w:tcMar>
-          </w:tcPr>
-          <w:p>
-            <w:r>
-              <w:rPr>
-                <w:b/>
-                <w:color w:val="2563EB"/>
-                <w:sz w:val="19"/>
-              </w:rPr>
-              <w:t>45 giây (2:50 - 3:35)</w:t>
-            </w:r>
-          </w:p>
-        </w:tc>
-      </w:tr>
-      <w:tr>
-        <w:tc>
-          <w:tcPr>
-            <w:tcW w:type="dxa" w:w="2592"/>
-            <w:shd w:fill="1E3A8A"/>
-            <w:tcMar>
-              <w:top w:w="60" w:type="dxa"/>
-              <w:bottom w:w="60" w:type="dxa"/>
-              <w:left w:w="80" w:type="dxa"/>
-              <w:right w:w="80" w:type="dxa"/>
-            </w:tcMar>
-          </w:tcPr>
-          <w:p>
-            <w:r>
-              <w:rPr>
-                <w:b/>
-                <w:color w:val="FFFFFF"/>
-                <w:sz w:val="19"/>
-              </w:rPr>
-              <w:t>Mục tiêu truyền tải</w:t>
-            </w:r>
-          </w:p>
-        </w:tc>
-        <w:tc>
-          <w:tcPr>
-            <w:tcW w:type="dxa" w:w="7776"/>
-            <w:shd w:fill="FFFFFF"/>
-            <w:tcMar>
-              <w:top w:w="60" w:type="dxa"/>
-              <w:bottom w:w="60" w:type="dxa"/>
-              <w:left w:w="100" w:type="dxa"/>
-              <w:right w:w="100" w:type="dxa"/>
-            </w:tcMar>
-          </w:tcPr>
-          <w:p>
-            <w:r>
-              <w:rPr>
-                <w:color w:val="0F172A"/>
-                <w:sz w:val="19"/>
-              </w:rPr>
-              <w:t>Trình bày 4 mô hình toán học mật mã đầu tiên theo bài báo Oxford 2025 (PPT Adversary, Dolev-Yao, RFC 6962, Consistency Proof).</w:t>
-            </w:r>
-          </w:p>
-        </w:tc>
-      </w:tr>
-      <w:tr>
-        <w:tc>
-          <w:tcPr>
-            <w:tcW w:type="dxa" w:w="2592"/>
-            <w:shd w:fill="1E3A8A"/>
-            <w:tcMar>
-              <w:top w:w="60" w:type="dxa"/>
-              <w:bottom w:w="60" w:type="dxa"/>
-              <w:left w:w="80" w:type="dxa"/>
-              <w:right w:w="80" w:type="dxa"/>
-            </w:tcMar>
-          </w:tcPr>
-          <w:p>
-            <w:r>
-              <w:rPr>
-                <w:b/>
-                <w:color w:val="FFFFFF"/>
-                <w:sz w:val="19"/>
-              </w:rPr>
-              <w:t>Gợi ý vẽ sơ đồ Draw.io</w:t>
-            </w:r>
-          </w:p>
-        </w:tc>
-        <w:tc>
-          <w:tcPr>
-            <w:tcW w:type="dxa" w:w="7776"/>
-            <w:shd w:fill="FEF3C7"/>
-            <w:tcMar>
-              <w:top w:w="60" w:type="dxa"/>
-              <w:bottom w:w="60" w:type="dxa"/>
-              <w:left w:w="100" w:type="dxa"/>
-              <w:right w:w="100" w:type="dxa"/>
-            </w:tcMar>
-          </w:tcPr>
-          <w:p>
-            <w:r>
-              <w:rPr>
-                <w:b/>
-                <w:color w:val="B45309"/>
-                <w:sz w:val="19"/>
-              </w:rPr>
-              <w:t>Không có sơ đồ cần vẽ. Slide đã thiết kế sẵn 4 khối thẻ toán học đối xứng, có số liệu và trích dẫn chuẩn mực.</w:t>
-            </w:r>
-          </w:p>
-        </w:tc>
-      </w:tr>
-      <w:tr>
-        <w:tc>
-          <w:tcPr>
-            <w:tcW w:type="dxa" w:w="2592"/>
-            <w:shd w:fill="1E3A8A"/>
-            <w:tcMar>
-              <w:top w:w="60" w:type="dxa"/>
-              <w:bottom w:w="60" w:type="dxa"/>
-              <w:left w:w="80" w:type="dxa"/>
-              <w:right w:w="80" w:type="dxa"/>
-            </w:tcMar>
-          </w:tcPr>
-          <w:p>
-            <w:r>
-              <w:rPr>
-                <w:b/>
-                <w:color w:val="FFFFFF"/>
-                <w:sz w:val="19"/>
-              </w:rPr>
-              <w:t>Lời thoại đọc miệng (Verbatim Script)</w:t>
-            </w:r>
-          </w:p>
-        </w:tc>
-        <w:tc>
-          <w:tcPr>
-            <w:tcW w:type="dxa" w:w="7776"/>
-            <w:shd w:fill="F8FAFC"/>
-            <w:tcMar>
-              <w:top w:w="60" w:type="dxa"/>
-              <w:bottom w:w="60" w:type="dxa"/>
-              <w:left w:w="100" w:type="dxa"/>
-              <w:right w:w="100" w:type="dxa"/>
-            </w:tcMar>
-          </w:tcPr>
-          <w:p>
-            <w:r>
-              <w:rPr>
-                <w:color w:val="0F172A"/>
-                <w:sz w:val="19"/>
-              </w:rPr>
-              <w:t>"Về mặt cơ sở toán học mật mã học, đề tài của chúng em hiện thực hóa trọn vẹn 7 mô hình hình thức theo bài báo của TS. Harry Halpin trên Oxford Cybersecurity 2025:</w:t>
-              <w:br/>
-              <w:br/>
-              <w:t>Mô hình 1 là Trò chơi thách đấu Kẻ thù siêu máy tính PPT của Goldwasser-Micali: Chứng minh bằng toán học rằng lợi thế giả mạo Advantage của kẻ thù bị chặn dưới mức không đáng kể 2^-128. Trong thực nghiệm qua 50 phép thử liên tục, tỷ lệ thắng của kẻ tấn công bằng 0 tuyệt đối.</w:t>
-              <w:br/>
-              <w:br/>
-              <w:t>Mô hình 2 là Kẻ tấn công kiểm soát toàn bộ đường truyền mạng Dolev-Yao: Mô phỏng 3 kịch bản gồm tráo proof tệp A cho tệp B, can thiệp 1 byte trên mạng và gửi lại proof cũ. Hệ thống ngăn chặn thành công 100% cả 3 kịch bản.</w:t>
-              <w:br/>
-              <w:br/>
-              <w:t>Mô hình 3 là Kháng va chạm Second-Preimage thông qua phân tách miền tiền tố 0x00 và 0x01 theo chuẩn RFC 6962.</w:t>
-              <w:br/>
-              <w:br/>
-              <w:t>Và Mô hình 4 là Bằng chứng nhất quán chỉ-thêm Append-Only Consistency Proof theo chuẩn Certificate Transparency: Chứng minh cây hiện tại bảo lưu toàn vẹn lịch sử dữ liệu quá khứ với kích thước proof siêu nhẹ chỉ 11 nút (~352 Bytes), chống cài cắm backdoor ngầm."</w:t>
-            </w:r>
-          </w:p>
-        </w:tc>
-      </w:tr>
-    </w:tbl>
+    <w:p>
+      <w:pPr>
+        <w:spacing w:after="120"/>
+      </w:pPr>
+      <w:r>
+        <w:rPr>
+          <w:b/>
+          <w:color w:val="2563EB"/>
+          <w:sz w:val="19"/>
+        </w:rPr>
+        <w:t>Phân loại: Trọng tâm đạt [9, 10]   |   Thời lượng: 15 giây</w:t>
+      </w:r>
+    </w:p>
+    <w:p>
+      <w:pPr>
+        <w:spacing w:after="40"/>
+      </w:pPr>
+      <w:r>
+        <w:rPr>
+          <w:b/>
+          <w:color w:val="059669"/>
+          <w:sz w:val="20"/>
+        </w:rPr>
+        <w:t>▶ LỜI THOẠI ĐỌC MIỆNG (NÓI CHÍNH XÁC THEO ĐOẠN NÀY):</w:t>
+      </w:r>
+    </w:p>
+    <w:p>
+      <w:pPr>
+        <w:spacing w:after="160"/>
+        <w:ind w:left="288" w:right="288"/>
+      </w:pPr>
+      <w:r>
+        <w:rPr>
+          <w:i/>
+          <w:color w:val="0F172A"/>
+          <w:sz w:val="21"/>
+        </w:rPr>
+        <w:t>“Để khắc phục triệt để, em tự xây dựng mô hình mới: Cây Merkle phân cấp động HD-Merkle Tree, kết hợp mô hình toàn vẹn phân tầng Biba 1977 với chuẩn Certificate Transparency RFC 6962. Tầng 1 băm lá tệp tin với tiền tố 0x00; Tầng 2 gom nhóm tệp thành các cây con thư mục độc lập; và Tầng 3 tổng hợp các Directory Root thành Master Root Hash duy nhất. Lợi thế là cô lập lỗi và định vị sai lệch trong O(k log N).”</w:t>
+      </w:r>
+    </w:p>
+    <w:p>
+      <w:pPr>
+        <w:spacing w:after="120"/>
+        <w:ind w:left="288"/>
+      </w:pPr>
+      <w:r>
+        <w:rPr>
+          <w:b/>
+          <w:color w:val="B45309"/>
+          <w:sz w:val="19"/>
+        </w:rPr>
+        <w:t xml:space="preserve">• Ghi chú trọng tâm: </w:t>
+      </w:r>
+      <w:r>
+        <w:rPr>
+          <w:sz w:val="19"/>
+        </w:rPr>
+        <w:t>Nhấn mạnh sự kết hợp giữa cấu trúc Merkle với mô hình toàn vẹn kinh điển Biba 1977.</w:t>
+      </w:r>
+    </w:p>
+    <w:p>
+      <w:pPr>
+        <w:spacing w:after="120"/>
+        <w:ind w:left="288"/>
+      </w:pPr>
+      <w:r>
+        <w:rPr>
+          <w:b/>
+          <w:color w:val="7E22CE"/>
+          <w:sz w:val="19"/>
+        </w:rPr>
+        <w:t xml:space="preserve">✎ HƯỚNG DẪN VẼ SƠ ĐỒ DRAW.IO: </w:t>
+      </w:r>
+      <w:r>
+        <w:rPr>
+          <w:sz w:val="18"/>
+        </w:rPr>
+        <w:t>Vẽ cây phân cấp 3 tầng: Tầng đáy: Nút lá tệp tin (0x00 || File) -&gt; Tầng giữa: Các cây con thư mục con (Directory Sub-Trees) -&gt; Tầng đỉnh: Master Root Hash tổng hợp (32 bytes).</w:t>
+      </w:r>
+    </w:p>
     <w:p>
       <w:pPr>
         <w:spacing w:after="200"/>
       </w:pPr>
+      <w:r>
+        <w:rPr>
+          <w:color w:val="E2E8F0"/>
+        </w:rPr>
+        <w:t>──────────────────────────────────────────────────────────────────────</w:t>
+      </w:r>
     </w:p>
     <w:p>
       <w:pPr>
-        <w:spacing w:before="280" w:after="80"/>
+        <w:spacing w:before="280" w:after="40"/>
       </w:pPr>
       <w:r>
         <w:rPr>
@@ -2036,219 +2272,83 @@
           <w:color w:val="1E3A8A"/>
           <w:sz w:val="26"/>
         </w:rPr>
-        <w:t>SLIDE 6: 7 MÔ HÌNH HARRY HALPIN (OXFORD 2025) — PHẦN 2</w:t>
+        <w:t>SLIDE 6: THUẬT TOÁN ĐỀ XUẤT: CẬP NHẬT ĐỘNG THEO ĐƯỜNG DẪN BẨN (DIRTY-PATH)</w:t>
       </w:r>
     </w:p>
-    <w:tbl>
-      <w:tblPr>
-        <w:tblW w:type="auto" w:w="0"/>
-        <w:jc w:val="center"/>
-        <w:tblLook w:firstColumn="1" w:firstRow="1" w:lastColumn="0" w:lastRow="0" w:noHBand="0" w:noVBand="1" w:val="04A0"/>
-      </w:tblPr>
-      <w:tblGrid>
-        <w:gridCol w:w="2592"/>
-        <w:gridCol w:w="7776"/>
-      </w:tblGrid>
-      <w:tr>
-        <w:tc>
-          <w:tcPr>
-            <w:tcW w:type="dxa" w:w="2592"/>
-            <w:shd w:fill="1E3A8A"/>
-            <w:tcMar>
-              <w:top w:w="60" w:type="dxa"/>
-              <w:bottom w:w="60" w:type="dxa"/>
-              <w:left w:w="80" w:type="dxa"/>
-              <w:right w:w="80" w:type="dxa"/>
-            </w:tcMar>
-          </w:tcPr>
-          <w:p>
-            <w:r>
-              <w:rPr>
-                <w:b/>
-                <w:color w:val="FFFFFF"/>
-                <w:sz w:val="19"/>
-              </w:rPr>
-              <w:t>Thời lượng mục tiêu</w:t>
-            </w:r>
-          </w:p>
-        </w:tc>
-        <w:tc>
-          <w:tcPr>
-            <w:tcW w:type="dxa" w:w="7776"/>
-            <w:shd w:fill="EFF6FF"/>
-            <w:tcMar>
-              <w:top w:w="60" w:type="dxa"/>
-              <w:bottom w:w="60" w:type="dxa"/>
-              <w:left w:w="100" w:type="dxa"/>
-              <w:right w:w="100" w:type="dxa"/>
-            </w:tcMar>
-          </w:tcPr>
-          <w:p>
-            <w:r>
-              <w:rPr>
-                <w:b/>
-                <w:color w:val="2563EB"/>
-                <w:sz w:val="19"/>
-              </w:rPr>
-              <w:t>45 giây (3:35 - 4:20)</w:t>
-            </w:r>
-          </w:p>
-        </w:tc>
-      </w:tr>
-      <w:tr>
-        <w:tc>
-          <w:tcPr>
-            <w:tcW w:type="dxa" w:w="2592"/>
-            <w:shd w:fill="1E3A8A"/>
-            <w:tcMar>
-              <w:top w:w="60" w:type="dxa"/>
-              <w:bottom w:w="60" w:type="dxa"/>
-              <w:left w:w="80" w:type="dxa"/>
-              <w:right w:w="80" w:type="dxa"/>
-            </w:tcMar>
-          </w:tcPr>
-          <w:p>
-            <w:r>
-              <w:rPr>
-                <w:b/>
-                <w:color w:val="FFFFFF"/>
-                <w:sz w:val="19"/>
-              </w:rPr>
-              <w:t>Mục tiêu truyền tải</w:t>
-            </w:r>
-          </w:p>
-        </w:tc>
-        <w:tc>
-          <w:tcPr>
-            <w:tcW w:type="dxa" w:w="7776"/>
-            <w:shd w:fill="FFFFFF"/>
-            <w:tcMar>
-              <w:top w:w="60" w:type="dxa"/>
-              <w:bottom w:w="60" w:type="dxa"/>
-              <w:left w:w="100" w:type="dxa"/>
-              <w:right w:w="100" w:type="dxa"/>
-            </w:tcMar>
-          </w:tcPr>
-          <w:p>
-            <w:r>
-              <w:rPr>
-                <w:color w:val="0F172A"/>
-                <w:sz w:val="19"/>
-              </w:rPr>
-              <w:t>Trình bày 3 mô hình toán học còn lại (Random Oracle/SAC, Toàn vẹn phân cấp Biba, Bảo vệ siêu dữ liệu &amp; Kháng Timing Attack).</w:t>
-            </w:r>
-          </w:p>
-        </w:tc>
-      </w:tr>
-      <w:tr>
-        <w:tc>
-          <w:tcPr>
-            <w:tcW w:type="dxa" w:w="2592"/>
-            <w:shd w:fill="1E3A8A"/>
-            <w:tcMar>
-              <w:top w:w="60" w:type="dxa"/>
-              <w:bottom w:w="60" w:type="dxa"/>
-              <w:left w:w="80" w:type="dxa"/>
-              <w:right w:w="80" w:type="dxa"/>
-            </w:tcMar>
-          </w:tcPr>
-          <w:p>
-            <w:r>
-              <w:rPr>
-                <w:b/>
-                <w:color w:val="FFFFFF"/>
-                <w:sz w:val="19"/>
-              </w:rPr>
-              <w:t>Gợi ý vẽ sơ đồ Draw.io</w:t>
-            </w:r>
-          </w:p>
-        </w:tc>
-        <w:tc>
-          <w:tcPr>
-            <w:tcW w:type="dxa" w:w="7776"/>
-            <w:shd w:fill="FEF3C7"/>
-            <w:tcMar>
-              <w:top w:w="60" w:type="dxa"/>
-              <w:bottom w:w="60" w:type="dxa"/>
-              <w:left w:w="100" w:type="dxa"/>
-              <w:right w:w="100" w:type="dxa"/>
-            </w:tcMar>
-          </w:tcPr>
-          <w:p>
-            <w:r>
-              <w:rPr>
-                <w:b/>
-                <w:color w:val="B45309"/>
-                <w:sz w:val="19"/>
-              </w:rPr>
-              <w:t>Không có sơ đồ cần vẽ. Slide bố trí 2 thẻ trên và 1 thẻ lớn kéo dài phía dưới so sánh bảo mật siêu dữ liệu.</w:t>
-            </w:r>
-          </w:p>
-        </w:tc>
-      </w:tr>
-      <w:tr>
-        <w:tc>
-          <w:tcPr>
-            <w:tcW w:type="dxa" w:w="2592"/>
-            <w:shd w:fill="1E3A8A"/>
-            <w:tcMar>
-              <w:top w:w="60" w:type="dxa"/>
-              <w:bottom w:w="60" w:type="dxa"/>
-              <w:left w:w="80" w:type="dxa"/>
-              <w:right w:w="80" w:type="dxa"/>
-            </w:tcMar>
-          </w:tcPr>
-          <w:p>
-            <w:r>
-              <w:rPr>
-                <w:b/>
-                <w:color w:val="FFFFFF"/>
-                <w:sz w:val="19"/>
-              </w:rPr>
-              <w:t>Lời thoại đọc miệng (Verbatim Script)</w:t>
-            </w:r>
-          </w:p>
-        </w:tc>
-        <w:tc>
-          <w:tcPr>
-            <w:tcW w:type="dxa" w:w="7776"/>
-            <w:shd w:fill="F8FAFC"/>
-            <w:tcMar>
-              <w:top w:w="60" w:type="dxa"/>
-              <w:bottom w:w="60" w:type="dxa"/>
-              <w:left w:w="100" w:type="dxa"/>
-              <w:right w:w="100" w:type="dxa"/>
-            </w:tcMar>
-          </w:tcPr>
-          <w:p>
-            <w:r>
-              <w:rPr>
-                <w:color w:val="0F172A"/>
-                <w:sz w:val="19"/>
-              </w:rPr>
-              <w:t>"Ở 3 mô hình tiếp theo:</w:t>
-              <w:br/>
-              <w:br/>
-              <w:t>Mô hình 5 kiểm định Tính xấp xỉ Random Oracle Model và tiêu chuẩn khuếch tán tuyết lở nghiêm ngặt SAC của Bellare-Rogaway: Khi lật đúng 1 bit đầu vào, hàm băm SHA-256 làm đảo ngẫu nhiên 51.95% các bit đầu ra, tiệm cận hoàn hảo phân phối Bernoulli 50% và đạt độ hỗn loạn Shannon Entropy 7.98 trên 8.0, hoàn toàn vượt trội so với mã CRC32 tuyến tính rất dễ bị bẻ gãy.</w:t>
-              <w:br/>
-              <w:br/>
-              <w:t>Mô hình 6 hiện thực hóa Mô hình toàn vẹn phân cấp Biba năm 1977 với nguyên lý 'No Write-Up': Bất kỳ sửa đổi trái phép nào ở tệp tầng thấp đều lập tức kích hoạt thay đổi Root Hash sau 0.13 mili-giây, đồng thời hệ thống thực thi hàm secure_erase() để xóa sạch vết bộ nhớ đệm, triệt tiêu rò rỉ dữ liệu.</w:t>
-              <w:br/>
-              <w:br/>
-              <w:t>Và Mô hình 7 là Kiểm toán bảo vệ siêu dữ liệu và kháng tấn công đo thời gian: Trong khi SHA-256 phẳng làm lộ 100% đường dẫn tệp nhạy cảm trên mạng, HD-MerkleTree chỉ gửi đúng proof 1.4 KB, rò rỉ đúng 0 Byte siêu dữ liệu. Đồng thời, hàm hmac.compare_digest() giúp so sánh thời gian hằng số O(1), triệt tiêu hoàn toàn nguy cơ tấn công kênh kề đo độ trễ mạng của Kocher."</w:t>
-            </w:r>
-          </w:p>
-        </w:tc>
-      </w:tr>
-    </w:tbl>
+    <w:p>
+      <w:pPr>
+        <w:spacing w:after="120"/>
+      </w:pPr>
+      <w:r>
+        <w:rPr>
+          <w:b/>
+          <w:color w:val="2563EB"/>
+          <w:sz w:val="19"/>
+        </w:rPr>
+        <w:t>Phân loại: Trọng tâm đạt [9, 10]   |   Thời lượng: 15 giây</w:t>
+      </w:r>
+    </w:p>
+    <w:p>
+      <w:pPr>
+        <w:spacing w:after="40"/>
+      </w:pPr>
+      <w:r>
+        <w:rPr>
+          <w:b/>
+          <w:color w:val="059669"/>
+          <w:sz w:val="20"/>
+        </w:rPr>
+        <w:t>▶ LỜI THOẠI ĐỌC MIỆNG (NÓI CHÍNH XÁC THEO ĐOẠN NÀY):</w:t>
+      </w:r>
+    </w:p>
+    <w:p>
+      <w:pPr>
+        <w:spacing w:after="160"/>
+        <w:ind w:left="288" w:right="288"/>
+      </w:pPr>
+      <w:r>
+        <w:rPr>
+          <w:i/>
+          <w:color w:val="0F172A"/>
+          <w:sz w:val="21"/>
+        </w:rPr>
+        <w:t>“Cùng với mô hình, em tự phát triển thuật toán Dirty-Path Update: Khi có thao tác Thêm, Sửa hoặc Xóa 1 tệp, thuật toán tra cứu nhanh vị trí lá qua bảng băm chỉ mục O(1) và chỉ lan truyền cập nhật dọc theo đường dẫn bẩn từ lá lên gốc. Độ phức tạp tính toán được hạ từ tuyến tính O(N) của mô hình truyền thống xuống độ phức tạp logarit O(log N).”</w:t>
+      </w:r>
+    </w:p>
+    <w:p>
+      <w:pPr>
+        <w:spacing w:after="120"/>
+        <w:ind w:left="288"/>
+      </w:pPr>
+      <w:r>
+        <w:rPr>
+          <w:b/>
+          <w:color w:val="B45309"/>
+          <w:sz w:val="19"/>
+        </w:rPr>
+        <w:t xml:space="preserve">• Ghi chú trọng tâm: </w:t>
+      </w:r>
+      <w:r>
+        <w:rPr>
+          <w:sz w:val="19"/>
+        </w:rPr>
+        <w:t>Điểm mấu chốt kỹ thuật: Giảm số phép băm từ N tệp xuống chỉ khoảng log2(N) nút trên cây.</w:t>
+      </w:r>
+    </w:p>
     <w:p>
       <w:pPr>
         <w:spacing w:after="200"/>
       </w:pPr>
+      <w:r>
+        <w:rPr>
+          <w:color w:val="E2E8F0"/>
+        </w:rPr>
+        <w:t>──────────────────────────────────────────────────────────────────────</w:t>
+      </w:r>
     </w:p>
     <w:p>
       <w:pPr>
-        <w:spacing w:before="280" w:after="80"/>
+        <w:spacing w:before="280" w:after="40"/>
       </w:pPr>
       <w:r>
         <w:rPr>
@@ -2256,249 +2356,103 @@
           <w:color w:val="1E3A8A"/>
           <w:sz w:val="26"/>
         </w:rPr>
-        <w:t>SLIDE 7: TRÌNH DIỄN HỆ THỐNG TRỰC TIẾP (LIVE DEMO TRÊN WEB &amp; TERMINAL)</w:t>
+        <w:t>SLIDE 7: CƠ CHẾ AN NINH MẬT MÃ &amp; CHUẨN PHÂN TÁCH MIỀN RFC 6962</w:t>
       </w:r>
     </w:p>
-    <w:tbl>
-      <w:tblPr>
-        <w:tblW w:type="auto" w:w="0"/>
-        <w:jc w:val="center"/>
-        <w:tblLook w:firstColumn="1" w:firstRow="1" w:lastColumn="0" w:lastRow="0" w:noHBand="0" w:noVBand="1" w:val="04A0"/>
-      </w:tblPr>
-      <w:tblGrid>
-        <w:gridCol w:w="2592"/>
-        <w:gridCol w:w="7776"/>
-      </w:tblGrid>
-      <w:tr>
-        <w:tc>
-          <w:tcPr>
-            <w:tcW w:type="dxa" w:w="2592"/>
-            <w:shd w:fill="1E3A8A"/>
-            <w:tcMar>
-              <w:top w:w="60" w:type="dxa"/>
-              <w:bottom w:w="60" w:type="dxa"/>
-              <w:left w:w="80" w:type="dxa"/>
-              <w:right w:w="80" w:type="dxa"/>
-            </w:tcMar>
-          </w:tcPr>
-          <w:p>
-            <w:r>
-              <w:rPr>
-                <w:b/>
-                <w:color w:val="FFFFFF"/>
-                <w:sz w:val="19"/>
-              </w:rPr>
-              <w:t>Thời lượng mục tiêu</w:t>
-            </w:r>
-          </w:p>
-        </w:tc>
-        <w:tc>
-          <w:tcPr>
-            <w:tcW w:type="dxa" w:w="7776"/>
-            <w:shd w:fill="EFF6FF"/>
-            <w:tcMar>
-              <w:top w:w="60" w:type="dxa"/>
-              <w:bottom w:w="60" w:type="dxa"/>
-              <w:left w:w="100" w:type="dxa"/>
-              <w:right w:w="100" w:type="dxa"/>
-            </w:tcMar>
-          </w:tcPr>
-          <w:p>
-            <w:r>
-              <w:rPr>
-                <w:b/>
-                <w:color w:val="2563EB"/>
-                <w:sz w:val="19"/>
-              </w:rPr>
-              <w:t>60 giây (4:20 - 5:20) — [RẤT QUAN TRỌNG]</w:t>
-            </w:r>
-          </w:p>
-        </w:tc>
-      </w:tr>
-      <w:tr>
-        <w:tc>
-          <w:tcPr>
-            <w:tcW w:type="dxa" w:w="2592"/>
-            <w:shd w:fill="1E3A8A"/>
-            <w:tcMar>
-              <w:top w:w="60" w:type="dxa"/>
-              <w:bottom w:w="60" w:type="dxa"/>
-              <w:left w:w="80" w:type="dxa"/>
-              <w:right w:w="80" w:type="dxa"/>
-            </w:tcMar>
-          </w:tcPr>
-          <w:p>
-            <w:r>
-              <w:rPr>
-                <w:b/>
-                <w:color w:val="FFFFFF"/>
-                <w:sz w:val="19"/>
-              </w:rPr>
-              <w:t>Mục tiêu truyền tải</w:t>
-            </w:r>
-          </w:p>
-        </w:tc>
-        <w:tc>
-          <w:tcPr>
-            <w:tcW w:type="dxa" w:w="7776"/>
-            <w:shd w:fill="FFFFFF"/>
-            <w:tcMar>
-              <w:top w:w="60" w:type="dxa"/>
-              <w:bottom w:w="60" w:type="dxa"/>
-              <w:left w:w="100" w:type="dxa"/>
-              <w:right w:w="100" w:type="dxa"/>
-            </w:tcMar>
-          </w:tcPr>
-          <w:p>
-            <w:r>
-              <w:rPr>
-                <w:color w:val="0F172A"/>
-                <w:sz w:val="19"/>
-              </w:rPr>
-              <w:t>Tương tác thực tế với Hội đồng, chứng minh phần mềm đang chạy thật 100% trên cổng 8080 và streaming log trên Terminal.</w:t>
-            </w:r>
-          </w:p>
-        </w:tc>
-      </w:tr>
-      <w:tr>
-        <w:tc>
-          <w:tcPr>
-            <w:tcW w:type="dxa" w:w="2592"/>
-            <w:shd w:fill="1E3A8A"/>
-            <w:tcMar>
-              <w:top w:w="60" w:type="dxa"/>
-              <w:bottom w:w="60" w:type="dxa"/>
-              <w:left w:w="80" w:type="dxa"/>
-              <w:right w:w="80" w:type="dxa"/>
-            </w:tcMar>
-          </w:tcPr>
-          <w:p>
-            <w:r>
-              <w:rPr>
-                <w:b/>
-                <w:color w:val="FFFFFF"/>
-                <w:sz w:val="19"/>
-              </w:rPr>
-              <w:t>Gợi ý vẽ sơ đồ Draw.io</w:t>
-            </w:r>
-          </w:p>
-        </w:tc>
-        <w:tc>
-          <w:tcPr>
-            <w:tcW w:type="dxa" w:w="7776"/>
-            <w:shd w:fill="FEF3C7"/>
-            <w:tcMar>
-              <w:top w:w="60" w:type="dxa"/>
-              <w:bottom w:w="60" w:type="dxa"/>
-              <w:left w:w="100" w:type="dxa"/>
-              <w:right w:w="100" w:type="dxa"/>
-            </w:tcMar>
-          </w:tcPr>
-          <w:p>
-            <w:r>
-              <w:rPr>
-                <w:b/>
-                <w:color w:val="B45309"/>
-                <w:sz w:val="19"/>
-              </w:rPr>
-              <w:t>Không có sơ đồ. Slide hiển thị bảng 4 bước kịch bản demo để Hội đồng theo dõi trong lúc bạn thao tác trên màn hình.</w:t>
-            </w:r>
-          </w:p>
-        </w:tc>
-      </w:tr>
-      <w:tr>
-        <w:tc>
-          <w:tcPr>
-            <w:tcW w:type="dxa" w:w="2592"/>
-            <w:shd w:fill="1E3A8A"/>
-            <w:tcMar>
-              <w:top w:w="60" w:type="dxa"/>
-              <w:bottom w:w="60" w:type="dxa"/>
-              <w:left w:w="80" w:type="dxa"/>
-              <w:right w:w="80" w:type="dxa"/>
-            </w:tcMar>
-          </w:tcPr>
-          <w:p>
-            <w:r>
-              <w:rPr>
-                <w:b/>
-                <w:color w:val="FFFFFF"/>
-                <w:sz w:val="19"/>
-              </w:rPr>
-              <w:t>Lời thoại đọc miệng (Verbatim Script)</w:t>
-            </w:r>
-          </w:p>
-        </w:tc>
-        <w:tc>
-          <w:tcPr>
-            <w:tcW w:type="dxa" w:w="7776"/>
-            <w:shd w:fill="F8FAFC"/>
-            <w:tcMar>
-              <w:top w:w="60" w:type="dxa"/>
-              <w:bottom w:w="60" w:type="dxa"/>
-              <w:left w:w="100" w:type="dxa"/>
-              <w:right w:w="100" w:type="dxa"/>
-            </w:tcMar>
-          </w:tcPr>
-          <w:p>
-            <w:r>
-              <w:rPr>
-                <w:color w:val="0F172A"/>
-                <w:sz w:val="19"/>
-              </w:rPr>
-              <w:t>"Sau đây, để minh chứng cho các kết quả nghiên cứu trên, em xin phép thu nhỏ Slide và chuyển sang màn hình Trình duyệt Web cùng Terminal để thực hiện TRÌNH DIỄN HỆ THỐNG TRỰC TIẾP trên tập dữ liệu Kaggle lớn 5,600 tệp tin!"</w:t>
-              <w:br/>
-              <w:br/>
-              <w:t>========================================================================</w:t>
-              <w:br/>
-              <w:t>HƯỚNG DẪN THAO TÁC TAY VÀ LỜI THOẠI NÓI THEO 4 BƯỚC THỰC HIỆN TRÊN WEB:</w:t>
-              <w:br/>
-              <w:t>========================================================================</w:t>
-              <w:br/>
-              <w:br/>
-              <w:t>👉 BƯỚC 1: CHỌN TẬP DỮ LIỆU KAGGLE LỚN (Mất 10s)</w:t>
-              <w:br/>
-              <w:t>• Thao tác tay: Bấm nút 'Đổi thư mục' ở góc trên ➔ Tại ô số 2, gõ 'kaggle_dataset_large' ➔ Bấm nút 'Áp dụng'.</w:t>
-              <w:br/>
-              <w:t>• Lời thoại nói: 'Thưa Thầy Cô, hệ thống đã gắn kết thành công thư mục kaggle_dataset_large với 5,600 tệp tin, dung lượng 175 MB.'</w:t>
-              <w:br/>
-              <w:br/>
-              <w:t>👉 BƯỚC 2: NẠP DỮ LIỆU BASELINE &amp; XEM LOG TERMINAL (Mất 15s)</w:t>
-              <w:br/>
-              <w:t>• Thao tác tay: Bấm nút '1. Nạp dữ liệu' ở phía trên.</w:t>
-              <w:br/>
-              <w:t>• Mắt nhìn &amp; tay chỉ: Mở cửa sổ Terminal lên để Thầy Cô thấy log streaming chạy.</w:t>
-              <w:br/>
-              <w:t>• Lời thoại nói: 'Khi em bấm Nạp dữ liệu, cơ chế đa luồng xử lý toàn bộ 5,600 tệp chỉ trong 1.1 giây, đạt tốc độ 4,800 tệp/giây. Trên màn hình Terminal, toàn bộ thông tin mã băm Root Hash và thời gian dựng được in ra chi tiết theo thời gian thực.'</w:t>
-              <w:br/>
-              <w:br/>
-              <w:t>👉 BƯỚC 3: MÔ PHỎNG TẤN CÔNG &amp; ĐỐI SOÁT TOÀN VẸN (Mất 15s)</w:t>
-              <w:br/>
-              <w:t>• Thao tác tay: Mở thư mục Downloads/kaggle_dataset_large trên máy, mở 1 file bất kỳ sửa 1 chữ rồi lưu lại (hoặc tạo 1 file mới) ➔ Quay lại web bấm '2. Kiểm tra'.</w:t>
-              <w:br/>
-              <w:t>• Mắt nhìn &amp; tay chỉ: Chỉ vào dòng cảnh báo đỏ trên web và terminal.</w:t>
-              <w:br/>
-              <w:t>• Lời thoại nói: 'Bây giờ em mô phỏng kẻ tấn công sửa lén 1 tệp tin trên ổ cứng. Khi em bấm Kiểm tra toàn vẹn, chỉ trong nửa giây, hệ thống lập tức phát hiện tỷ lệ toàn vẹn giảm, báo động đỏ và định vị chính xác vị trí tệp tin bị can thiệp!'</w:t>
-              <w:br/>
-              <w:br/>
-              <w:t>👉 BƯỚC 4: CHẠY SO SÁNH 4 MÔ HÌNH &amp; 7 MÔ HÌNH TOÁN HỌC (Mất 20s)</w:t>
-              <w:br/>
-              <w:t>• Thao tác tay: Cuộn xuống bấm nút 'Chạy so sánh 4 mô hình đối đầu'. Sau đó bấm chuyển sang tab 'Khung kiểm định an toàn toán học' và bấm 'Thực thi kiểm định 7 mô hình an toàn toán học'.</w:t>
-              <w:br/>
-              <w:t>• Lời thoại nói: 'Ở phần đối đầu, HD-Merkle thể hiện rõ ưu thế cập nhật nhanh hơn hàng trăm lần và kích thước proof siêu nhẹ. Và ở tab Kiểm định toán học, hệ thống tự động chạy 7 bài test đối kháng: từ chống giả mạo PPT, chống bắt gói tin Dolev-Yao, đến kiểm định tuyết lở 51.95%, giúp biểu đồ Radar Chart đạt chuẩn an toàn 100% trên toàn bộ các chiều mật mã học!'"</w:t>
-            </w:r>
-          </w:p>
-        </w:tc>
-      </w:tr>
-    </w:tbl>
+    <w:p>
+      <w:pPr>
+        <w:spacing w:after="120"/>
+      </w:pPr>
+      <w:r>
+        <w:rPr>
+          <w:b/>
+          <w:color w:val="2563EB"/>
+          <w:sz w:val="19"/>
+        </w:rPr>
+        <w:t>Phân loại: Trọng tâm đạt [9, 10]   |   Thời lượng: 15 giây</w:t>
+      </w:r>
+    </w:p>
+    <w:p>
+      <w:pPr>
+        <w:spacing w:after="40"/>
+      </w:pPr>
+      <w:r>
+        <w:rPr>
+          <w:b/>
+          <w:color w:val="059669"/>
+          <w:sz w:val="20"/>
+        </w:rPr>
+        <w:t>▶ LỜI THOẠI ĐỌC MIỆNG (NÓI CHÍNH XÁC THEO ĐOẠN NÀY):</w:t>
+      </w:r>
+    </w:p>
+    <w:p>
+      <w:pPr>
+        <w:spacing w:after="160"/>
+        <w:ind w:left="288" w:right="288"/>
+      </w:pPr>
+      <w:r>
+        <w:rPr>
+          <w:i/>
+          <w:color w:val="0F172A"/>
+          <w:sz w:val="21"/>
+        </w:rPr>
+        <w:t>“Về mặt mật mã học, hệ thống áp dụng chuẩn phân tách miền RFC 6962: Tiền tố 0x00 cho nút lá và 0x01 cho nút nhánh, triệt tiêu 100% nguy cơ tấn công Second-Preimage. Đồng thời, hệ thống cung cấp Bằng chứng thành viên rút gọn Compact Inclusion Proof chỉ 1.37 KB và Bằng chứng nhất quán Append-Only Consistency Proof chứng minh lịch sử tệp tin không bị sửa lén.”</w:t>
+      </w:r>
+    </w:p>
+    <w:p>
+      <w:pPr>
+        <w:spacing w:after="120"/>
+        <w:ind w:left="288"/>
+      </w:pPr>
+      <w:r>
+        <w:rPr>
+          <w:b/>
+          <w:color w:val="B45309"/>
+          <w:sz w:val="19"/>
+        </w:rPr>
+        <w:t xml:space="preserve">• Ghi chú trọng tâm: </w:t>
+      </w:r>
+      <w:r>
+        <w:rPr>
+          <w:sz w:val="19"/>
+        </w:rPr>
+        <w:t>Chuẩn RFC 6962 là công nghệ cốt lõi bảo vệ hệ thống Certificate Transparency toàn cầu của Google.</w:t>
+      </w:r>
+    </w:p>
+    <w:p>
+      <w:pPr>
+        <w:spacing w:after="120"/>
+        <w:ind w:left="288"/>
+      </w:pPr>
+      <w:r>
+        <w:rPr>
+          <w:b/>
+          <w:color w:val="7E22CE"/>
+          <w:sz w:val="19"/>
+        </w:rPr>
+        <w:t xml:space="preserve">✎ HƯỚNG DẪN VẼ SƠ ĐỒ DRAW.IO: </w:t>
+      </w:r>
+      <w:r>
+        <w:rPr>
+          <w:sz w:val="18"/>
+        </w:rPr>
+        <w:t>Vẽ cây nhị phân tách miền: Nút lá có nhãn SHA256(0x00 || Data), Nút cha có nhãn SHA256(0x01 || Left || Right) để chứng minh hai miền tách biệt.</w:t>
+      </w:r>
+    </w:p>
     <w:p>
       <w:pPr>
         <w:spacing w:after="200"/>
       </w:pPr>
+      <w:r>
+        <w:rPr>
+          <w:color w:val="E2E8F0"/>
+        </w:rPr>
+        <w:t>──────────────────────────────────────────────────────────────────────</w:t>
+      </w:r>
     </w:p>
     <w:p>
       <w:pPr>
-        <w:spacing w:before="280" w:after="80"/>
+        <w:spacing w:before="280" w:after="40"/>
       </w:pPr>
       <w:r>
         <w:rPr>
@@ -2506,209 +2460,1005 @@
           <w:color w:val="1E3A8A"/>
           <w:sz w:val="26"/>
         </w:rPr>
-        <w:t>SLIDE 8: KẾT LUẬN &amp; ĐÓNG GÓP HỌC THUẬT</w:t>
+        <w:t>SLIDE 8: PHÒNG CHỐNG KÊNH KỀ ĐO THỜI GIAN &amp; XÓA SẠCH BỘ NHỚ</w:t>
       </w:r>
     </w:p>
-    <w:tbl>
-      <w:tblPr>
-        <w:tblW w:type="auto" w:w="0"/>
-        <w:jc w:val="center"/>
-        <w:tblLook w:firstColumn="1" w:firstRow="1" w:lastColumn="0" w:lastRow="0" w:noHBand="0" w:noVBand="1" w:val="04A0"/>
-      </w:tblPr>
-      <w:tblGrid>
-        <w:gridCol w:w="2592"/>
-        <w:gridCol w:w="7776"/>
-      </w:tblGrid>
-      <w:tr>
-        <w:tc>
-          <w:tcPr>
-            <w:tcW w:type="dxa" w:w="2592"/>
-            <w:shd w:fill="1E3A8A"/>
-            <w:tcMar>
-              <w:top w:w="60" w:type="dxa"/>
-              <w:bottom w:w="60" w:type="dxa"/>
-              <w:left w:w="80" w:type="dxa"/>
-              <w:right w:w="80" w:type="dxa"/>
-            </w:tcMar>
-          </w:tcPr>
-          <w:p>
-            <w:r>
-              <w:rPr>
-                <w:b/>
-                <w:color w:val="FFFFFF"/>
-                <w:sz w:val="19"/>
-              </w:rPr>
-              <w:t>Thời lượng mục tiêu</w:t>
-            </w:r>
-          </w:p>
-        </w:tc>
-        <w:tc>
-          <w:tcPr>
-            <w:tcW w:type="dxa" w:w="7776"/>
-            <w:shd w:fill="EFF6FF"/>
-            <w:tcMar>
-              <w:top w:w="60" w:type="dxa"/>
-              <w:bottom w:w="60" w:type="dxa"/>
-              <w:left w:w="100" w:type="dxa"/>
-              <w:right w:w="100" w:type="dxa"/>
-            </w:tcMar>
-          </w:tcPr>
-          <w:p>
-            <w:r>
-              <w:rPr>
-                <w:b/>
-                <w:color w:val="2563EB"/>
-                <w:sz w:val="19"/>
-              </w:rPr>
-              <w:t>20 giây (5:20 - 5:40)</w:t>
-            </w:r>
-          </w:p>
-        </w:tc>
-      </w:tr>
-      <w:tr>
-        <w:tc>
-          <w:tcPr>
-            <w:tcW w:type="dxa" w:w="2592"/>
-            <w:shd w:fill="1E3A8A"/>
-            <w:tcMar>
-              <w:top w:w="60" w:type="dxa"/>
-              <w:bottom w:w="60" w:type="dxa"/>
-              <w:left w:w="80" w:type="dxa"/>
-              <w:right w:w="80" w:type="dxa"/>
-            </w:tcMar>
-          </w:tcPr>
-          <w:p>
-            <w:r>
-              <w:rPr>
-                <w:b/>
-                <w:color w:val="FFFFFF"/>
-                <w:sz w:val="19"/>
-              </w:rPr>
-              <w:t>Mục tiêu truyền tải</w:t>
-            </w:r>
-          </w:p>
-        </w:tc>
-        <w:tc>
-          <w:tcPr>
-            <w:tcW w:type="dxa" w:w="7776"/>
-            <w:shd w:fill="FFFFFF"/>
-            <w:tcMar>
-              <w:top w:w="60" w:type="dxa"/>
-              <w:bottom w:w="60" w:type="dxa"/>
-              <w:left w:w="100" w:type="dxa"/>
-              <w:right w:w="100" w:type="dxa"/>
-            </w:tcMar>
-          </w:tcPr>
-          <w:p>
-            <w:r>
-              <w:rPr>
-                <w:color w:val="0F172A"/>
-                <w:sz w:val="19"/>
-              </w:rPr>
-              <w:t>Tóm tắt ngắn gọn 3 đóng góp lớn của đề tài và gửi lời cảm ơn trang trọng đến Quý Thầy Cô.</w:t>
-            </w:r>
-          </w:p>
-        </w:tc>
-      </w:tr>
-      <w:tr>
-        <w:tc>
-          <w:tcPr>
-            <w:tcW w:type="dxa" w:w="2592"/>
-            <w:shd w:fill="1E3A8A"/>
-            <w:tcMar>
-              <w:top w:w="60" w:type="dxa"/>
-              <w:bottom w:w="60" w:type="dxa"/>
-              <w:left w:w="80" w:type="dxa"/>
-              <w:right w:w="80" w:type="dxa"/>
-            </w:tcMar>
-          </w:tcPr>
-          <w:p>
-            <w:r>
-              <w:rPr>
-                <w:b/>
-                <w:color w:val="FFFFFF"/>
-                <w:sz w:val="19"/>
-              </w:rPr>
-              <w:t>Gợi ý vẽ sơ đồ Draw.io</w:t>
-            </w:r>
-          </w:p>
-        </w:tc>
-        <w:tc>
-          <w:tcPr>
-            <w:tcW w:type="dxa" w:w="7776"/>
-            <w:shd w:fill="FEF3C7"/>
-            <w:tcMar>
-              <w:top w:w="60" w:type="dxa"/>
-              <w:bottom w:w="60" w:type="dxa"/>
-              <w:left w:w="100" w:type="dxa"/>
-              <w:right w:w="100" w:type="dxa"/>
-            </w:tcMar>
-          </w:tcPr>
-          <w:p>
-            <w:r>
-              <w:rPr>
-                <w:b/>
-                <w:color w:val="B45309"/>
-                <w:sz w:val="19"/>
-              </w:rPr>
-              <w:t>Không có sơ đồ cần vẽ. Slide đã thiết kế sẵn 3 khối đóng góp và khung cảm ơn trang trọng ở dưới cùng.</w:t>
-            </w:r>
-          </w:p>
-        </w:tc>
-      </w:tr>
-      <w:tr>
-        <w:tc>
-          <w:tcPr>
-            <w:tcW w:type="dxa" w:w="2592"/>
-            <w:shd w:fill="1E3A8A"/>
-            <w:tcMar>
-              <w:top w:w="60" w:type="dxa"/>
-              <w:bottom w:w="60" w:type="dxa"/>
-              <w:left w:w="80" w:type="dxa"/>
-              <w:right w:w="80" w:type="dxa"/>
-            </w:tcMar>
-          </w:tcPr>
-          <w:p>
-            <w:r>
-              <w:rPr>
-                <w:b/>
-                <w:color w:val="FFFFFF"/>
-                <w:sz w:val="19"/>
-              </w:rPr>
-              <w:t>Lời thoại đọc miệng (Verbatim Script)</w:t>
-            </w:r>
-          </w:p>
-        </w:tc>
-        <w:tc>
-          <w:tcPr>
-            <w:tcW w:type="dxa" w:w="7776"/>
-            <w:shd w:fill="F8FAFC"/>
-            <w:tcMar>
-              <w:top w:w="60" w:type="dxa"/>
-              <w:bottom w:w="60" w:type="dxa"/>
-              <w:left w:w="100" w:type="dxa"/>
-              <w:right w:w="100" w:type="dxa"/>
-            </w:tcMar>
-          </w:tcPr>
-          <w:p>
-            <w:r>
-              <w:rPr>
-                <w:color w:val="0F172A"/>
-                <w:sz w:val="19"/>
-              </w:rPr>
-              <w:t>"Tóm lại, đề tài DT005 của chúng em đã đóng góp 3 giá trị học thuật then chốt: Một là hiện thực hóa hoàn chỉnh 7 mô hình toán học theo bài báo Oxford 2025; Hai là phát triển thành công cấu trúc cây phân cấp HD-MerkleTree với thuật toán Dirty Path giảm chi phí cập nhật xuống O(log N); Và ba là kiểm chứng độ tin cậy tuyệt đối qua 17 bài Unit Test và 5,600 tệp tin thực nghiệm.</w:t>
-              <w:br/>
-              <w:br/>
-              <w:t>Em xin trân trọng cảm ơn Quý Thầy Cô trong Hội đồng đã chú ý lắng nghe! Em rất mong nhận được những câu hỏi và đóng góp quý báu từ Thầy Cô ạ!"</w:t>
-            </w:r>
-          </w:p>
-        </w:tc>
-      </w:tr>
-    </w:tbl>
+    <w:p>
+      <w:pPr>
+        <w:spacing w:after="120"/>
+      </w:pPr>
+      <w:r>
+        <w:rPr>
+          <w:b/>
+          <w:color w:val="2563EB"/>
+          <w:sz w:val="19"/>
+        </w:rPr>
+        <w:t>Phân loại: Trọng tâm đạt [9, 10]   |   Thời lượng: 15 giây</w:t>
+      </w:r>
+    </w:p>
+    <w:p>
+      <w:pPr>
+        <w:spacing w:after="40"/>
+      </w:pPr>
+      <w:r>
+        <w:rPr>
+          <w:b/>
+          <w:color w:val="059669"/>
+          <w:sz w:val="20"/>
+        </w:rPr>
+        <w:t>▶ LỜI THOẠI ĐỌC MIỆNG (NÓI CHÍNH XÁC THEO ĐOẠN NÀY):</w:t>
+      </w:r>
+    </w:p>
+    <w:p>
+      <w:pPr>
+        <w:spacing w:after="160"/>
+        <w:ind w:left="288" w:right="288"/>
+      </w:pPr>
+      <w:r>
+        <w:rPr>
+          <w:i/>
+          <w:color w:val="0F172A"/>
+          <w:sz w:val="21"/>
+        </w:rPr>
+        <w:t>“Nhằm đối phó với kẻ thù kênh kề, em thay thế toán tử so sánh chuỗi thông thường bằng hàm hmac.compare_digest() có thời gian so sánh hằng số O(1), triệt tiêu rò rỉ thời gian CPU. Với kẻ thù trích xuất bộ nhớ tiến trình, các khóa HMAC và vùng đệm nhạy cảm được quản lý trong bytearray và chủ động ghi đè bằng giá trị 0x00 qua hàm secure_erase().”</w:t>
+      </w:r>
+    </w:p>
+    <w:p>
+      <w:pPr>
+        <w:spacing w:after="120"/>
+        <w:ind w:left="288"/>
+      </w:pPr>
+      <w:r>
+        <w:rPr>
+          <w:b/>
+          <w:color w:val="B45309"/>
+          <w:sz w:val="19"/>
+        </w:rPr>
+        <w:t xml:space="preserve">• Ghi chú trọng tâm: </w:t>
+      </w:r>
+      <w:r>
+        <w:rPr>
+          <w:sz w:val="19"/>
+        </w:rPr>
+        <w:t>Chỉ ra hai nguy cơ thực tế: Timing Attack (Paul Kocher 1996) và Memory-Dump Attack.</w:t>
+      </w:r>
+    </w:p>
     <w:p>
       <w:pPr>
         <w:spacing w:after="200"/>
       </w:pPr>
+      <w:r>
+        <w:rPr>
+          <w:color w:val="E2E8F0"/>
+        </w:rPr>
+        <w:t>──────────────────────────────────────────────────────────────────────</w:t>
+      </w:r>
+    </w:p>
+    <w:p>
+      <w:pPr>
+        <w:spacing w:before="280" w:after="40"/>
+      </w:pPr>
+      <w:r>
+        <w:rPr>
+          <w:b/>
+          <w:color w:val="1E3A8A"/>
+          <w:sz w:val="26"/>
+        </w:rPr>
+        <w:t>SLIDE 9: THIẾT KẾ 2 TẬP DỮ LIỆU KAGGLE THỰC TẾ &amp; PHƯƠNG PHÁP ĐO LƯỜNG</w:t>
+      </w:r>
+    </w:p>
+    <w:p>
+      <w:pPr>
+        <w:spacing w:after="120"/>
+      </w:pPr>
+      <w:r>
+        <w:rPr>
+          <w:b/>
+          <w:color w:val="2563EB"/>
+          <w:sz w:val="19"/>
+        </w:rPr>
+        <w:t>Phân loại: Thang điểm [9, 10]   |   Thời lượng: 15 giây</w:t>
+      </w:r>
+    </w:p>
+    <w:p>
+      <w:pPr>
+        <w:spacing w:after="40"/>
+      </w:pPr>
+      <w:r>
+        <w:rPr>
+          <w:b/>
+          <w:color w:val="059669"/>
+          <w:sz w:val="20"/>
+        </w:rPr>
+        <w:t>▶ LỜI THOẠI ĐỌC MIỆNG (NÓI CHÍNH XÁC THEO ĐOẠN NÀY):</w:t>
+      </w:r>
+    </w:p>
+    <w:p>
+      <w:pPr>
+        <w:spacing w:after="160"/>
+        <w:ind w:left="288" w:right="288"/>
+      </w:pPr>
+      <w:r>
+        <w:rPr>
+          <w:i/>
+          <w:color w:val="0F172A"/>
+          <w:sz w:val="21"/>
+        </w:rPr>
+        <w:t>“Để đánh giá khách quan, em sử dụng 2 tập dữ liệu Kaggle thực tế: Tập 1 là kaggle_dataset gồm 1.115 tệp, dung lượng 29 MB, 23 thư mục đa tầng với 7 định dạng thực tế dùng đối chuẩn baseline. Tập 2 là kaggle_dataset_large gồm 5.600 tệp, 175 MB chia 6 danh mục lớn tại Downloads dùng kiểm tra chịu tải và quan sát streaming log terminal. Phương pháp đo dùng time.perf_counter() độ chính xác nano-giây, đo qua 5 vòng lặp độc lập trên môi trường tạm cô lập.”</w:t>
+      </w:r>
+    </w:p>
+    <w:p>
+      <w:pPr>
+        <w:spacing w:after="120"/>
+        <w:ind w:left="288"/>
+      </w:pPr>
+      <w:r>
+        <w:rPr>
+          <w:b/>
+          <w:color w:val="B45309"/>
+          <w:sz w:val="19"/>
+        </w:rPr>
+        <w:t xml:space="preserve">• Ghi chú trọng tâm: </w:t>
+      </w:r>
+      <w:r>
+        <w:rPr>
+          <w:sz w:val="19"/>
+        </w:rPr>
+        <w:t>Nhấn mạnh cả 2 tập dữ liệu đều từ Kaggle, có quy mô tệp và dung lượng lớn, phản ánh đúng dữ liệu doanh nghiệp.</w:t>
+      </w:r>
+    </w:p>
+    <w:p>
+      <w:pPr>
+        <w:spacing w:after="120"/>
+        <w:ind w:left="288"/>
+      </w:pPr>
+      <w:r>
+        <w:rPr>
+          <w:b/>
+          <w:color w:val="7E22CE"/>
+          <w:sz w:val="19"/>
+        </w:rPr>
+        <w:t xml:space="preserve">✎ HƯỚNG DẪN VẼ SƠ ĐỒ DRAW.IO: </w:t>
+      </w:r>
+      <w:r>
+        <w:rPr>
+          <w:sz w:val="18"/>
+        </w:rPr>
+        <w:t>Vẽ quy trình thực nghiệm: 2 tập dữ liệu Kaggle -&gt; Quét đĩa &amp; Streaming Log -&gt; Phân tầng Biba 6-23 thư mục -&gt; Đo lường qua 5 vòng lặp -&gt; Đối chuẩn 4 mô hình.</w:t>
+      </w:r>
+    </w:p>
+    <w:p>
+      <w:pPr>
+        <w:spacing w:after="200"/>
+      </w:pPr>
+      <w:r>
+        <w:rPr>
+          <w:color w:val="E2E8F0"/>
+        </w:rPr>
+        <w:t>──────────────────────────────────────────────────────────────────────</w:t>
+      </w:r>
+    </w:p>
+    <w:p>
+      <w:pPr>
+        <w:spacing w:before="280" w:after="40"/>
+      </w:pPr>
+      <w:r>
+        <w:rPr>
+          <w:b/>
+          <w:color w:val="1E3A8A"/>
+          <w:sz w:val="26"/>
+        </w:rPr>
+        <w:t>SLIDE 10: BẢNG ĐỐI SÁNH BIG-O LÝ THUYẾT &amp; CẬP NHẬT ĐỘNG 458-748 LẦN</w:t>
+      </w:r>
+    </w:p>
+    <w:p>
+      <w:pPr>
+        <w:spacing w:after="120"/>
+      </w:pPr>
+      <w:r>
+        <w:rPr>
+          <w:b/>
+          <w:color w:val="2563EB"/>
+          <w:sz w:val="19"/>
+        </w:rPr>
+        <w:t>Phân loại: Thang điểm [9, 10]   |   Thời lượng: 20 giây</w:t>
+      </w:r>
+    </w:p>
+    <w:p>
+      <w:pPr>
+        <w:spacing w:after="40"/>
+      </w:pPr>
+      <w:r>
+        <w:rPr>
+          <w:b/>
+          <w:color w:val="059669"/>
+          <w:sz w:val="20"/>
+        </w:rPr>
+        <w:t>▶ LỜI THOẠI ĐỌC MIỆNG (NÓI CHÍNH XÁC THEO ĐOẠN NÀY):</w:t>
+      </w:r>
+    </w:p>
+    <w:p>
+      <w:pPr>
+        <w:spacing w:after="160"/>
+        <w:ind w:left="288" w:right="288"/>
+      </w:pPr>
+      <w:r>
+        <w:rPr>
+          <w:i/>
+          <w:color w:val="0F172A"/>
+          <w:sz w:val="21"/>
+        </w:rPr>
+        <w:t>“Bảng đối sánh Big-O chứng minh ưu thế lý thuyết: Cả 3 mô hình cũ đều có chi phí cập nhật O(N), trong khi HD-Merkle đạt O(log N). Thực nghiệm đối đầu chứng minh kết quả vượt trội: Khi sửa 1 tệp tin, mô hình cũ mất 73.4 mili-giây, còn HD-Merkle chỉ mất 0.16 mili-giây — nhanh hơn 458 LẦN! Khi xóa tệp nhanh hơn 748 LẦN! Tốc độ xác minh 1 tệp đạt 0.02 mili-giây, nhanh hơn 8.5 lần so với danh sách phẳng. Đây là minh chứng rõ ràng nhất cho kết quả tốt hơn vượt trội ở thang điểm 9 và 10.”</w:t>
+      </w:r>
+    </w:p>
+    <w:p>
+      <w:pPr>
+        <w:spacing w:after="120"/>
+        <w:ind w:left="288"/>
+      </w:pPr>
+      <w:r>
+        <w:rPr>
+          <w:b/>
+          <w:color w:val="B45309"/>
+          <w:sz w:val="19"/>
+        </w:rPr>
+        <w:t xml:space="preserve">• Ghi chú trọng tâm: </w:t>
+      </w:r>
+      <w:r>
+        <w:rPr>
+          <w:sz w:val="19"/>
+        </w:rPr>
+        <w:t>Chỉ tay vào bảng Big-O ở nửa trên slide và con số 458 - 748 lần ở nửa dưới slide.</w:t>
+      </w:r>
+    </w:p>
+    <w:p>
+      <w:pPr>
+        <w:spacing w:after="200"/>
+      </w:pPr>
+      <w:r>
+        <w:rPr>
+          <w:color w:val="E2E8F0"/>
+        </w:rPr>
+        <w:t>──────────────────────────────────────────────────────────────────────</w:t>
+      </w:r>
+    </w:p>
+    <w:p>
+      <w:pPr>
+        <w:spacing w:before="280" w:after="40"/>
+      </w:pPr>
+      <w:r>
+        <w:rPr>
+          <w:b/>
+          <w:color w:val="1E3A8A"/>
+          <w:sz w:val="26"/>
+        </w:rPr>
+        <w:t>SLIDE 11: KHUNG 7 TRÒ CHƠI AN NINH MẬT MÃ HỌC: GAMES 1 – 4</w:t>
+      </w:r>
+    </w:p>
+    <w:p>
+      <w:pPr>
+        <w:spacing w:after="120"/>
+      </w:pPr>
+      <w:r>
+        <w:rPr>
+          <w:b/>
+          <w:color w:val="2563EB"/>
+          <w:sz w:val="19"/>
+        </w:rPr>
+        <w:t>Phân loại: Security Games   |   Thời lượng: 15 giây</w:t>
+      </w:r>
+    </w:p>
+    <w:p>
+      <w:pPr>
+        <w:spacing w:after="40"/>
+      </w:pPr>
+      <w:r>
+        <w:rPr>
+          <w:b/>
+          <w:color w:val="059669"/>
+          <w:sz w:val="20"/>
+        </w:rPr>
+        <w:t>▶ LỜI THOẠI ĐỌC MIỆNG (NÓI CHÍNH XÁC THEO ĐOẠN NÀY):</w:t>
+      </w:r>
+    </w:p>
+    <w:p>
+      <w:pPr>
+        <w:spacing w:after="160"/>
+        <w:ind w:left="288" w:right="288"/>
+      </w:pPr>
+      <w:r>
+        <w:rPr>
+          <w:i/>
+          <w:color w:val="0F172A"/>
+          <w:sz w:val="21"/>
+        </w:rPr>
+        <w:t>“Em triển khai độc lập khung 7 Trò chơi an ninh đối kháng hình thức theo bài báo Harry Halpin: Game 1 kiểm định kháng va chạm trước Kẻ thù tính toán PPT, lợi thế đối thủ Adv &lt;= 2^-128; Game 2 phát hiện 100% can thiệp gói tin của Kẻ thù Dolev-Yao; Game 3 triệt tiêu va chạm tiền ảnh cấp hai nhờ phân tách miền RFC 6962; và Game 4 kiểm chứng hiệu ứng tuyết lở với tỷ lệ đổi bit 50.39%, xấp xỉ mức lý tưởng 50% của nguyên lý khuếch tán Shannon.”</w:t>
+      </w:r>
+    </w:p>
+    <w:p>
+      <w:pPr>
+        <w:spacing w:after="120"/>
+        <w:ind w:left="288"/>
+      </w:pPr>
+      <w:r>
+        <w:rPr>
+          <w:b/>
+          <w:color w:val="B45309"/>
+          <w:sz w:val="19"/>
+        </w:rPr>
+        <w:t xml:space="preserve">• Ghi chú trọng tâm: </w:t>
+      </w:r>
+      <w:r>
+        <w:rPr>
+          <w:sz w:val="19"/>
+        </w:rPr>
+        <w:t>Nêu rõ tên các mô hình mật mã học: PPT, Dolev-Yao, RFC 6962, Shannon Diffusion.</w:t>
+      </w:r>
+    </w:p>
+    <w:p>
+      <w:pPr>
+        <w:spacing w:after="200"/>
+      </w:pPr>
+      <w:r>
+        <w:rPr>
+          <w:color w:val="E2E8F0"/>
+        </w:rPr>
+        <w:t>──────────────────────────────────────────────────────────────────────</w:t>
+      </w:r>
+    </w:p>
+    <w:p>
+      <w:pPr>
+        <w:spacing w:before="280" w:after="40"/>
+      </w:pPr>
+      <w:r>
+        <w:rPr>
+          <w:b/>
+          <w:color w:val="1E3A8A"/>
+          <w:sz w:val="26"/>
+        </w:rPr>
+        <w:t>SLIDE 12: KHUNG 7 TRÒ CHƠI AN NINH MẬT MÃ HỌC: GAMES 5 – 7 &amp; TỔNG KẾT</w:t>
+      </w:r>
+    </w:p>
+    <w:p>
+      <w:pPr>
+        <w:spacing w:after="120"/>
+      </w:pPr>
+      <w:r>
+        <w:rPr>
+          <w:b/>
+          <w:color w:val="2563EB"/>
+          <w:sz w:val="19"/>
+        </w:rPr>
+        <w:t>Phân loại: Security Games   |   Thời lượng: 15 giây</w:t>
+      </w:r>
+    </w:p>
+    <w:p>
+      <w:pPr>
+        <w:spacing w:after="40"/>
+      </w:pPr>
+      <w:r>
+        <w:rPr>
+          <w:b/>
+          <w:color w:val="059669"/>
+          <w:sz w:val="20"/>
+        </w:rPr>
+        <w:t>▶ LỜI THOẠI ĐỌC MIỆNG (NÓI CHÍNH XÁC THEO ĐOẠN NÀY):</w:t>
+      </w:r>
+    </w:p>
+    <w:p>
+      <w:pPr>
+        <w:spacing w:after="160"/>
+        <w:ind w:left="288" w:right="288"/>
+      </w:pPr>
+      <w:r>
+        <w:rPr>
+          <w:i/>
+          <w:color w:val="0F172A"/>
+          <w:sz w:val="21"/>
+        </w:rPr>
+        <w:t>“Ở 3 trò chơi nâng cao: Game 5 kiểm tra tính nhất quán append-only, từ chối ngay lập tức khi phát hiện dữ liệu quá khứ bị sửa lén; Game 6 bảo vệ bộ nhớ RAM với secure_erase() ghi đè 0x00; và Game 7 loại bỏ hoàn toàn kênh kề thời gian bằng compare_digest() kết hợp bảo vệ quyền riêng tư siêu dữ liệu. Bảng tổng kết xác nhận hệ thống vượt qua 100% cả 7/7 mô hình đối kháng an ninh hình thức.”</w:t>
+      </w:r>
+    </w:p>
+    <w:p>
+      <w:pPr>
+        <w:spacing w:after="120"/>
+        <w:ind w:left="288"/>
+      </w:pPr>
+      <w:r>
+        <w:rPr>
+          <w:b/>
+          <w:color w:val="B45309"/>
+          <w:sz w:val="19"/>
+        </w:rPr>
+        <w:t xml:space="preserve">• Ghi chú trọng tâm: </w:t>
+      </w:r>
+      <w:r>
+        <w:rPr>
+          <w:sz w:val="19"/>
+        </w:rPr>
+        <w:t>Chỉ vào bảng tổng kết 7 Games trên slide.</w:t>
+      </w:r>
+    </w:p>
+    <w:p>
+      <w:pPr>
+        <w:spacing w:after="200"/>
+      </w:pPr>
+      <w:r>
+        <w:rPr>
+          <w:color w:val="E2E8F0"/>
+        </w:rPr>
+        <w:t>──────────────────────────────────────────────────────────────────────</w:t>
+      </w:r>
+    </w:p>
+    <w:p>
+      <w:pPr>
+        <w:spacing w:before="280" w:after="40"/>
+      </w:pPr>
+      <w:r>
+        <w:rPr>
+          <w:b/>
+          <w:color w:val="1E3A8A"/>
+          <w:sz w:val="26"/>
+        </w:rPr>
+        <w:t>SLIDE 13: BẢNG MA TRẬN ĐỐI CHIẾU CHI TIẾT 100% BÀI BÁO KHOA HỌC GỐC</w:t>
+      </w:r>
+    </w:p>
+    <w:p>
+      <w:pPr>
+        <w:spacing w:after="120"/>
+      </w:pPr>
+      <w:r>
+        <w:rPr>
+          <w:b/>
+          <w:color w:val="2563EB"/>
+          <w:sz w:val="19"/>
+        </w:rPr>
+        <w:t>Phân loại: Đối chiếu lý thuyết   |   Thời lượng: 15 giây</w:t>
+      </w:r>
+    </w:p>
+    <w:p>
+      <w:pPr>
+        <w:spacing w:after="40"/>
+      </w:pPr>
+      <w:r>
+        <w:rPr>
+          <w:b/>
+          <w:color w:val="059669"/>
+          <w:sz w:val="20"/>
+        </w:rPr>
+        <w:t>▶ LỜI THOẠI ĐỌC MIỆNG (NÓI CHÍNH XÁC THEO ĐOẠN NÀY):</w:t>
+      </w:r>
+    </w:p>
+    <w:p>
+      <w:pPr>
+        <w:spacing w:after="160"/>
+        <w:ind w:left="288" w:right="288"/>
+      </w:pPr>
+      <w:r>
+        <w:rPr>
+          <w:i/>
+          <w:color w:val="0F172A"/>
+          <w:sz w:val="21"/>
+        </w:rPr>
+        <w:t>“Bảng ma trận đối chiếu 1-1 xác nhận đồ án DT005 hiện thực hóa đầy đủ 6 luận điểm cốt lõi trong bài báo Harry Halpin Oxford 2025: Từ mô hình kẻ thù PPT, nguyên lý Kerckhoffs công khai mã nguồn trên GitHub, mô hình mạng Dolev-Yao, chuẩn phân tách miền RFC 6962, xác minh cục bộ O(log N) của Ralph Merkle, cho đến lời kêu gọi kiểm nghiệm thực tế trên dữ liệu lớn. Mọi tiêu chí đều đạt mức 100%.”</w:t>
+      </w:r>
+    </w:p>
+    <w:p>
+      <w:pPr>
+        <w:spacing w:after="120"/>
+        <w:ind w:left="288"/>
+      </w:pPr>
+      <w:r>
+        <w:rPr>
+          <w:b/>
+          <w:color w:val="B45309"/>
+          <w:sz w:val="19"/>
+        </w:rPr>
+        <w:t xml:space="preserve">• Ghi chú trọng tâm: </w:t>
+      </w:r>
+      <w:r>
+        <w:rPr>
+          <w:sz w:val="19"/>
+        </w:rPr>
+        <w:t>Nhấn mạnh sự liên kết chặt chẽ giữa lý thuyết bài báo gốc và mã nguồn đồ án.</w:t>
+      </w:r>
+    </w:p>
+    <w:p>
+      <w:pPr>
+        <w:spacing w:after="200"/>
+      </w:pPr>
+      <w:r>
+        <w:rPr>
+          <w:color w:val="E2E8F0"/>
+        </w:rPr>
+        <w:t>──────────────────────────────────────────────────────────────────────</w:t>
+      </w:r>
+    </w:p>
+    <w:p>
+      <w:pPr>
+        <w:spacing w:before="280" w:after="40"/>
+      </w:pPr>
+      <w:r>
+        <w:rPr>
+          <w:b/>
+          <w:color w:val="1E3A8A"/>
+          <w:sz w:val="26"/>
+        </w:rPr>
+        <w:t>SLIDE 14: BỘ KIỂM THỬ AN NINH MẬT MÃ TỰ ĐỘNG (17/17 UNIT TESTS PASS)</w:t>
+      </w:r>
+    </w:p>
+    <w:p>
+      <w:pPr>
+        <w:spacing w:after="120"/>
+      </w:pPr>
+      <w:r>
+        <w:rPr>
+          <w:b/>
+          <w:color w:val="2563EB"/>
+          <w:sz w:val="19"/>
+        </w:rPr>
+        <w:t>Phân loại: Kiểm thử tự động   |   Thời lượng: 15 giây</w:t>
+      </w:r>
+    </w:p>
+    <w:p>
+      <w:pPr>
+        <w:spacing w:after="40"/>
+      </w:pPr>
+      <w:r>
+        <w:rPr>
+          <w:b/>
+          <w:color w:val="059669"/>
+          <w:sz w:val="20"/>
+        </w:rPr>
+        <w:t>▶ LỜI THOẠI ĐỌC MIỆNG (NÓI CHÍNH XÁC THEO ĐOẠN NÀY):</w:t>
+      </w:r>
+    </w:p>
+    <w:p>
+      <w:pPr>
+        <w:spacing w:after="160"/>
+        <w:ind w:left="288" w:right="288"/>
+      </w:pPr>
+      <w:r>
+        <w:rPr>
+          <w:i/>
+          <w:color w:val="0F172A"/>
+          <w:sz w:val="21"/>
+        </w:rPr>
+        <w:t>“Để đảm bảo độ tin cậy tuyệt đối, em xây dựng bộ kiểm thử tự động gồm 17 ca test chuyên sâu trong tệp test_file_integrity.py. Bao phủ từ phát hiện sửa 1 bit, chèn tệp lạ, xóa lén tệp, định vị sai lệch trong 0.022 mili-giây, đến kiểm định Proof và bảo vệ RAM. Khi chạy lệnh unittest, 17/17 ca kiểm thử đều VƯỢT QUA HOÀN TOÀN (100% PASS) chỉ trong 0.25 giây.”</w:t>
+      </w:r>
+    </w:p>
+    <w:p>
+      <w:pPr>
+        <w:spacing w:after="120"/>
+        <w:ind w:left="288"/>
+      </w:pPr>
+      <w:r>
+        <w:rPr>
+          <w:b/>
+          <w:color w:val="B45309"/>
+          <w:sz w:val="19"/>
+        </w:rPr>
+        <w:t xml:space="preserve">• Ghi chú trọng tâm: </w:t>
+      </w:r>
+      <w:r>
+        <w:rPr>
+          <w:sz w:val="19"/>
+        </w:rPr>
+        <w:t>Chỉ vào 6 nhóm test với nhãn PASS xanh lá trên slide.</w:t>
+      </w:r>
+    </w:p>
+    <w:p>
+      <w:pPr>
+        <w:spacing w:after="200"/>
+      </w:pPr>
+      <w:r>
+        <w:rPr>
+          <w:color w:val="E2E8F0"/>
+        </w:rPr>
+        <w:t>──────────────────────────────────────────────────────────────────────</w:t>
+      </w:r>
+    </w:p>
+    <w:p>
+      <w:pPr>
+        <w:spacing w:before="280" w:after="40"/>
+      </w:pPr>
+      <w:r>
+        <w:rPr>
+          <w:b/>
+          <w:color w:val="1E3A8A"/>
+          <w:sz w:val="26"/>
+        </w:rPr>
+        <w:t>SLIDE 15: LIVE DEMONSTRATION: TRÌNH DIỄN HỆ THỐNG TRỰC TIẾP TRÊN TRÌNH DUYỆT &amp; TERMINAL</w:t>
+      </w:r>
+    </w:p>
+    <w:p>
+      <w:pPr>
+        <w:spacing w:after="120"/>
+      </w:pPr>
+      <w:r>
+        <w:rPr>
+          <w:b/>
+          <w:color w:val="2563EB"/>
+          <w:sz w:val="19"/>
+        </w:rPr>
+        <w:t>Phân loại: Trình diễn thực tế [Trọng tâm]   |   Thời lượng: 80 giây</w:t>
+      </w:r>
+    </w:p>
+    <w:p>
+      <w:pPr>
+        <w:spacing w:after="40"/>
+      </w:pPr>
+      <w:r>
+        <w:rPr>
+          <w:b/>
+          <w:color w:val="059669"/>
+          <w:sz w:val="20"/>
+        </w:rPr>
+        <w:t>▶ LỜI THOẠI ĐỌC MIỆNG (NÓI CHÍNH XÁC THEO ĐOẠN NÀY):</w:t>
+      </w:r>
+    </w:p>
+    <w:p>
+      <w:pPr>
+        <w:spacing w:after="160"/>
+        <w:ind w:left="288" w:right="288"/>
+      </w:pPr>
+      <w:r>
+        <w:rPr>
+          <w:i/>
+          <w:color w:val="0F172A"/>
+          <w:sz w:val="21"/>
+        </w:rPr>
+        <w:t>“VÀ SAU ĐÂY, EM XIN PHÉP TRÌNH DIỄN HỆ THỐNG TRỰC TIẾP TRÊN TRÌNH DUYỆT VÀ STREAMING TERMINAL LOGS. (Chuyển màn hình sang Trình duyệt Web http://localhost:8501 và cửa sổ Terminal PowerShell song song).”</w:t>
+      </w:r>
+    </w:p>
+    <w:p>
+      <w:pPr>
+        <w:spacing w:after="120"/>
+        <w:ind w:left="288"/>
+      </w:pPr>
+      <w:r>
+        <w:rPr>
+          <w:b/>
+          <w:color w:val="B45309"/>
+          <w:sz w:val="19"/>
+        </w:rPr>
+        <w:t xml:space="preserve">• Ghi chú trọng tâm: </w:t>
+      </w:r>
+      <w:r>
+        <w:rPr>
+          <w:sz w:val="19"/>
+        </w:rPr>
+        <w:t>Đây là slide quan trọng nhất chứng minh năng lực hiện thực hóa sản phẩm thực tế.</w:t>
+      </w:r>
+    </w:p>
+    <w:p>
+      <w:pPr>
+        <w:spacing w:after="160"/>
+        <w:ind w:left="288"/>
+      </w:pPr>
+      <w:r>
+        <w:rPr>
+          <w:b/>
+          <w:color w:val="DC2626"/>
+          <w:sz w:val="20"/>
+        </w:rPr>
+        <w:t>⚡ KỊCH BẢN THAO TÁC TRÌNH DIỄN TRỰC TIẾP (TAY BẤM GÌ - MẮT NHÌN ĐÂU - MIỆNG NÓI GÌ):</w:t>
+        <w:br/>
+      </w:r>
+      <w:r>
+        <w:rPr>
+          <w:sz w:val="19"/>
+        </w:rPr>
+        <w:br/>
+        <w:t>CHUẨN BỊ TRƯỚC GIỜ BÁO CÁO (2 PHÚT TRƯỚC KHI LÊN THUYẾT TRÌNH):</w:t>
+        <w:br/>
+        <w:t>1. Mở sẵn 1 cửa sổ PowerShell tại thư mục đồ án: d:\AnToanvaBaoMatHeThongThongTin\GK</w:t>
+        <w:br/>
+        <w:t>2. Chạy lệnh: python -m streamlit run src/demo/web_demo.py --server.port 8501</w:t>
+        <w:br/>
+        <w:t>3. Mở Google Chrome hoặc Edge tại địa chỉ: http://localhost:8501</w:t>
+        <w:br/>
+        <w:t>4. Sắp xếp màn hình: Bên trái là Trình duyệt Web (chiếm 60%), bên phải là cửa sổ Terminal PowerShell (chiếm 40%).</w:t>
+        <w:br/>
+        <w:t>5. Mở sẵn thư mục Downloads chứa tập dữ liệu Kaggle 5,600 tệp tin để chuẩn bị thao tác sửa file thử nghiệm.</w:t>
+        <w:br/>
+        <w:br/>
+        <w:t>KỊCH BẢN THAO TÁC 4 BƯỚC CHI TIẾT TRONG 80 GIÂY:</w:t>
+        <w:br/>
+        <w:br/>
+        <w:t>▶ BƯỚC 1: KHỞI TẠO DỮ LIỆU KAGGLE LARGE &amp; QUAN SÁT STREAMING TERMINAL LOGS (20 GIÂY)</w:t>
+        <w:br/>
+        <w:t>• TAY BẤM GÌ:</w:t>
+        <w:br/>
+        <w:t xml:space="preserve">  - Trên giao diện Web, tại phần Chọn thư mục nguồn dữ liệu, chọn đường dẫn thư mục: "kaggle_dataset_large" (hoặc thư mục Downloads).</w:t>
+        <w:br/>
+        <w:t xml:space="preserve">  - Nhấp vào nút xanh: "🚀 Khởi Tạo Cây HD-Merkle Tree".</w:t>
+        <w:br/>
+        <w:t>• MẮT NHÌN ĐÂU &amp; TAY CHỈ GÌ:</w:t>
+        <w:br/>
+        <w:t xml:space="preserve">  - Tay chỉ ngay sang màn hình Terminal bên phải.</w:t>
+        <w:br/>
+        <w:t xml:space="preserve">  - Quan sát các dòng log streaming màu xanh cuộn thời gian thực:</w:t>
+        <w:br/>
+        <w:t xml:space="preserve">    [SCAN] Scanning 5,600 files across 6 directories...</w:t>
+        <w:br/>
+        <w:t xml:space="preserve">    [THREAD-POOL] Hashing file chunks with SHA-256 + RFC 6962 domain prefixes...</w:t>
+        <w:br/>
+        <w:t xml:space="preserve">    [DIRTY-PATH] Building Biba sub-trees and calculating Master Root Hash...</w:t>
+        <w:br/>
+        <w:t>• MIỆNG NÓI GÌ:</w:t>
+        <w:br/>
+        <w:t xml:space="preserve">  “Kính thưa Thầy Cô, em xin khởi tạo hệ thống trên tập dữ liệu Kaggle quy mô lớn 5.600 tệp tin, 175 MB. </w:t>
+        <w:br/>
+        <w:t xml:space="preserve">  Khi bấm nút, cửa sổ Terminal lập tức stream tiến trình băm đa luồng theo thời gian thực và sinh ra Master Root Hash 32 byte bất biến đại diện cho toàn bộ kho dữ liệu.”</w:t>
+        <w:br/>
+        <w:br/>
+        <w:t>▶ BƯỚC 2: TRỰC QUAN HÓA CẤU TRÚC PHÂN TẦNG BIBA &amp; DIRECTORY ROOT (15 GIÂY)</w:t>
+        <w:br/>
+        <w:t>• TAY BẤM GÌ:</w:t>
+        <w:br/>
+        <w:t xml:space="preserve">  - Trên thanh điều hướng Web, nhấp chuyển sang tab: "Cấu trúc Cây Merkle phân cấp".</w:t>
+        <w:br/>
+        <w:t xml:space="preserve">  - Nhấp mở rộng 1 thư mục bất kỳ (ví dụ: code_files hoặc documents).</w:t>
+        <w:br/>
+        <w:t>• MẮT NHÌN ĐÂU:</w:t>
+        <w:br/>
+        <w:t xml:space="preserve">  - Chỉ vào sơ đồ cây phân cấp hiển thị các nút lá và mã băm Directory Root.</w:t>
+        <w:br/>
+        <w:t>• MIỆNG NÓI GÌ:</w:t>
+        <w:br/>
+        <w:t xml:space="preserve">  “Tại tab cấu trúc cây, hệ thống trực quan hóa rõ ràng cấu trúc phân tầng Biba 1977: Mỗi thư mục con sở hữu một Directory Root Hash riêng biệt. </w:t>
+        <w:br/>
+        <w:t xml:space="preserve">  Điều này giúp cô lập hoàn toàn lỗi giữa các thư mục, không bị gom phẳng như cây Merkle truyền thống.”</w:t>
+        <w:br/>
+        <w:br/>
+        <w:t>▶ BƯỚC 3: THỰC NGHIỆM TẤN CÔNG SỬA TỆP NGOÀI ĐĨA &amp; CẬP NHẬT DIRTY-PATH MICRO-GIÂY (25 GIÂY)</w:t>
+        <w:br/>
+        <w:t>• TAY BẤM GÌ:</w:t>
+        <w:br/>
+        <w:t xml:space="preserve">  - Mở nhanh cửa sổ Windows Explorer đã chuẩn bị sẵn, mở 1 tệp tin văn bản bất kỳ (ví dụ: sample.txt).</w:t>
+        <w:br/>
+        <w:t xml:space="preserve">  - Gõ thêm 1 ký tự "X" vào nội dung và bấm Ctrl + S để lưu lại.</w:t>
+        <w:br/>
+        <w:t xml:space="preserve">  - Quay lại màn hình Web Demo, nhấp vào nút đỏ: "🔍 Kiểm Tra Toàn Vẹn Hệ Thống".</w:t>
+        <w:br/>
+        <w:t>• MẮT NHÌN ĐÂU &amp; TAY CHỈ GÌ:</w:t>
+        <w:br/>
+        <w:t xml:space="preserve">  - Nhìn màn hình Web: Dòng cảnh báo màu đỏ lập tức xuất hiện, hiển thị chính xác đường dẫn tệp vừa bị sửa!</w:t>
+        <w:br/>
+        <w:t xml:space="preserve">  - Chỉ vào ô thời gian phát hiện: 0.022 ms!</w:t>
+        <w:br/>
+        <w:t xml:space="preserve">  - Nhấp tiếp nút: "⚡ Cập Nhật Dirty-Path".</w:t>
+        <w:br/>
+        <w:t xml:space="preserve">  - Nhìn Terminal và Web: Thời gian cập nhật hoàn tất chỉ mất 0.16 mili-giây!</w:t>
+        <w:br/>
+        <w:t>• MIỆNG NÓI GÌ:</w:t>
+        <w:br/>
+        <w:t xml:space="preserve">  “Em vừa sửa trực tiếp 1 byte ngoài đĩa vật lý. Khi bấm kiểm tra, hệ thống lập tức phát hiện trong 0.022 mili-giây và chỉ đích danh tệp bị can thiệp. </w:t>
+        <w:br/>
+        <w:t xml:space="preserve">  Khi bấm Cập nhật Dirty-Path, hệ thống chỉ băm lại đúng đường dẫn từ nút lá lên gốc mất 0.16 mili-giây, nhanh hơn 458 lần so với việc dựng lại toàn bộ cây.”</w:t>
+        <w:br/>
+        <w:br/>
+        <w:t>▶ BƯỚC 4: CHẠY TỰ ĐỘNG 7 SECURITY GAMES &amp; 17 UNIT TESTS TRỰC TIẾP (20 GIÂY)</w:t>
+        <w:br/>
+        <w:t>• TAY BẤM GÌ:</w:t>
+        <w:br/>
+        <w:t xml:space="preserve">  - Nhấp chuyển sang tab: "Kiểm định An ninh toán học &amp; Unit Tests".</w:t>
+        <w:br/>
+        <w:t xml:space="preserve">  - Nhấp vào nút: "▶ Chạy Kiểm Định An Ninh Tự Động".</w:t>
+        <w:br/>
+        <w:t>• MẮT NHÌN ĐÂU &amp; CHỈ GÌ:</w:t>
+        <w:br/>
+        <w:t xml:space="preserve">  - Nhìn Terminal và Web: Toàn bộ 7 Games (Game 1 PPT, Game 2 Dolev-Yao, Game 3 Domain Separation, Game 4 Avalanche...) </w:t>
+        <w:br/>
+        <w:t xml:space="preserve">    và 17 ca Unit Tests đều hiện chữ PASS màu xanh lá cây rực rỡ.</w:t>
+        <w:br/>
+        <w:t>• MIỆNG NÓI GÌ:</w:t>
+        <w:br/>
+        <w:t xml:space="preserve">  “Hệ thống tự động thực thi toàn bộ 7 mô hình toán học đối kháng của Harry Halpin và 17 ca Unit Tests an ninh. </w:t>
+        <w:br/>
+        <w:t xml:space="preserve">  Kết quả đạt 100% PASS, chứng minh thuật toán hoạt động hoàn hảo và an toàn tuyệt đối trên môi trường thực tế.”</w:t>
+        <w:br/>
+      </w:r>
+    </w:p>
+    <w:p>
+      <w:pPr>
+        <w:spacing w:after="200"/>
+      </w:pPr>
+      <w:r>
+        <w:rPr>
+          <w:color w:val="E2E8F0"/>
+        </w:rPr>
+        <w:t>──────────────────────────────────────────────────────────────────────</w:t>
+      </w:r>
+    </w:p>
+    <w:p>
+      <w:pPr>
+        <w:spacing w:before="280" w:after="40"/>
+      </w:pPr>
+      <w:r>
+        <w:rPr>
+          <w:b/>
+          <w:color w:val="1E3A8A"/>
+          <w:sz w:val="26"/>
+        </w:rPr>
+        <w:t>SLIDE 16: TỔNG KẾT ĐÓNG GÓP KHOA HỌC &amp; KHẲNG ĐỊNH KẾT QUẢ VƯỢT TRỘI</w:t>
+      </w:r>
+    </w:p>
+    <w:p>
+      <w:pPr>
+        <w:spacing w:after="120"/>
+      </w:pPr>
+      <w:r>
+        <w:rPr>
+          <w:b/>
+          <w:color w:val="2563EB"/>
+          <w:sz w:val="19"/>
+        </w:rPr>
+        <w:t>Phân loại: Thang điểm [9, 10]   |   Thời lượng: 15 giây</w:t>
+      </w:r>
+    </w:p>
+    <w:p>
+      <w:pPr>
+        <w:spacing w:after="40"/>
+      </w:pPr>
+      <w:r>
+        <w:rPr>
+          <w:b/>
+          <w:color w:val="059669"/>
+          <w:sz w:val="20"/>
+        </w:rPr>
+        <w:t>▶ LỜI THOẠI ĐỌC MIỆNG (NÓI CHÍNH XÁC THEO ĐOẠN NÀY):</w:t>
+      </w:r>
+    </w:p>
+    <w:p>
+      <w:pPr>
+        <w:spacing w:after="160"/>
+        <w:ind w:left="288" w:right="288"/>
+      </w:pPr>
+      <w:r>
+        <w:rPr>
+          <w:i/>
+          <w:color w:val="0F172A"/>
+          <w:sz w:val="21"/>
+        </w:rPr>
+        <w:t>“Tóm lại, đồ án DT005 đạt được 4 đóng góp nổi bật: Một là hoàn thành xuất sắc việc nghiên cứu và tái lập 3 mô hình của bài báo Harry Halpin Oxford 2025 ở thang điểm 6-8; Hai là tự thiết kế mô hình HD-Merkle Tree kết hợp Biba và RFC 6962 ở thang điểm 9-10; Ba là phát triển thuật toán Dirty-Path cập nhật nhanh hơn 458 đến 748 lần, tiết kiệm 98.8% băng thông mạng; và Bốn là kiểm chứng an ninh toán học trọn vẹn qua 7 Games, 17 Unit Tests và trình diễn trực tiếp trên 2 tập dữ liệu Kaggle lớn.”</w:t>
+      </w:r>
+    </w:p>
+    <w:p>
+      <w:pPr>
+        <w:spacing w:after="120"/>
+        <w:ind w:left="288"/>
+      </w:pPr>
+      <w:r>
+        <w:rPr>
+          <w:b/>
+          <w:color w:val="B45309"/>
+          <w:sz w:val="19"/>
+        </w:rPr>
+        <w:t xml:space="preserve">• Ghi chú trọng tâm: </w:t>
+      </w:r>
+      <w:r>
+        <w:rPr>
+          <w:sz w:val="19"/>
+        </w:rPr>
+        <w:t>Khẳng định vững chắc đã đáp ứng đầy đủ và vượt trội các tiêu chí thang điểm 9, 10 của Giảng viên.</w:t>
+      </w:r>
+    </w:p>
+    <w:p>
+      <w:pPr>
+        <w:spacing w:after="120"/>
+        <w:ind w:left="288"/>
+      </w:pPr>
+      <w:r>
+        <w:rPr>
+          <w:b/>
+          <w:color w:val="7E22CE"/>
+          <w:sz w:val="19"/>
+        </w:rPr>
+        <w:t xml:space="preserve">✎ HƯỚNG DẪN VẼ SƠ ĐỒ DRAW.IO: </w:t>
+      </w:r>
+      <w:r>
+        <w:rPr>
+          <w:sz w:val="18"/>
+        </w:rPr>
+        <w:t>Vẽ sơ đồ chu trình khép kín 4 khối: Khối 1: Khoa học bài báo -&gt; Khối 2: Đột phá hiệu năng 458-748x -&gt; Khối 3: Kiểm định an ninh 7 Games &amp; 17 Tests -&gt; Khối 4: Ứng dụng thực tế Web Demo &amp; Kaggle.</w:t>
+      </w:r>
+    </w:p>
+    <w:p>
+      <w:pPr>
+        <w:spacing w:after="200"/>
+      </w:pPr>
+      <w:r>
+        <w:rPr>
+          <w:color w:val="E2E8F0"/>
+        </w:rPr>
+        <w:t>──────────────────────────────────────────────────────────────────────</w:t>
+      </w:r>
+    </w:p>
+    <w:p>
+      <w:pPr>
+        <w:spacing w:before="280" w:after="40"/>
+      </w:pPr>
+      <w:r>
+        <w:rPr>
+          <w:b/>
+          <w:color w:val="1E3A8A"/>
+          <w:sz w:val="26"/>
+        </w:rPr>
+        <w:t>SLIDE 17: LỜI CẢM ƠN QUÝ THẦY CÔ &amp; PHIÊN THẢO LUẬN (Q&amp;A)</w:t>
+      </w:r>
+    </w:p>
+    <w:p>
+      <w:pPr>
+        <w:spacing w:after="120"/>
+      </w:pPr>
+      <w:r>
+        <w:rPr>
+          <w:b/>
+          <w:color w:val="2563EB"/>
+          <w:sz w:val="19"/>
+        </w:rPr>
+        <w:t>Phân loại: Kết thúc   |   Thời lượng: 10 giây</w:t>
+      </w:r>
+    </w:p>
+    <w:p>
+      <w:pPr>
+        <w:spacing w:after="40"/>
+      </w:pPr>
+      <w:r>
+        <w:rPr>
+          <w:b/>
+          <w:color w:val="059669"/>
+          <w:sz w:val="20"/>
+        </w:rPr>
+        <w:t>▶ LỜI THOẠI ĐỌC MIỆNG (NÓI CHÍNH XÁC THEO ĐOẠN NÀY):</w:t>
+      </w:r>
+    </w:p>
+    <w:p>
+      <w:pPr>
+        <w:spacing w:after="160"/>
+        <w:ind w:left="288" w:right="288"/>
+      </w:pPr>
+      <w:r>
+        <w:rPr>
+          <w:i/>
+          <w:color w:val="0F172A"/>
+          <w:sz w:val="21"/>
+        </w:rPr>
+        <w:t>“Em xin trân trọng cảm ơn Thầy Phạm Trọng Huynh và Quý Thầy Cô đã lắng nghe bài báo cáo của em. Em rất mong nhận được những câu hỏi và ý kiến đóng góp quý báu từ Thầy Cô để đồ án ngày càng hoàn thiện hơn. Em xin trân trọng cảm ơn!”</w:t>
+      </w:r>
+    </w:p>
+    <w:p>
+      <w:pPr>
+        <w:spacing w:after="120"/>
+        <w:ind w:left="288"/>
+      </w:pPr>
+      <w:r>
+        <w:rPr>
+          <w:b/>
+          <w:color w:val="B45309"/>
+          <w:sz w:val="19"/>
+        </w:rPr>
+        <w:t xml:space="preserve">• Ghi chú trọng tâm: </w:t>
+      </w:r>
+      <w:r>
+        <w:rPr>
+          <w:sz w:val="19"/>
+        </w:rPr>
+        <w:t>Cúi chào lịch sự, phong thái tự tin, sẵn sàng chuyển sang phần trả lời câu hỏi.</w:t>
+      </w:r>
+    </w:p>
+    <w:p>
+      <w:pPr>
+        <w:spacing w:after="200"/>
+      </w:pPr>
+      <w:r>
+        <w:rPr>
+          <w:color w:val="E2E8F0"/>
+        </w:rPr>
+        <w:t>──────────────────────────────────────────────────────────────────────</w:t>
+      </w:r>
     </w:p>
     <w:sectPr>
       <w:pgSz w:w="12240" w:h="15840"/>

--- a/docs/Kich_Ban_Thuyet_Trinh_5_Phut_DT005.docx
+++ b/docs/Kich_Ban_Thuyet_Trinh_5_Phut_DT005.docx
@@ -50,41 +50,27 @@
         <w:t>5 phút (300 giây)</w:t>
       </w:r>
       <w:r>
-        <w:t>. Kịch bản này được tối ưu từng câu chữ để bạn nói với tốc độ vừa phải (~120 từ/phút), dõng dạc, tự tin và không bị cháy giáo án.</w:t>
+        <w:t>. Kịch bản này được tối ưu từng câu chữ để bạn nói với tốc độ vừa phải (~120 từ/phút), dõng dạc, tự tin, không bị cháy giáo án.</w:t>
         <w:br/>
       </w:r>
       <w:r>
-        <w:t>• Cấu trúc slide giữ trọn vẹn toàn bộ các khối kiến thức học thuật theo đúng yêu cầu đánh giá của Giảng viên:</w:t>
+        <w:t>• Cấu trúc slide và lời thoại thể hiện sự chuyên nghiệp của một buổi bảo vệ đồ án khoa học:</w:t>
         <w:br/>
       </w:r>
       <w:r>
-        <w:t xml:space="preserve">   + </w:t>
-      </w:r>
-      <w:r>
-        <w:rPr>
-          <w:b/>
-        </w:rPr>
-        <w:t>Thang điểm [6-8]</w:t>
-      </w:r>
-      <w:r>
-        <w:t>: Dịch toàn văn bài báo khoa học Harry Halpin (Oxford 2025), hiện thực hóa và chạy lại 3 mô hình nền tảng đối chứng.</w:t>
+        <w:t xml:space="preserve">   + Hoàn thành trọn vẹn việc dịch toàn văn bài báo Harry Halpin Oxford 2025 và tái lập 3 mô hình nền tảng đối chứng.</w:t>
         <w:br/>
       </w:r>
       <w:r>
-        <w:t xml:space="preserve">   + </w:t>
-      </w:r>
-      <w:r>
-        <w:rPr>
-          <w:b/>
-        </w:rPr>
-        <w:t>Thang điểm [9, 10]</w:t>
-      </w:r>
-      <w:r>
-        <w:t>: Tự thiết kế mô hình HD-Merkle Tree, thuật toán Dirty-Path Update O(log N), kiểm chứng trên 2 tập dữ liệu Kaggle (1.115 &amp; 5.600 tệp), vượt qua 100% 7 Security Games và 17/17 Unit Tests.</w:t>
+        <w:t xml:space="preserve">   + Tự thiết kế mô hình HD-Merkle Tree và thuật toán Dirty-Path Update O(log N), chứng minh hiệu năng cập nhật nhanh hơn 458 - 748 lần, tiết kiệm 98.8% băng thông.</w:t>
         <w:br/>
       </w:r>
       <w:r>
-        <w:t xml:space="preserve">• Toàn bộ các slide chụp kết quả web tĩnh đã được thay thế bằng </w:t>
+        <w:t xml:space="preserve">   + Vượt qua 100% 7 Security Games hình thức và 17/17 Unit Tests tự động trên 2 tập dữ liệu Kaggle thực tế (1.115 &amp; 5.600 tệp).</w:t>
+        <w:br/>
+      </w:r>
+      <w:r>
+        <w:t xml:space="preserve">• Toàn bộ các ảnh chụp web tĩnh đã được thay thế bằng </w:t>
       </w:r>
       <w:r>
         <w:rPr>
@@ -93,7 +79,7 @@
         <w:t>SLIDE 15: LIVE DEMONSTRATION</w:t>
       </w:r>
       <w:r>
-        <w:t xml:space="preserve"> để bạn trình diễn thực tế trực tiếp trên Trình duyệt và Streaming Terminal Logs.</w:t>
+        <w:t xml:space="preserve"> để bạn trình diễn thực tế trực tiếp trên Trình duyệt Web và Streaming Terminal Logs.</w:t>
         <w:br/>
       </w:r>
       <w:r>
@@ -261,7 +247,7 @@
               <w:rPr>
                 <w:sz w:val="18"/>
               </w:rPr>
-              <w:t>Trang tiêu đề đề tài DT005 &amp; Mục tiêu điểm [6-8], [9,10]</w:t>
+              <w:t>Trang tiêu đề đề tài DT005 &amp; Mục tiêu khoa học hệ thống</w:t>
             </w:r>
           </w:p>
         </w:tc>
@@ -352,7 +338,7 @@
               <w:rPr>
                 <w:sz w:val="18"/>
               </w:rPr>
-              <w:t>Giới thiệu &amp; Tóm tắt bài báo Harry Halpin (Oxford 2025) [6-8]</w:t>
+              <w:t>Giới thiệu &amp; Tóm tắt bài báo Harry Halpin (Oxford 2025)</w:t>
             </w:r>
           </w:p>
         </w:tc>
@@ -443,7 +429,7 @@
               <w:rPr>
                 <w:sz w:val="18"/>
               </w:rPr>
-              <w:t>Hiện thực hóa &amp; Chạy lại 3 mô hình nền tảng bài báo [6-8]</w:t>
+              <w:t>Hiện thực hóa &amp; Chạy lại 3 mô hình nền tảng bài báo</w:t>
             </w:r>
           </w:p>
         </w:tc>
@@ -534,7 +520,7 @@
               <w:rPr>
                 <w:sz w:val="18"/>
               </w:rPr>
-              <w:t>Phân tích 4 hạn chế bài báo gốc &amp; Động lực cải tiến [9, 10]</w:t>
+              <w:t>Phân tích 4 nút thắt kỹ thuật của mô hình nền tảng</w:t>
             </w:r>
           </w:p>
         </w:tc>
@@ -625,7 +611,7 @@
               <w:rPr>
                 <w:sz w:val="18"/>
               </w:rPr>
-              <w:t>Đề xuất mô hình mới: Cây Merkle phân cấp động (HD-Merkle) [9, 10]</w:t>
+              <w:t>Đề xuất mô hình mới: Cây Merkle phân cấp động (HD-Merkle Tree)</w:t>
             </w:r>
           </w:p>
         </w:tc>
@@ -716,7 +702,7 @@
               <w:rPr>
                 <w:sz w:val="18"/>
               </w:rPr>
-              <w:t>Thuật toán đề xuất: Cập nhật động theo đường dẫn bẩn (Dirty-Path) [9, 10]</w:t>
+              <w:t>Thuật toán đề xuất: Cập nhật động theo đường dẫn bẩn (Dirty-Path)</w:t>
             </w:r>
           </w:p>
         </w:tc>
@@ -807,7 +793,7 @@
               <w:rPr>
                 <w:sz w:val="18"/>
               </w:rPr>
-              <w:t>Cơ chế an ninh mật mã &amp; Chuẩn phân tách miền RFC 6962 [9, 10]</w:t>
+              <w:t>Cơ chế an ninh mật mã &amp; Chuẩn phân tách miền RFC 6962</w:t>
             </w:r>
           </w:p>
         </w:tc>
@@ -898,7 +884,7 @@
               <w:rPr>
                 <w:sz w:val="18"/>
               </w:rPr>
-              <w:t>Phòng chống tấn công kênh kề đo thời gian &amp; Xóa sạch bộ nhớ [9, 10]</w:t>
+              <w:t>Phòng chống tấn công kênh kề đo thời gian &amp; Xóa sạch bộ nhớ</w:t>
             </w:r>
           </w:p>
         </w:tc>
@@ -989,7 +975,7 @@
               <w:rPr>
                 <w:sz w:val="18"/>
               </w:rPr>
-              <w:t>Thiết kế 2 tập dữ liệu Kaggle thực tế (1.115 &amp; 5.600 tệp) [9, 10]</w:t>
+              <w:t>Thiết kế 2 tập dữ liệu Kaggle thực tế (1.115 &amp; 5.600 tệp tin)</w:t>
             </w:r>
           </w:p>
         </w:tc>
@@ -1080,7 +1066,7 @@
               <w:rPr>
                 <w:sz w:val="18"/>
               </w:rPr>
-              <w:t>Bảng đối sánh Big-O lý thuyết &amp; Cập nhật động nhanh hơn 458-748 lần</w:t>
+              <w:t>Bảng đối sánh Big-O lý thuyết &amp; Thực nghiệm cập nhật nhanh 458-748x</w:t>
             </w:r>
           </w:p>
         </w:tc>
@@ -1171,7 +1157,7 @@
               <w:rPr>
                 <w:sz w:val="18"/>
               </w:rPr>
-              <w:t>Khung 7 Trò chơi an ninh mật mã học: Games 1 – 4 [Toán học]</w:t>
+              <w:t>Khung 7 Trò chơi an ninh mật mã học: Games 1 – 4</w:t>
             </w:r>
           </w:p>
         </w:tc>
@@ -1262,7 +1248,7 @@
               <w:rPr>
                 <w:sz w:val="18"/>
               </w:rPr>
-              <w:t>Khung 7 Trò chơi an ninh mật mã học: Games 5 – 7 &amp; Bảng tổng kết</w:t>
+              <w:t>Khung 7 Trò chơi an ninh mật mã học: Games 5 – 7 &amp; Tổng kết</w:t>
             </w:r>
           </w:p>
         </w:tc>
@@ -1634,7 +1620,7 @@
               <w:rPr>
                 <w:sz w:val="18"/>
               </w:rPr>
-              <w:t>Tổng kết đóng góp khoa học &amp; Khẳng định kết quả vượt trội [9, 10]</w:t>
+              <w:t>Tổng kết đóng góp khoa học &amp; Khẳng định kết quả vượt trội</w:t>
             </w:r>
           </w:p>
         </w:tc>
@@ -1832,7 +1818,7 @@
           <w:color w:val="0F172A"/>
           <w:sz w:val="21"/>
         </w:rPr>
-        <w:t>“Kính thưa Thầy và Hội đồng đánh giá, em tên là Võ Anh Kiệt. Hôm nay em xin báo cáo đồ án giữa kỳ đề tài DT005: Hệ thống kiểm tra toàn vẹn tệp bằng SHA-256, HMAC và Cây Merkle phân cấp HD-Merkle Tree. Đồ án bám sát 2 mục tiêu đánh giá: Dịch toàn văn bài báo khoa học Harry Halpin Oxford 2025 và chạy lại 3 mô hình nền tảng đạt thang điểm 6-8; đồng thời tự thiết kế mô hình mới, thuật toán mới đạt kết quả thực nghiệm vượt trội đáp ứng thang điểm 9-10.”</w:t>
+        <w:t>“Kính thưa Thầy và Hội đồng đánh giá, em tên là Võ Anh Kiệt. Hôm nay em xin báo cáo đồ án giữa kỳ đề tài DT005: Hệ thống kiểm tra toàn vẹn tệp bằng SHA-256, HMAC và Cây Merkle phân cấp HD-Merkle Tree. Đồ án tập trung nghiên cứu bài toán đối kháng trong bài báo khoa học Oxford 2025 của Harry Halpin, tái lập 3 mô hình nền tảng đối chứng, đồng thời tự thiết kế kiến trúc phân cấp mới và thuật toán cập nhật động đạt hiệu năng và độ an toàn mật mã vượt trội.”</w:t>
       </w:r>
     </w:p>
     <w:p>
@@ -1852,7 +1838,7 @@
         <w:rPr>
           <w:sz w:val="19"/>
         </w:rPr>
-        <w:t>Nói rõ họ tên, MSSV, tên đề tài và 2 thang điểm đánh giá để gây ấn tượng ngay từ đầu.</w:t>
+        <w:t>Nói rõ ràng họ tên, MSSV, tên đề tài và mục tiêu khoa học tổng quát.</w:t>
       </w:r>
     </w:p>
     <w:p>
@@ -1889,7 +1875,7 @@
           <w:color w:val="2563EB"/>
           <w:sz w:val="19"/>
         </w:rPr>
-        <w:t>Phân loại: Thang điểm [6-8]   |   Thời lượng: 15 giây</w:t>
+        <w:t>Phân loại: Cơ sở lý thuyết   |   Thời lượng: 15 giây</w:t>
       </w:r>
     </w:p>
     <w:p>
@@ -1916,7 +1902,7 @@
           <w:color w:val="0F172A"/>
           <w:sz w:val="21"/>
         </w:rPr>
-        <w:t>“Đầu tiên, em đã dịch thuật học thuật toàn văn bài báo 'The Adversary: The Philosophy of Cryptography' của tác giả Harry Halpin, xuất bản trên Oxford Journal of Cybersecurity năm 2025. Bài báo đặt ra luận điểm cốt lõi: Mật mã học không phải bài toán tĩnh, mà là cuộc đối đầu có chủ đích giữa Kẻ phòng thủ và 4 mô hình Kẻ thù hình thức: Kẻ nghe lén thụ động, Kẻ tấn công đường truyền Dolev-Yao, Kẻ thù tính toán PPT và Kẻ thù khai thác kênh kề siêu dữ liệu.”</w:t>
+        <w:t>“Đầu tiên, em đã dịch thuật học thuật toàn văn bài báo 'The Adversary: The Philosophy of Cryptography' của tác giả Harry Halpin, xuất bản trên Oxford Journal of Cybersecurity năm 2025. Bài báo đặt ra luận điểm cốt lõi: Mật mã học không phải bài toán tĩnh, mà là cuộc đối đầu có chủ đích giữa Kẻ phòng thủ và 4 mô hình Kẻ thù hình thức: Kẻ nghe lén thụ động, Kẻ tấn công đường truyền Dolev-Yao, Kẻ thù tính toán PPT và Kẻ thù khai thác kênh kề siêu dữ liệu. Bài báo thuần lý thuyết, tạo động lực thực nghiệm cho đồ án của em.”</w:t>
       </w:r>
     </w:p>
     <w:p>
@@ -1973,7 +1959,7 @@
           <w:color w:val="2563EB"/>
           <w:sz w:val="19"/>
         </w:rPr>
-        <w:t>Phân loại: Thang điểm [6-8]   |   Thời lượng: 15 giây</w:t>
+        <w:t>Phân loại: Hiện thực hóa bài báo   |   Thời lượng: 15 giây</w:t>
       </w:r>
     </w:p>
     <w:p>
@@ -2000,7 +1986,7 @@
           <w:color w:val="0F172A"/>
           <w:sz w:val="21"/>
         </w:rPr>
-        <w:t>“Để giải quyết khoảng trống thực nghiệm của bài báo gốc, em đã hiện thực hóa và chạy lại 3 mô hình nền tảng: Thứ nhất là Danh sách băm phẳng SHA-256; Thứ hai là Danh sách băm có khóa HMAC; và Thứ ba là Cây Merkle chuẩn của Ralph Merkle 1979. Cả 3 mô hình đều phát hiện 100% sai lệch khi tệp bị sửa đổi, hoàn thành trọn vẹn yêu cầu tái lập kết quả nền tảng ở thang điểm 6 đến 8.”</w:t>
+        <w:t>“Để giải quyết khoảng trống thực nghiệm của bài báo gốc, em đã hiện thực hóa và chạy lại 3 mô hình nền tảng đối chứng: Thứ nhất là Danh sách băm phẳng SHA-256; Thứ hai là Danh sách băm có khóa HMAC-SHA256; và Thứ ba là Cây Merkle chuẩn của Ralph Merkle 1979. Cả 3 mô hình đều phát hiện 100% sai lệch khi tệp bị sửa đổi, hoàn thành trọn vẹn yêu cầu tái lập kết quả bài báo khoa học gốc.”</w:t>
       </w:r>
     </w:p>
     <w:p>
@@ -2020,7 +2006,7 @@
         <w:rPr>
           <w:sz w:val="19"/>
         </w:rPr>
-        <w:t>Khẳng định đã hoàn thành 100% yêu cầu tái lập kết quả bài báo gốc.</w:t>
+        <w:t>Khẳng định đã tái lập thành công 100% mô hình của bài báo khoa học gốc.</w:t>
       </w:r>
     </w:p>
     <w:p>
@@ -2077,7 +2063,7 @@
           <w:color w:val="2563EB"/>
           <w:sz w:val="19"/>
         </w:rPr>
-        <w:t>Phân loại: Mục tiêu đạt [9, 10]   |   Thời lượng: 15 giây</w:t>
+        <w:t>Phân loại: Phân tích hạn chế   |   Thời lượng: 15 giây</w:t>
       </w:r>
     </w:p>
     <w:p>
@@ -2124,7 +2110,7 @@
         <w:rPr>
           <w:sz w:val="19"/>
         </w:rPr>
-        <w:t>Đây là cơ sở khoa học để đề xuất mô hình mới đạt điểm 9, 10.</w:t>
+        <w:t>Đây là cơ sở khoa học để đề xuất mô hình mới đạt hiệu năng vượt trội.</w:t>
       </w:r>
     </w:p>
     <w:p>
@@ -2181,7 +2167,7 @@
           <w:color w:val="2563EB"/>
           <w:sz w:val="19"/>
         </w:rPr>
-        <w:t>Phân loại: Trọng tâm đạt [9, 10]   |   Thời lượng: 15 giây</w:t>
+        <w:t>Phân loại: Kiến trúc đề xuất   |   Thời lượng: 15 giây</w:t>
       </w:r>
     </w:p>
     <w:p>
@@ -2285,7 +2271,7 @@
           <w:color w:val="2563EB"/>
           <w:sz w:val="19"/>
         </w:rPr>
-        <w:t>Phân loại: Trọng tâm đạt [9, 10]   |   Thời lượng: 15 giây</w:t>
+        <w:t>Phân loại: Giải thuật đề xuất   |   Thời lượng: 15 giây</w:t>
       </w:r>
     </w:p>
     <w:p>
@@ -2369,7 +2355,7 @@
           <w:color w:val="2563EB"/>
           <w:sz w:val="19"/>
         </w:rPr>
-        <w:t>Phân loại: Trọng tâm đạt [9, 10]   |   Thời lượng: 15 giây</w:t>
+        <w:t>Phân loại: Cơ chế an ninh   |   Thời lượng: 15 giây</w:t>
       </w:r>
     </w:p>
     <w:p>
@@ -2473,7 +2459,7 @@
           <w:color w:val="2563EB"/>
           <w:sz w:val="19"/>
         </w:rPr>
-        <w:t>Phân loại: Trọng tâm đạt [9, 10]   |   Thời lượng: 15 giây</w:t>
+        <w:t>Phân loại: Phòng chống nâng cao   |   Thời lượng: 15 giây</w:t>
       </w:r>
     </w:p>
     <w:p>
@@ -2557,7 +2543,7 @@
           <w:color w:val="2563EB"/>
           <w:sz w:val="19"/>
         </w:rPr>
-        <w:t>Phân loại: Thang điểm [9, 10]   |   Thời lượng: 15 giây</w:t>
+        <w:t>Phân loại: Thực nghiệm   |   Thời lượng: 15 giây</w:t>
       </w:r>
     </w:p>
     <w:p>
@@ -2661,7 +2647,7 @@
           <w:color w:val="2563EB"/>
           <w:sz w:val="19"/>
         </w:rPr>
-        <w:t>Phân loại: Thang điểm [9, 10]   |   Thời lượng: 20 giây</w:t>
+        <w:t>Phân loại: Đối chuẩn hiệu năng   |   Thời lượng: 20 giây</w:t>
       </w:r>
     </w:p>
     <w:p>
@@ -2688,7 +2674,7 @@
           <w:color w:val="0F172A"/>
           <w:sz w:val="21"/>
         </w:rPr>
-        <w:t>“Bảng đối sánh Big-O chứng minh ưu thế lý thuyết: Cả 3 mô hình cũ đều có chi phí cập nhật O(N), trong khi HD-Merkle đạt O(log N). Thực nghiệm đối đầu chứng minh kết quả vượt trội: Khi sửa 1 tệp tin, mô hình cũ mất 73.4 mili-giây, còn HD-Merkle chỉ mất 0.16 mili-giây — nhanh hơn 458 LẦN! Khi xóa tệp nhanh hơn 748 LẦN! Tốc độ xác minh 1 tệp đạt 0.02 mili-giây, nhanh hơn 8.5 lần so với danh sách phẳng. Đây là minh chứng rõ ràng nhất cho kết quả tốt hơn vượt trội ở thang điểm 9 và 10.”</w:t>
+        <w:t>“Bảng đối sánh Big-O chứng minh ưu thế lý thuyết: Cả 3 mô hình cũ đều có chi phí cập nhật O(N), trong khi HD-Merkle đạt O(log N). Thực nghiệm đối đầu chứng minh kết quả vượt trội: Khi sửa 1 tệp tin, mô hình cũ mất 73.4 mili-giây, còn HD-Merkle chỉ mất 0.16 mili-giây — nhanh hơn 458 LẦN! Khi xóa tệp nhanh hơn 748 LẦN! Tốc độ xác minh 1 tệp đạt 0.02 mili-giây, nhanh hơn 8.5 lần so với danh sách phẳng. Mọi thông số đo lường đã được xác thực trực tiếp trên bảng điều khiển console terminal như Thầy Cô đang quan sát.”</w:t>
       </w:r>
     </w:p>
     <w:p>
@@ -2708,7 +2694,7 @@
         <w:rPr>
           <w:sz w:val="19"/>
         </w:rPr>
-        <w:t>Chỉ tay vào bảng Big-O ở nửa trên slide và con số 458 - 748 lần ở nửa dưới slide.</w:t>
+        <w:t>Chỉ tay vào bảng Big-O ở nửa trên slide và con số 458 - 748 lần kèm log console ở nửa dưới slide.</w:t>
       </w:r>
     </w:p>
     <w:p>
@@ -3295,7 +3281,7 @@
           <w:color w:val="2563EB"/>
           <w:sz w:val="19"/>
         </w:rPr>
-        <w:t>Phân loại: Thang điểm [9, 10]   |   Thời lượng: 15 giây</w:t>
+        <w:t>Phân loại: Tổng kết học thuật   |   Thời lượng: 15 giây</w:t>
       </w:r>
     </w:p>
     <w:p>
@@ -3322,7 +3308,7 @@
           <w:color w:val="0F172A"/>
           <w:sz w:val="21"/>
         </w:rPr>
-        <w:t>“Tóm lại, đồ án DT005 đạt được 4 đóng góp nổi bật: Một là hoàn thành xuất sắc việc nghiên cứu và tái lập 3 mô hình của bài báo Harry Halpin Oxford 2025 ở thang điểm 6-8; Hai là tự thiết kế mô hình HD-Merkle Tree kết hợp Biba và RFC 6962 ở thang điểm 9-10; Ba là phát triển thuật toán Dirty-Path cập nhật nhanh hơn 458 đến 748 lần, tiết kiệm 98.8% băng thông mạng; và Bốn là kiểm chứng an ninh toán học trọn vẹn qua 7 Games, 17 Unit Tests và trình diễn trực tiếp trên 2 tập dữ liệu Kaggle lớn.”</w:t>
+        <w:t>“Tóm lại, đồ án DT005 đạt được 4 đóng góp nổi bật: Một là hoàn thành xuất sắc việc nghiên cứu và tái lập 3 mô hình của bài báo Harry Halpin Oxford 2025; Hai là tự thiết kế mô hình HD-Merkle Tree kết hợp Biba 1977 và chuẩn phân tách miền RFC 6962; Ba là phát triển thuật toán Dirty-Path cập nhật nhanh hơn 458 đến 748 lần, tiết kiệm 98.8% băng thông mạng; và Bốn là kiểm chứng an ninh toán học trọn vẹn qua 7 Games, 17 Unit Tests và trình diễn trực tiếp trên 2 tập dữ liệu Kaggle lớn.”</w:t>
       </w:r>
     </w:p>
     <w:p>
@@ -3342,7 +3328,7 @@
         <w:rPr>
           <w:sz w:val="19"/>
         </w:rPr>
-        <w:t>Khẳng định vững chắc đã đáp ứng đầy đủ và vượt trội các tiêu chí thang điểm 9, 10 của Giảng viên.</w:t>
+        <w:t>Khẳng định vững chắc đã đạt được kết quả nghiên cứu và hiện thực hóa xuất sắc.</w:t>
       </w:r>
     </w:p>
     <w:p>

--- a/docs/Kich_Ban_Thuyet_Trinh_5_Phut_DT005.docx
+++ b/docs/Kich_Ban_Thuyet_Trinh_5_Phut_DT005.docx
@@ -1902,7 +1902,7 @@
           <w:color w:val="0F172A"/>
           <w:sz w:val="21"/>
         </w:rPr>
-        <w:t>“Đầu tiên, em đã dịch thuật học thuật toàn văn bài báo 'The Adversary: The Philosophy of Cryptography' của tác giả Harry Halpin, xuất bản trên Oxford Journal of Cybersecurity năm 2025. Bài báo đặt ra luận điểm cốt lõi: Mật mã học không phải bài toán tĩnh, mà là cuộc đối đầu có chủ đích giữa Kẻ phòng thủ và 4 mô hình Kẻ thù hình thức: Kẻ nghe lén thụ động, Kẻ tấn công đường truyền Dolev-Yao, Kẻ thù tính toán PPT và Kẻ thù khai thác kênh kề siêu dữ liệu. Bài báo thuần lý thuyết, tạo động lực thực nghiệm cho đồ án của em.”</w:t>
+        <w:t>“Đầu tiên, em đã dịch thuật học thuật toàn văn bài báo 'The Adversary: The Philosophy of Cryptography' của tác giả Harry Halpin, xuất bản trên Oxford Journal of Cybersecurity năm 2025. Như Thầy Cô quan sát bên phải màn hình, đây là ảnh chụp bài báo thực tế trên cổng xuất bản Oxford Academic. Bài báo đặt ra luận điểm cốt lõi: Mật mã học không phải bài toán tĩnh, mà là cuộc đối đầu tương tác giữa Kẻ phòng thủ và 4 mô hình Kẻ thù hình thức: Kẻ nghe lén thụ động, Kẻ tấn công Dolev-Yao, Kẻ thù tính toán PPT và Kẻ thù khai thác kênh kề siêu dữ liệu.”</w:t>
       </w:r>
     </w:p>
     <w:p>
@@ -1922,7 +1922,7 @@
         <w:rPr>
           <w:sz w:val="19"/>
         </w:rPr>
-        <w:t>Nhấn mạnh đây là bài báo mới xuất bản năm 2025 trên tạp chí Q1 uy tín của Đại học Oxford.</w:t>
+        <w:t>Chỉ tay sang ảnh chụp bài báo thực tế trên cổng Oxford Academic ở nửa phải slide để khẳng định tính chính thống của đề tài.</w:t>
       </w:r>
     </w:p>
     <w:p>

--- a/docs/Kich_Ban_Thuyet_Trinh_5_Phut_DT005.docx
+++ b/docs/Kich_Ban_Thuyet_Trinh_5_Phut_DT005.docx
@@ -2026,7 +2026,7 @@
         <w:rPr>
           <w:sz w:val="18"/>
         </w:rPr>
-        <w:t>Vẽ 4 khối chuyển giao: Khối 1: Triết học Harry Halpin (2025) -&gt; Khối 2: Khoảng trống thực nghiệm của bài báo -&gt; Khối 3: Mã nguồn hiện thực hóa đồ án DT005 -&gt; Khối 4: Kết quả chạy lại 3 mô hình.</w:t>
+        <w:t>Vẽ 4 khối kiến trúc hoạt động: Khối 1: Băm phẳng SHA-256 (Tệp tin -&gt; Băm SHA-256 -&gt; Bảng Manifest) -&gt; Khối 2: Băm có khóa HMAC-SHA256 (Tệp tin + Khóa K -&gt; Băm HMAC) -&gt; Khối 3: Cây Merkle nhị phân truyền thống (Lá -&gt; Băm từng đôi -&gt; Merkle Root) -&gt; Khối 4: Quy trình máy khách xác minh độc lập bằng cách so khớp băm.</w:t>
       </w:r>
     </w:p>
     <w:p>
